--- a/docs/Hackathon_Notice/2026년_제8회_K디지털_트레이닝_해커톤_참가신청서(양식).docx
+++ b/docs/Hackathon_Notice/2026년_제8회_K디지털_트레이닝_해커톤_참가신청서(양식).docx
@@ -1,6 +1,6 @@
 
 <file path=word/document.xml><?xml version="1.0" encoding="utf-8"?>
-<w:document xmlns:wpc="http://schemas.microsoft.com/office/word/2010/wordprocessingCanvas" xmlns:cx="http://schemas.microsoft.com/office/drawing/2014/chartex" xmlns:cx1="http://schemas.microsoft.com/office/drawing/2015/9/8/chartex" xmlns:cx2="http://schemas.microsoft.com/office/drawing/2015/10/21/chartex" xmlns:cx3="http://schemas.microsoft.com/office/drawing/2016/5/9/chartex" xmlns:cx4="http://schemas.microsoft.com/office/drawing/2016/5/10/chartex" xmlns:cx5="http://schemas.microsoft.com/office/drawing/2016/5/11/chartex" xmlns:cx6="http://schemas.microsoft.com/office/drawing/2016/5/12/chartex" xmlns:cx7="http://schemas.microsoft.com/office/drawing/2016/5/13/chartex" xmlns:cx8="http://schemas.microsoft.com/office/drawing/2016/5/14/chartex" xmlns:mc="http://schemas.openxmlformats.org/markup-compatibility/2006" xmlns:aink="http://schemas.microsoft.com/office/drawing/2016/ink" xmlns:am3d="http://schemas.microsoft.com/office/drawing/2017/model3d" xmlns:o="urn:schemas-microsoft-com:office:office" xmlns:oel="http://schemas.microsoft.com/office/2019/extlst" xmlns:r="http://schemas.openxmlformats.org/officeDocument/2006/relationships" xmlns:m="http://schemas.openxmlformats.org/officeDocument/2006/math" xmlns:v="urn:schemas-microsoft-com:vml" xmlns:wp14="http://schemas.microsoft.com/office/word/2010/wordprocessingDrawing" xmlns:wp="http://schemas.openxmlformats.org/drawingml/2006/wordprocessingDrawing" xmlns:w10="urn:schemas-microsoft-com:office:word" xmlns:w="http://schemas.openxmlformats.org/wordprocessingml/2006/main" xmlns:w14="http://schemas.microsoft.com/office/word/2010/wordml" xmlns:w15="http://schemas.microsoft.com/office/word/2012/wordml" xmlns:w16cex="http://schemas.microsoft.com/office/word/2018/wordml/cex" xmlns:w16cid="http://schemas.microsoft.com/office/word/2016/wordml/cid" xmlns:w16="http://schemas.microsoft.com/office/word/2018/wordml" xmlns:w16du="http://schemas.microsoft.com/office/word/2023/wordml/word16du" xmlns:w16sdtdh="http://schemas.microsoft.com/office/word/2020/wordml/sdtdatahash" xmlns:w16sdtfl="http://schemas.microsoft.com/office/word/2024/wordml/sdtformatlock" xmlns:w16se="http://schemas.microsoft.com/office/word/2015/wordml/symex" xmlns:wpg="http://schemas.microsoft.com/office/word/2010/wordprocessingGroup" xmlns:wpi="http://schemas.microsoft.com/office/word/2010/wordprocessingInk" xmlns:wne="http://schemas.microsoft.com/office/word/2006/wordml" xmlns:wps="http://schemas.microsoft.com/office/word/2010/wordprocessingShape" mc:Ignorable="w14 w15 w16se w16cid w16 w16cex w16sdtdh w16sdtfl w16du wp14">
+<w:document xmlns:wpc="http://schemas.microsoft.com/office/word/2010/wordprocessingCanvas" xmlns:mc="http://schemas.openxmlformats.org/markup-compatibility/2006" xmlns:o="urn:schemas-microsoft-com:office:office" xmlns:r="http://schemas.openxmlformats.org/officeDocument/2006/relationships" xmlns:m="http://schemas.openxmlformats.org/officeDocument/2006/math" xmlns:v="urn:schemas-microsoft-com:vml" xmlns:wp14="http://schemas.microsoft.com/office/word/2010/wordprocessingDrawing" xmlns:wp="http://schemas.openxmlformats.org/drawingml/2006/wordprocessingDrawing" xmlns:w10="urn:schemas-microsoft-com:office:word" xmlns:w="http://schemas.openxmlformats.org/wordprocessingml/2006/main" xmlns:w14="http://schemas.microsoft.com/office/word/2010/wordml" xmlns:w15="http://schemas.microsoft.com/office/word/2012/wordml" xmlns:w16se="http://schemas.microsoft.com/office/word/2015/wordml/symex" xmlns:w16cid="http://schemas.microsoft.com/office/word/2016/wordml/cid" xmlns:w16="http://schemas.microsoft.com/office/word/2018/wordml" xmlns:w16cex="http://schemas.microsoft.com/office/word/2018/wordml/cex" xmlns:w16sdtdh="http://schemas.microsoft.com/office/word/2020/wordml/sdtdatahash" xmlns:wne="http://schemas.microsoft.com/office/word/2006/wordml" xmlns:wpg="http://schemas.microsoft.com/office/word/2010/wordprocessingGroup" xmlns:wps="http://schemas.microsoft.com/office/word/2010/wordprocessingShape" mc:Ignorable="w14 w15 w16se w16cid w16 w16cex w16sdtdh wp14">
   <w:body>
     <w:tbl>
       <w:tblPr>
@@ -21,7 +21,7 @@
           <w:bottom w:w="28" w:type="dxa"/>
           <w:right w:w="102" w:type="dxa"/>
         </w:tblCellMar>
-        <w:tblLook w:val="04A0" w:firstRow="1" w:lastRow="0" w:firstColumn="1" w:lastColumn="0" w:noHBand="0" w:noVBand="1"/>
+        <w:tblLook w:firstRow="1" w:firstColumn="1" w:noVBand="1"/>
       </w:tblPr>
       <w:tblGrid>
         <w:gridCol w:w="1093"/>
@@ -33,8 +33,6 @@
       </w:tblGrid>
       <w:tr>
         <w:trPr>
-          <w:gridAfter w:val="1"/>
-          <w:wAfter w:w="13" w:type="dxa"/>
           <w:trHeight w:val="45"/>
         </w:trPr>
         <w:tc>
@@ -44,106 +42,124 @@
             <w:tcBorders>
               <w:top w:val="single" w:sz="3" w:space="0" w:color="000000"/>
               <w:left w:val="single" w:sz="3" w:space="0" w:color="000000"/>
-              <w:bottom w:val="none" w:sz="3" w:space="0" w:color="000000"/>
-              <w:right w:val="single" w:sz="3" w:space="0" w:color="000000"/>
-            </w:tcBorders>
-            <w:shd w:val="clear" w:color="auto" w:fill="DEEAF6"/>
-            <w:vAlign w:val="center"/>
-          </w:tcPr>
-          <w:p>
-            <w:pPr>
-              <w:pStyle w:val="a3"/>
-              <w:wordWrap/>
+              <w:bottom w:val="none"/>
+              <w:right w:val="single" w:sz="3" w:space="0" w:color="000000"/>
+            </w:tcBorders>
+            <w:shd w:val="clear" w:fill="DEEAF6"/>
+            <w:tcMar>
+              <w:top w:w="28" w:type="dxa"/>
+              <w:left w:w="102" w:type="dxa"/>
+              <w:bottom w:w="28" w:type="dxa"/>
+              <w:right w:w="102" w:type="dxa"/>
+            </w:tcMar>
+            <w:vAlign w:val="center"/>
+          </w:tcPr>
+          <w:p>
+            <w:pPr>
+              <w:pStyle w:val="a3"/>
               <w:spacing w:line="240" w:lineRule="auto"/>
               <w:jc w:val="center"/>
               <w:rPr>
-                <w:rFonts w:asciiTheme="majorHAnsi" w:eastAsiaTheme="majorHAnsi" w:hAnsiTheme="majorHAnsi"/>
+                <w:rFonts w:ascii="맑은 고딕" w:hAnsi="맑은 고딕" w:eastAsia="맑은 고딕" w:asciiTheme="majorHAnsi" w:hAnsiTheme="majorHAnsi" w:eastAsiaTheme="majorHAnsi"/>
                 <w:sz w:val="36"/>
                 <w:szCs w:val="36"/>
-                <w:shd w:val="clear" w:color="auto" w:fill="auto"/>
+                <w:shd w:val="clear"/>
               </w:rPr>
             </w:pPr>
             <w:bookmarkStart w:id="0" w:name="_top"/>
-            <w:bookmarkEnd w:id="0"/>
-            <w:r>
-              <w:rPr>
-                <w:rFonts w:asciiTheme="majorHAnsi" w:eastAsiaTheme="majorHAnsi" w:hAnsiTheme="majorHAnsi"/>
+            <w:r>
+              <w:rPr>
+                <w:rFonts w:ascii="맑은 고딕" w:hAnsi="맑은 고딕" w:eastAsia="맑은 고딕" w:cs="맑은 고딕" w:asciiTheme="majorHAnsi" w:hAnsiTheme="majorHAnsi" w:eastAsiaTheme="majorHAnsi" w:csTheme="minorBidi"/>
                 <w:b/>
+                <w:bCs/>
+                <w:color w:val="000000"/>
+                <w:kern w:val="2"/>
                 <w:sz w:val="36"/>
                 <w:szCs w:val="36"/>
-                <w:shd w:val="clear" w:color="auto" w:fill="auto"/>
               </w:rPr>
               <w:t>202</w:t>
             </w:r>
             <w:r>
               <w:rPr>
-                <w:rFonts w:asciiTheme="majorHAnsi" w:eastAsiaTheme="majorHAnsi" w:hAnsiTheme="majorHAnsi" w:hint="eastAsia"/>
+                <w:rFonts w:ascii="맑은 고딕" w:hAnsi="맑은 고딕" w:eastAsia="맑은 고딕" w:cs="맑은 고딕" w:asciiTheme="majorHAnsi" w:hAnsiTheme="majorHAnsi" w:eastAsiaTheme="majorHAnsi" w:csTheme="minorBidi"/>
                 <w:b/>
+                <w:bCs/>
+                <w:color w:val="000000"/>
+                <w:kern w:val="2"/>
                 <w:sz w:val="36"/>
                 <w:szCs w:val="36"/>
-                <w:shd w:val="clear" w:color="auto" w:fill="auto"/>
               </w:rPr>
               <w:t>6</w:t>
             </w:r>
             <w:r>
               <w:rPr>
-                <w:rFonts w:asciiTheme="majorHAnsi" w:eastAsiaTheme="majorHAnsi" w:hAnsiTheme="majorHAnsi"/>
+                <w:rFonts w:ascii="맑은 고딕" w:hAnsi="맑은 고딕" w:eastAsia="맑은 고딕" w:cs="맑은 고딕" w:asciiTheme="majorHAnsi" w:hAnsiTheme="majorHAnsi" w:eastAsiaTheme="majorHAnsi" w:csTheme="minorBidi"/>
                 <w:b/>
+                <w:bCs/>
+                <w:color w:val="000000"/>
+                <w:kern w:val="2"/>
                 <w:sz w:val="36"/>
                 <w:szCs w:val="36"/>
-                <w:shd w:val="clear" w:color="auto" w:fill="auto"/>
               </w:rPr>
               <w:t>년 제</w:t>
             </w:r>
             <w:r>
               <w:rPr>
-                <w:rFonts w:asciiTheme="majorHAnsi" w:eastAsiaTheme="majorHAnsi" w:hAnsiTheme="majorHAnsi" w:hint="eastAsia"/>
+                <w:rFonts w:ascii="맑은 고딕" w:hAnsi="맑은 고딕" w:eastAsia="맑은 고딕" w:cs="맑은 고딕" w:asciiTheme="majorHAnsi" w:hAnsiTheme="majorHAnsi" w:eastAsiaTheme="majorHAnsi" w:csTheme="minorBidi"/>
                 <w:b/>
+                <w:bCs/>
+                <w:color w:val="000000"/>
+                <w:kern w:val="2"/>
                 <w:sz w:val="36"/>
                 <w:szCs w:val="36"/>
-                <w:shd w:val="clear" w:color="auto" w:fill="auto"/>
               </w:rPr>
               <w:t>8</w:t>
             </w:r>
             <w:r>
               <w:rPr>
-                <w:rFonts w:asciiTheme="majorHAnsi" w:eastAsiaTheme="majorHAnsi" w:hAnsiTheme="majorHAnsi"/>
+                <w:rFonts w:ascii="맑은 고딕" w:hAnsi="맑은 고딕" w:eastAsia="맑은 고딕" w:cs="맑은 고딕" w:asciiTheme="majorHAnsi" w:hAnsiTheme="majorHAnsi" w:eastAsiaTheme="majorHAnsi" w:csTheme="minorBidi"/>
                 <w:b/>
+                <w:bCs/>
+                <w:color w:val="000000"/>
+                <w:kern w:val="2"/>
                 <w:sz w:val="36"/>
                 <w:szCs w:val="36"/>
-                <w:shd w:val="clear" w:color="auto" w:fill="auto"/>
               </w:rPr>
               <w:t xml:space="preserve">회 K-디지털 트레이닝 </w:t>
             </w:r>
-            <w:proofErr w:type="spellStart"/>
-            <w:r>
-              <w:rPr>
-                <w:rFonts w:asciiTheme="majorHAnsi" w:eastAsiaTheme="majorHAnsi" w:hAnsiTheme="majorHAnsi"/>
+            <w:r>
+              <w:rPr>
+                <w:rFonts w:ascii="맑은 고딕" w:hAnsi="맑은 고딕" w:eastAsia="맑은 고딕" w:cs="맑은 고딕" w:asciiTheme="majorHAnsi" w:hAnsiTheme="majorHAnsi" w:eastAsiaTheme="majorHAnsi" w:csTheme="minorBidi"/>
                 <w:b/>
+                <w:bCs/>
+                <w:color w:val="000000"/>
+                <w:kern w:val="2"/>
                 <w:sz w:val="36"/>
                 <w:szCs w:val="36"/>
-                <w:shd w:val="clear" w:color="auto" w:fill="auto"/>
               </w:rPr>
               <w:t>해커톤</w:t>
             </w:r>
-            <w:proofErr w:type="spellEnd"/>
-            <w:r>
-              <w:rPr>
-                <w:rFonts w:asciiTheme="majorHAnsi" w:eastAsiaTheme="majorHAnsi" w:hAnsiTheme="majorHAnsi"/>
+            <w:r>
+              <w:rPr>
+                <w:rFonts w:ascii="맑은 고딕" w:hAnsi="맑은 고딕" w:eastAsia="맑은 고딕" w:cs="맑은 고딕" w:asciiTheme="majorHAnsi" w:hAnsiTheme="majorHAnsi" w:eastAsiaTheme="majorHAnsi" w:csTheme="minorBidi"/>
                 <w:b/>
+                <w:bCs/>
+                <w:color w:val="000000"/>
+                <w:kern w:val="2"/>
                 <w:sz w:val="36"/>
                 <w:szCs w:val="36"/>
-                <w:shd w:val="clear" w:color="auto" w:fill="auto"/>
               </w:rPr>
               <w:t xml:space="preserve"> 참가 신청서 </w:t>
             </w:r>
-          </w:p>
+            <w:bookmarkEnd w:id="0"/>
+          </w:p>
+        </w:tc>
+        <w:tc>
+          <w:p/>
         </w:tc>
       </w:tr>
       <w:tr>
         <w:trPr>
-          <w:gridAfter w:val="1"/>
-          <w:wAfter w:w="13" w:type="dxa"/>
           <w:trHeight w:val="52"/>
         </w:trPr>
         <w:tc>
@@ -151,69 +167,76 @@
             <w:tcW w:w="9626" w:type="dxa"/>
             <w:gridSpan w:val="5"/>
             <w:tcBorders>
-              <w:top w:val="none" w:sz="3" w:space="0" w:color="000000"/>
-              <w:left w:val="single" w:sz="3" w:space="0" w:color="000000"/>
-              <w:bottom w:val="single" w:sz="3" w:space="0" w:color="000000"/>
-              <w:right w:val="single" w:sz="3" w:space="0" w:color="000000"/>
-            </w:tcBorders>
-            <w:shd w:val="clear" w:color="auto" w:fill="DEEAF6"/>
-            <w:vAlign w:val="center"/>
-          </w:tcPr>
-          <w:p>
-            <w:pPr>
-              <w:pStyle w:val="a3"/>
-              <w:wordWrap/>
+              <w:top w:val="none"/>
+              <w:left w:val="single" w:sz="3" w:space="0" w:color="000000"/>
+              <w:bottom w:val="single" w:sz="3" w:space="0" w:color="000000"/>
+              <w:right w:val="single" w:sz="3" w:space="0" w:color="000000"/>
+            </w:tcBorders>
+            <w:shd w:val="clear" w:fill="DEEAF6"/>
+            <w:tcMar>
+              <w:top w:w="28" w:type="dxa"/>
+              <w:left w:w="102" w:type="dxa"/>
+              <w:bottom w:w="28" w:type="dxa"/>
+              <w:right w:w="102" w:type="dxa"/>
+            </w:tcMar>
+            <w:vAlign w:val="center"/>
+          </w:tcPr>
+          <w:p>
+            <w:pPr>
+              <w:pStyle w:val="a3"/>
               <w:spacing w:line="240" w:lineRule="auto"/>
               <w:jc w:val="left"/>
               <w:rPr>
-                <w:rFonts w:asciiTheme="majorHAnsi" w:eastAsiaTheme="majorHAnsi" w:hAnsiTheme="majorHAnsi"/>
+                <w:rFonts w:ascii="맑은 고딕" w:hAnsi="맑은 고딕" w:eastAsia="맑은 고딕" w:asciiTheme="majorHAnsi" w:hAnsiTheme="majorHAnsi" w:eastAsiaTheme="majorHAnsi"/>
                 <w:sz w:val="24"/>
                 <w:szCs w:val="24"/>
-                <w:shd w:val="clear" w:color="auto" w:fill="auto"/>
-              </w:rPr>
-            </w:pPr>
-            <w:r>
-              <w:rPr>
-                <w:rFonts w:asciiTheme="majorHAnsi" w:eastAsiaTheme="majorHAnsi" w:hAnsiTheme="majorHAnsi"/>
+                <w:shd w:val="clear"/>
+              </w:rPr>
+            </w:pPr>
+            <w:r>
+              <w:rPr>
+                <w:rFonts w:ascii="맑은 고딕" w:hAnsi="맑은 고딕" w:eastAsia="맑은 고딕" w:cs="맑은 고딕" w:asciiTheme="majorHAnsi" w:hAnsiTheme="majorHAnsi" w:eastAsiaTheme="majorHAnsi" w:csTheme="minorBidi"/>
                 <w:b/>
+                <w:bCs/>
                 <w:color w:val="FF0000"/>
+                <w:kern w:val="2"/>
                 <w:sz w:val="24"/>
                 <w:szCs w:val="24"/>
-                <w:shd w:val="clear" w:color="auto" w:fill="auto"/>
               </w:rPr>
               <w:t xml:space="preserve">[필수서식] </w:t>
             </w:r>
-            <w:proofErr w:type="spellStart"/>
-            <w:r>
-              <w:rPr>
-                <w:rFonts w:asciiTheme="majorHAnsi" w:eastAsiaTheme="majorHAnsi" w:hAnsiTheme="majorHAnsi"/>
+            <w:r>
+              <w:rPr>
+                <w:rFonts w:ascii="맑은 고딕" w:hAnsi="맑은 고딕" w:eastAsia="맑은 고딕" w:cs="맑은 고딕" w:asciiTheme="majorHAnsi" w:hAnsiTheme="majorHAnsi" w:eastAsiaTheme="majorHAnsi" w:csTheme="minorBidi"/>
                 <w:b/>
+                <w:bCs/>
                 <w:color w:val="FF0000"/>
+                <w:kern w:val="2"/>
                 <w:sz w:val="24"/>
                 <w:szCs w:val="24"/>
-                <w:shd w:val="clear" w:color="auto" w:fill="auto"/>
               </w:rPr>
               <w:t>맑은고딕</w:t>
             </w:r>
-            <w:proofErr w:type="spellEnd"/>
-            <w:r>
-              <w:rPr>
-                <w:rFonts w:asciiTheme="majorHAnsi" w:eastAsiaTheme="majorHAnsi" w:hAnsiTheme="majorHAnsi"/>
+            <w:r>
+              <w:rPr>
+                <w:rFonts w:ascii="맑은 고딕" w:hAnsi="맑은 고딕" w:eastAsia="맑은 고딕" w:cs="맑은 고딕" w:asciiTheme="majorHAnsi" w:hAnsiTheme="majorHAnsi" w:eastAsiaTheme="majorHAnsi" w:csTheme="minorBidi"/>
                 <w:b/>
+                <w:bCs/>
                 <w:color w:val="FF0000"/>
+                <w:kern w:val="2"/>
                 <w:sz w:val="24"/>
                 <w:szCs w:val="24"/>
-                <w:shd w:val="clear" w:color="auto" w:fill="auto"/>
               </w:rPr>
               <w:t xml:space="preserve"> 10pt, 1페이지 이내로 작성 요망</w:t>
             </w:r>
           </w:p>
+        </w:tc>
+        <w:tc>
+          <w:p/>
         </w:tc>
       </w:tr>
       <w:tr>
         <w:trPr>
-          <w:gridAfter w:val="1"/>
-          <w:wAfter w:w="13" w:type="dxa"/>
           <w:trHeight w:val="426"/>
         </w:trPr>
         <w:tc>
@@ -225,7 +248,13 @@
               <w:bottom w:val="single" w:sz="3" w:space="0" w:color="000000"/>
               <w:right w:val="single" w:sz="3" w:space="0" w:color="000000"/>
             </w:tcBorders>
-            <w:shd w:val="clear" w:color="auto" w:fill="DEEAF6"/>
+            <w:shd w:val="clear" w:fill="DEEAF6"/>
+            <w:tcMar>
+              <w:top w:w="28" w:type="dxa"/>
+              <w:left w:w="102" w:type="dxa"/>
+              <w:bottom w:w="28" w:type="dxa"/>
+              <w:right w:w="102" w:type="dxa"/>
+            </w:tcMar>
             <w:vAlign w:val="center"/>
           </w:tcPr>
           <w:p>
@@ -237,16 +266,18 @@
               <w:spacing w:line="240" w:lineRule="auto"/>
               <w:jc w:val="center"/>
             </w:pPr>
-            <w:proofErr w:type="spellStart"/>
-            <w:r>
-              <w:rPr>
-                <w:rFonts w:eastAsia="맑은 고딕"/>
+            <w:r>
+              <w:rPr>
+                <w:rFonts w:ascii="함초롬바탕" w:hAnsi="맑은 고딕" w:eastAsia="맑은 고딕" w:cs="함초롬바탕" w:hAnsiTheme="minorHAnsi" w:csTheme="minorBidi"/>
                 <w:b/>
-                <w:shd w:val="clear" w:color="000000" w:fill="DEEAF6"/>
+                <w:bCs/>
+                <w:color w:val="000000"/>
+                <w:kern w:val="2"/>
+                <w:szCs w:val="22"/>
+                <w:shd w:val="clear" w:color="auto" w:fill="DEEAF6"/>
               </w:rPr>
               <w:t>참가팀명</w:t>
             </w:r>
-            <w:proofErr w:type="spellEnd"/>
           </w:p>
         </w:tc>
         <w:tc>
@@ -259,6 +290,12 @@
               <w:bottom w:val="single" w:sz="3" w:space="0" w:color="000000"/>
               <w:right w:val="single" w:sz="3" w:space="0" w:color="000000"/>
             </w:tcBorders>
+            <w:tcMar>
+              <w:top w:w="28" w:type="dxa"/>
+              <w:left w:w="102" w:type="dxa"/>
+              <w:bottom w:w="28" w:type="dxa"/>
+              <w:right w:w="102" w:type="dxa"/>
+            </w:tcMar>
             <w:vAlign w:val="center"/>
           </w:tcPr>
           <w:p>
@@ -270,22 +307,22 @@
               <w:spacing w:line="240" w:lineRule="auto"/>
               <w:jc w:val="center"/>
               <w:rPr>
-                <w:rFonts w:asciiTheme="majorHAnsi" w:eastAsiaTheme="majorHAnsi" w:hAnsiTheme="majorHAnsi"/>
-              </w:rPr>
-            </w:pPr>
-            <w:r>
-              <w:rPr>
-                <w:rFonts w:asciiTheme="majorHAnsi" w:eastAsiaTheme="majorHAnsi" w:hAnsiTheme="majorHAnsi"/>
-              </w:rPr>
-              <w:br w:type="column"/>
-            </w:r>
-          </w:p>
+                <w:rFonts w:ascii="맑은 고딕" w:hAnsi="맑은 고딕" w:eastAsia="맑은 고딕" w:asciiTheme="majorHAnsi" w:hAnsiTheme="majorHAnsi" w:eastAsiaTheme="majorHAnsi"/>
+              </w:rPr>
+            </w:pPr>
+            <w:r>
+              <w:rPr>
+                <w:rFonts w:ascii="맑은 고딕" w:hAnsi="맑은 고딕" w:eastAsia="맑은 고딕" w:asciiTheme="majorHAnsi" w:hAnsiTheme="majorHAnsi" w:eastAsiaTheme="majorHAnsi"/>
+              </w:rPr>
+            </w:r>
+          </w:p>
+        </w:tc>
+        <w:tc>
+          <w:p/>
         </w:tc>
       </w:tr>
       <w:tr>
         <w:trPr>
-          <w:gridAfter w:val="1"/>
-          <w:wAfter w:w="13" w:type="dxa"/>
           <w:trHeight w:val="45"/>
         </w:trPr>
         <w:tc>
@@ -297,7 +334,13 @@
               <w:bottom w:val="single" w:sz="3" w:space="0" w:color="000000"/>
               <w:right w:val="single" w:sz="3" w:space="0" w:color="000000"/>
             </w:tcBorders>
-            <w:shd w:val="clear" w:color="auto" w:fill="DEEAF6"/>
+            <w:shd w:val="clear" w:fill="DEEAF6"/>
+            <w:tcMar>
+              <w:top w:w="28" w:type="dxa"/>
+              <w:left w:w="102" w:type="dxa"/>
+              <w:bottom w:w="28" w:type="dxa"/>
+              <w:right w:w="102" w:type="dxa"/>
+            </w:tcMar>
             <w:vAlign w:val="center"/>
           </w:tcPr>
           <w:p>
@@ -311,9 +354,13 @@
             </w:pPr>
             <w:r>
               <w:rPr>
-                <w:rFonts w:eastAsia="맑은 고딕"/>
+                <w:rFonts w:ascii="함초롬바탕" w:hAnsi="맑은 고딕" w:eastAsia="맑은 고딕" w:cs="함초롬바탕" w:hAnsiTheme="minorHAnsi" w:csTheme="minorBidi"/>
                 <w:b/>
-                <w:shd w:val="clear" w:color="000000" w:fill="DEEAF6"/>
+                <w:bCs/>
+                <w:color w:val="000000"/>
+                <w:kern w:val="2"/>
+                <w:szCs w:val="22"/>
+                <w:shd w:val="clear" w:color="auto" w:fill="DEEAF6"/>
               </w:rPr>
               <w:t>팀장</w:t>
             </w:r>
@@ -329,6 +376,12 @@
               <w:bottom w:val="single" w:sz="3" w:space="0" w:color="000000"/>
               <w:right w:val="single" w:sz="3" w:space="0" w:color="000000"/>
             </w:tcBorders>
+            <w:tcMar>
+              <w:top w:w="28" w:type="dxa"/>
+              <w:left w:w="102" w:type="dxa"/>
+              <w:bottom w:w="28" w:type="dxa"/>
+              <w:right w:w="102" w:type="dxa"/>
+            </w:tcMar>
             <w:vAlign w:val="center"/>
           </w:tcPr>
           <w:p>
@@ -340,12 +393,15 @@
               <w:spacing w:line="240" w:lineRule="auto"/>
               <w:jc w:val="center"/>
               <w:rPr>
-                <w:rFonts w:asciiTheme="majorHAnsi" w:eastAsiaTheme="majorHAnsi" w:hAnsiTheme="majorHAnsi"/>
-              </w:rPr>
-            </w:pPr>
-            <w:r>
-              <w:rPr>
-                <w:rFonts w:asciiTheme="majorHAnsi" w:eastAsiaTheme="majorHAnsi" w:hAnsiTheme="majorHAnsi"/>
+                <w:rFonts w:ascii="맑은 고딕" w:hAnsi="맑은 고딕" w:eastAsia="맑은 고딕" w:asciiTheme="majorHAnsi" w:hAnsiTheme="majorHAnsi" w:eastAsiaTheme="majorHAnsi"/>
+              </w:rPr>
+            </w:pPr>
+            <w:r>
+              <w:rPr>
+                <w:rFonts w:ascii="맑은 고딕" w:hAnsi="맑은 고딕" w:eastAsia="맑은 고딕" w:cs="맑은 고딕" w:asciiTheme="majorHAnsi" w:hAnsiTheme="majorHAnsi" w:eastAsiaTheme="majorHAnsi" w:csTheme="minorBidi"/>
+                <w:color w:val="000000"/>
+                <w:kern w:val="2"/>
+                <w:szCs w:val="22"/>
               </w:rPr>
               <w:t>성명</w:t>
             </w:r>
@@ -361,6 +417,12 @@
               <w:bottom w:val="single" w:sz="3" w:space="0" w:color="000000"/>
               <w:right w:val="single" w:sz="3" w:space="0" w:color="000000"/>
             </w:tcBorders>
+            <w:tcMar>
+              <w:top w:w="28" w:type="dxa"/>
+              <w:left w:w="102" w:type="dxa"/>
+              <w:bottom w:w="28" w:type="dxa"/>
+              <w:right w:w="102" w:type="dxa"/>
+            </w:tcMar>
             <w:vAlign w:val="center"/>
           </w:tcPr>
           <w:p>
@@ -372,16 +434,17 @@
               <w:spacing w:line="240" w:lineRule="auto"/>
               <w:jc w:val="center"/>
               <w:rPr>
-                <w:rFonts w:asciiTheme="majorHAnsi" w:eastAsiaTheme="majorHAnsi" w:hAnsiTheme="majorHAnsi"/>
-              </w:rPr>
-            </w:pPr>
-          </w:p>
+                <w:rFonts w:ascii="맑은 고딕" w:hAnsi="맑은 고딕" w:eastAsia="맑은 고딕" w:asciiTheme="majorHAnsi" w:hAnsiTheme="majorHAnsi" w:eastAsiaTheme="majorHAnsi"/>
+              </w:rPr>
+            </w:pPr>
+          </w:p>
+        </w:tc>
+        <w:tc>
+          <w:p/>
         </w:tc>
       </w:tr>
       <w:tr>
         <w:trPr>
-          <w:gridAfter w:val="1"/>
-          <w:wAfter w:w="13" w:type="dxa"/>
           <w:trHeight w:val="45"/>
         </w:trPr>
         <w:tc>
@@ -393,7 +456,13 @@
               <w:bottom w:val="single" w:sz="3" w:space="0" w:color="000000"/>
               <w:right w:val="single" w:sz="3" w:space="0" w:color="000000"/>
             </w:tcBorders>
-            <w:shd w:val="clear" w:color="auto" w:fill="DEEAF6"/>
+            <w:shd w:val="clear" w:fill="DEEAF6"/>
+            <w:tcMar>
+              <w:top w:w="28" w:type="dxa"/>
+              <w:left w:w="102" w:type="dxa"/>
+              <w:bottom w:w="28" w:type="dxa"/>
+              <w:right w:w="102" w:type="dxa"/>
+            </w:tcMar>
             <w:vAlign w:val="center"/>
           </w:tcPr>
           <w:p>
@@ -407,9 +476,13 @@
             </w:pPr>
             <w:r>
               <w:rPr>
-                <w:rFonts w:ascii="맑은 고딕" w:eastAsia="맑은 고딕"/>
+                <w:rFonts w:ascii="맑은 고딕" w:hAnsi="맑은 고딕" w:eastAsia="맑은 고딕" w:cs="맑은 고딕" w:hAnsiTheme="minorHAnsi" w:csTheme="minorBidi"/>
                 <w:b/>
-                <w:shd w:val="clear" w:color="000000" w:fill="DEEAF6"/>
+                <w:bCs/>
+                <w:color w:val="000000"/>
+                <w:kern w:val="2"/>
+                <w:szCs w:val="22"/>
+                <w:shd w:val="clear" w:color="auto" w:fill="DEEAF6"/>
               </w:rPr>
               <w:t>팀원1</w:t>
             </w:r>
@@ -425,6 +498,12 @@
               <w:bottom w:val="single" w:sz="3" w:space="0" w:color="000000"/>
               <w:right w:val="single" w:sz="3" w:space="0" w:color="000000"/>
             </w:tcBorders>
+            <w:tcMar>
+              <w:top w:w="28" w:type="dxa"/>
+              <w:left w:w="102" w:type="dxa"/>
+              <w:bottom w:w="28" w:type="dxa"/>
+              <w:right w:w="102" w:type="dxa"/>
+            </w:tcMar>
             <w:vAlign w:val="center"/>
           </w:tcPr>
           <w:p>
@@ -436,12 +515,15 @@
               <w:spacing w:line="240" w:lineRule="auto"/>
               <w:jc w:val="center"/>
               <w:rPr>
-                <w:rFonts w:asciiTheme="majorHAnsi" w:eastAsiaTheme="majorHAnsi" w:hAnsiTheme="majorHAnsi"/>
-              </w:rPr>
-            </w:pPr>
-            <w:r>
-              <w:rPr>
-                <w:rFonts w:asciiTheme="majorHAnsi" w:eastAsiaTheme="majorHAnsi" w:hAnsiTheme="majorHAnsi"/>
+                <w:rFonts w:ascii="맑은 고딕" w:hAnsi="맑은 고딕" w:eastAsia="맑은 고딕" w:asciiTheme="majorHAnsi" w:hAnsiTheme="majorHAnsi" w:eastAsiaTheme="majorHAnsi"/>
+              </w:rPr>
+            </w:pPr>
+            <w:r>
+              <w:rPr>
+                <w:rFonts w:ascii="맑은 고딕" w:hAnsi="맑은 고딕" w:eastAsia="맑은 고딕" w:cs="맑은 고딕" w:asciiTheme="majorHAnsi" w:hAnsiTheme="majorHAnsi" w:eastAsiaTheme="majorHAnsi" w:csTheme="minorBidi"/>
+                <w:color w:val="000000"/>
+                <w:kern w:val="2"/>
+                <w:szCs w:val="22"/>
               </w:rPr>
               <w:t>성명</w:t>
             </w:r>
@@ -457,6 +539,12 @@
               <w:bottom w:val="single" w:sz="3" w:space="0" w:color="000000"/>
               <w:right w:val="single" w:sz="3" w:space="0" w:color="000000"/>
             </w:tcBorders>
+            <w:tcMar>
+              <w:top w:w="28" w:type="dxa"/>
+              <w:left w:w="102" w:type="dxa"/>
+              <w:bottom w:w="28" w:type="dxa"/>
+              <w:right w:w="102" w:type="dxa"/>
+            </w:tcMar>
             <w:vAlign w:val="center"/>
           </w:tcPr>
           <w:p>
@@ -468,16 +556,17 @@
               <w:spacing w:line="240" w:lineRule="auto"/>
               <w:jc w:val="center"/>
               <w:rPr>
-                <w:rFonts w:asciiTheme="majorHAnsi" w:eastAsiaTheme="majorHAnsi" w:hAnsiTheme="majorHAnsi"/>
-              </w:rPr>
-            </w:pPr>
-          </w:p>
+                <w:rFonts w:ascii="맑은 고딕" w:hAnsi="맑은 고딕" w:eastAsia="맑은 고딕" w:asciiTheme="majorHAnsi" w:hAnsiTheme="majorHAnsi" w:eastAsiaTheme="majorHAnsi"/>
+              </w:rPr>
+            </w:pPr>
+          </w:p>
+        </w:tc>
+        <w:tc>
+          <w:p/>
         </w:tc>
       </w:tr>
       <w:tr>
         <w:trPr>
-          <w:gridAfter w:val="1"/>
-          <w:wAfter w:w="13" w:type="dxa"/>
           <w:trHeight w:val="45"/>
         </w:trPr>
         <w:tc>
@@ -489,7 +578,13 @@
               <w:bottom w:val="single" w:sz="3" w:space="0" w:color="000000"/>
               <w:right w:val="single" w:sz="3" w:space="0" w:color="000000"/>
             </w:tcBorders>
-            <w:shd w:val="clear" w:color="auto" w:fill="DEEAF6"/>
+            <w:shd w:val="clear" w:fill="DEEAF6"/>
+            <w:tcMar>
+              <w:top w:w="28" w:type="dxa"/>
+              <w:left w:w="102" w:type="dxa"/>
+              <w:bottom w:w="28" w:type="dxa"/>
+              <w:right w:w="102" w:type="dxa"/>
+            </w:tcMar>
             <w:vAlign w:val="center"/>
           </w:tcPr>
           <w:p>
@@ -503,9 +598,13 @@
             </w:pPr>
             <w:r>
               <w:rPr>
-                <w:rFonts w:ascii="맑은 고딕" w:eastAsia="맑은 고딕"/>
+                <w:rFonts w:ascii="맑은 고딕" w:hAnsi="맑은 고딕" w:eastAsia="맑은 고딕" w:cs="맑은 고딕" w:hAnsiTheme="minorHAnsi" w:csTheme="minorBidi"/>
                 <w:b/>
-                <w:shd w:val="clear" w:color="000000" w:fill="DEEAF6"/>
+                <w:bCs/>
+                <w:color w:val="000000"/>
+                <w:kern w:val="2"/>
+                <w:szCs w:val="22"/>
+                <w:shd w:val="clear" w:color="auto" w:fill="DEEAF6"/>
               </w:rPr>
               <w:t>팀원2</w:t>
             </w:r>
@@ -521,6 +620,12 @@
               <w:bottom w:val="single" w:sz="3" w:space="0" w:color="000000"/>
               <w:right w:val="single" w:sz="3" w:space="0" w:color="000000"/>
             </w:tcBorders>
+            <w:tcMar>
+              <w:top w:w="28" w:type="dxa"/>
+              <w:left w:w="102" w:type="dxa"/>
+              <w:bottom w:w="28" w:type="dxa"/>
+              <w:right w:w="102" w:type="dxa"/>
+            </w:tcMar>
             <w:vAlign w:val="center"/>
           </w:tcPr>
           <w:p>
@@ -532,12 +637,15 @@
               <w:spacing w:line="240" w:lineRule="auto"/>
               <w:jc w:val="center"/>
               <w:rPr>
-                <w:rFonts w:asciiTheme="majorHAnsi" w:eastAsiaTheme="majorHAnsi" w:hAnsiTheme="majorHAnsi"/>
-              </w:rPr>
-            </w:pPr>
-            <w:r>
-              <w:rPr>
-                <w:rFonts w:asciiTheme="majorHAnsi" w:eastAsiaTheme="majorHAnsi" w:hAnsiTheme="majorHAnsi"/>
+                <w:rFonts w:ascii="맑은 고딕" w:hAnsi="맑은 고딕" w:eastAsia="맑은 고딕" w:asciiTheme="majorHAnsi" w:hAnsiTheme="majorHAnsi" w:eastAsiaTheme="majorHAnsi"/>
+              </w:rPr>
+            </w:pPr>
+            <w:r>
+              <w:rPr>
+                <w:rFonts w:ascii="맑은 고딕" w:hAnsi="맑은 고딕" w:eastAsia="맑은 고딕" w:cs="맑은 고딕" w:asciiTheme="majorHAnsi" w:hAnsiTheme="majorHAnsi" w:eastAsiaTheme="majorHAnsi" w:csTheme="minorBidi"/>
+                <w:color w:val="000000"/>
+                <w:kern w:val="2"/>
+                <w:szCs w:val="22"/>
               </w:rPr>
               <w:t>성명</w:t>
             </w:r>
@@ -553,6 +661,12 @@
               <w:bottom w:val="single" w:sz="3" w:space="0" w:color="000000"/>
               <w:right w:val="single" w:sz="3" w:space="0" w:color="000000"/>
             </w:tcBorders>
+            <w:tcMar>
+              <w:top w:w="28" w:type="dxa"/>
+              <w:left w:w="102" w:type="dxa"/>
+              <w:bottom w:w="28" w:type="dxa"/>
+              <w:right w:w="102" w:type="dxa"/>
+            </w:tcMar>
             <w:vAlign w:val="center"/>
           </w:tcPr>
           <w:p>
@@ -564,16 +678,17 @@
               <w:spacing w:line="240" w:lineRule="auto"/>
               <w:jc w:val="center"/>
               <w:rPr>
-                <w:rFonts w:asciiTheme="majorHAnsi" w:eastAsiaTheme="majorHAnsi" w:hAnsiTheme="majorHAnsi"/>
-              </w:rPr>
-            </w:pPr>
-          </w:p>
+                <w:rFonts w:ascii="맑은 고딕" w:hAnsi="맑은 고딕" w:eastAsia="맑은 고딕" w:asciiTheme="majorHAnsi" w:hAnsiTheme="majorHAnsi" w:eastAsiaTheme="majorHAnsi"/>
+              </w:rPr>
+            </w:pPr>
+          </w:p>
+        </w:tc>
+        <w:tc>
+          <w:p/>
         </w:tc>
       </w:tr>
       <w:tr>
         <w:trPr>
-          <w:gridAfter w:val="1"/>
-          <w:wAfter w:w="13" w:type="dxa"/>
           <w:trHeight w:val="45"/>
         </w:trPr>
         <w:tc>
@@ -585,7 +700,13 @@
               <w:bottom w:val="single" w:sz="3" w:space="0" w:color="000000"/>
               <w:right w:val="single" w:sz="3" w:space="0" w:color="000000"/>
             </w:tcBorders>
-            <w:shd w:val="clear" w:color="auto" w:fill="DEEAF6"/>
+            <w:shd w:val="clear" w:fill="DEEAF6"/>
+            <w:tcMar>
+              <w:top w:w="28" w:type="dxa"/>
+              <w:left w:w="102" w:type="dxa"/>
+              <w:bottom w:w="28" w:type="dxa"/>
+              <w:right w:w="102" w:type="dxa"/>
+            </w:tcMar>
             <w:vAlign w:val="center"/>
           </w:tcPr>
           <w:p>
@@ -599,9 +720,13 @@
             </w:pPr>
             <w:r>
               <w:rPr>
-                <w:rFonts w:ascii="맑은 고딕" w:eastAsia="맑은 고딕"/>
+                <w:rFonts w:ascii="맑은 고딕" w:hAnsi="맑은 고딕" w:eastAsia="맑은 고딕" w:cs="맑은 고딕" w:hAnsiTheme="minorHAnsi" w:csTheme="minorBidi"/>
                 <w:b/>
-                <w:shd w:val="clear" w:color="000000" w:fill="DEEAF6"/>
+                <w:bCs/>
+                <w:color w:val="000000"/>
+                <w:kern w:val="2"/>
+                <w:szCs w:val="22"/>
+                <w:shd w:val="clear" w:color="auto" w:fill="DEEAF6"/>
               </w:rPr>
               <w:t>팀원3</w:t>
             </w:r>
@@ -617,6 +742,12 @@
               <w:bottom w:val="single" w:sz="3" w:space="0" w:color="000000"/>
               <w:right w:val="single" w:sz="3" w:space="0" w:color="000000"/>
             </w:tcBorders>
+            <w:tcMar>
+              <w:top w:w="28" w:type="dxa"/>
+              <w:left w:w="102" w:type="dxa"/>
+              <w:bottom w:w="28" w:type="dxa"/>
+              <w:right w:w="102" w:type="dxa"/>
+            </w:tcMar>
             <w:vAlign w:val="center"/>
           </w:tcPr>
           <w:p>
@@ -628,12 +759,15 @@
               <w:spacing w:line="240" w:lineRule="auto"/>
               <w:jc w:val="center"/>
               <w:rPr>
-                <w:rFonts w:asciiTheme="majorHAnsi" w:eastAsiaTheme="majorHAnsi" w:hAnsiTheme="majorHAnsi"/>
-              </w:rPr>
-            </w:pPr>
-            <w:r>
-              <w:rPr>
-                <w:rFonts w:asciiTheme="majorHAnsi" w:eastAsiaTheme="majorHAnsi" w:hAnsiTheme="majorHAnsi"/>
+                <w:rFonts w:ascii="맑은 고딕" w:hAnsi="맑은 고딕" w:eastAsia="맑은 고딕" w:asciiTheme="majorHAnsi" w:hAnsiTheme="majorHAnsi" w:eastAsiaTheme="majorHAnsi"/>
+              </w:rPr>
+            </w:pPr>
+            <w:r>
+              <w:rPr>
+                <w:rFonts w:ascii="맑은 고딕" w:hAnsi="맑은 고딕" w:eastAsia="맑은 고딕" w:cs="맑은 고딕" w:asciiTheme="majorHAnsi" w:hAnsiTheme="majorHAnsi" w:eastAsiaTheme="majorHAnsi" w:csTheme="minorBidi"/>
+                <w:color w:val="000000"/>
+                <w:kern w:val="2"/>
+                <w:szCs w:val="22"/>
               </w:rPr>
               <w:t>성명</w:t>
             </w:r>
@@ -649,6 +783,12 @@
               <w:bottom w:val="single" w:sz="3" w:space="0" w:color="000000"/>
               <w:right w:val="single" w:sz="3" w:space="0" w:color="000000"/>
             </w:tcBorders>
+            <w:tcMar>
+              <w:top w:w="28" w:type="dxa"/>
+              <w:left w:w="102" w:type="dxa"/>
+              <w:bottom w:w="28" w:type="dxa"/>
+              <w:right w:w="102" w:type="dxa"/>
+            </w:tcMar>
             <w:vAlign w:val="center"/>
           </w:tcPr>
           <w:p>
@@ -660,16 +800,17 @@
               <w:spacing w:line="240" w:lineRule="auto"/>
               <w:jc w:val="center"/>
               <w:rPr>
-                <w:rFonts w:asciiTheme="majorHAnsi" w:eastAsiaTheme="majorHAnsi" w:hAnsiTheme="majorHAnsi"/>
-              </w:rPr>
-            </w:pPr>
-          </w:p>
+                <w:rFonts w:ascii="맑은 고딕" w:hAnsi="맑은 고딕" w:eastAsia="맑은 고딕" w:asciiTheme="majorHAnsi" w:hAnsiTheme="majorHAnsi" w:eastAsiaTheme="majorHAnsi"/>
+              </w:rPr>
+            </w:pPr>
+          </w:p>
+        </w:tc>
+        <w:tc>
+          <w:p/>
         </w:tc>
       </w:tr>
       <w:tr>
         <w:trPr>
-          <w:gridAfter w:val="1"/>
-          <w:wAfter w:w="13" w:type="dxa"/>
           <w:trHeight w:val="45"/>
         </w:trPr>
         <w:tc>
@@ -681,7 +822,13 @@
               <w:bottom w:val="single" w:sz="3" w:space="0" w:color="000000"/>
               <w:right w:val="single" w:sz="3" w:space="0" w:color="000000"/>
             </w:tcBorders>
-            <w:shd w:val="clear" w:color="auto" w:fill="DEEAF6"/>
+            <w:shd w:val="clear" w:fill="DEEAF6"/>
+            <w:tcMar>
+              <w:top w:w="28" w:type="dxa"/>
+              <w:left w:w="102" w:type="dxa"/>
+              <w:bottom w:w="28" w:type="dxa"/>
+              <w:right w:w="102" w:type="dxa"/>
+            </w:tcMar>
             <w:vAlign w:val="center"/>
           </w:tcPr>
           <w:p>
@@ -695,9 +842,13 @@
             </w:pPr>
             <w:r>
               <w:rPr>
-                <w:rFonts w:ascii="맑은 고딕" w:eastAsia="맑은 고딕"/>
+                <w:rFonts w:ascii="맑은 고딕" w:hAnsi="맑은 고딕" w:eastAsia="맑은 고딕" w:cs="맑은 고딕" w:hAnsiTheme="minorHAnsi" w:csTheme="minorBidi"/>
                 <w:b/>
-                <w:shd w:val="clear" w:color="000000" w:fill="DEEAF6"/>
+                <w:bCs/>
+                <w:color w:val="000000"/>
+                <w:kern w:val="2"/>
+                <w:szCs w:val="22"/>
+                <w:shd w:val="clear" w:color="auto" w:fill="DEEAF6"/>
               </w:rPr>
               <w:t>팀원4</w:t>
             </w:r>
@@ -713,6 +864,12 @@
               <w:bottom w:val="single" w:sz="3" w:space="0" w:color="000000"/>
               <w:right w:val="single" w:sz="3" w:space="0" w:color="000000"/>
             </w:tcBorders>
+            <w:tcMar>
+              <w:top w:w="28" w:type="dxa"/>
+              <w:left w:w="102" w:type="dxa"/>
+              <w:bottom w:w="28" w:type="dxa"/>
+              <w:right w:w="102" w:type="dxa"/>
+            </w:tcMar>
             <w:vAlign w:val="center"/>
           </w:tcPr>
           <w:p>
@@ -724,12 +881,15 @@
               <w:spacing w:line="240" w:lineRule="auto"/>
               <w:jc w:val="center"/>
               <w:rPr>
-                <w:rFonts w:asciiTheme="majorHAnsi" w:eastAsiaTheme="majorHAnsi" w:hAnsiTheme="majorHAnsi"/>
-              </w:rPr>
-            </w:pPr>
-            <w:r>
-              <w:rPr>
-                <w:rFonts w:asciiTheme="majorHAnsi" w:eastAsiaTheme="majorHAnsi" w:hAnsiTheme="majorHAnsi"/>
+                <w:rFonts w:ascii="맑은 고딕" w:hAnsi="맑은 고딕" w:eastAsia="맑은 고딕" w:asciiTheme="majorHAnsi" w:hAnsiTheme="majorHAnsi" w:eastAsiaTheme="majorHAnsi"/>
+              </w:rPr>
+            </w:pPr>
+            <w:r>
+              <w:rPr>
+                <w:rFonts w:ascii="맑은 고딕" w:hAnsi="맑은 고딕" w:eastAsia="맑은 고딕" w:cs="맑은 고딕" w:asciiTheme="majorHAnsi" w:hAnsiTheme="majorHAnsi" w:eastAsiaTheme="majorHAnsi" w:csTheme="minorBidi"/>
+                <w:color w:val="000000"/>
+                <w:kern w:val="2"/>
+                <w:szCs w:val="22"/>
               </w:rPr>
               <w:t>성명</w:t>
             </w:r>
@@ -745,6 +905,12 @@
               <w:bottom w:val="single" w:sz="3" w:space="0" w:color="000000"/>
               <w:right w:val="single" w:sz="3" w:space="0" w:color="000000"/>
             </w:tcBorders>
+            <w:tcMar>
+              <w:top w:w="28" w:type="dxa"/>
+              <w:left w:w="102" w:type="dxa"/>
+              <w:bottom w:w="28" w:type="dxa"/>
+              <w:right w:w="102" w:type="dxa"/>
+            </w:tcMar>
             <w:vAlign w:val="center"/>
           </w:tcPr>
           <w:p>
@@ -756,16 +922,17 @@
               <w:spacing w:line="240" w:lineRule="auto"/>
               <w:jc w:val="center"/>
               <w:rPr>
-                <w:rFonts w:asciiTheme="majorHAnsi" w:eastAsiaTheme="majorHAnsi" w:hAnsiTheme="majorHAnsi"/>
-              </w:rPr>
-            </w:pPr>
-          </w:p>
+                <w:rFonts w:ascii="맑은 고딕" w:hAnsi="맑은 고딕" w:eastAsia="맑은 고딕" w:asciiTheme="majorHAnsi" w:hAnsiTheme="majorHAnsi" w:eastAsiaTheme="majorHAnsi"/>
+              </w:rPr>
+            </w:pPr>
+          </w:p>
+        </w:tc>
+        <w:tc>
+          <w:p/>
         </w:tc>
       </w:tr>
       <w:tr>
         <w:trPr>
-          <w:gridAfter w:val="1"/>
-          <w:wAfter w:w="13" w:type="dxa"/>
           <w:trHeight w:val="45"/>
         </w:trPr>
         <w:tc>
@@ -777,7 +944,13 @@
               <w:bottom w:val="single" w:sz="3" w:space="0" w:color="000000"/>
               <w:right w:val="single" w:sz="3" w:space="0" w:color="000000"/>
             </w:tcBorders>
-            <w:shd w:val="clear" w:color="auto" w:fill="DEEAF6"/>
+            <w:shd w:val="clear" w:fill="DEEAF6"/>
+            <w:tcMar>
+              <w:top w:w="28" w:type="dxa"/>
+              <w:left w:w="102" w:type="dxa"/>
+              <w:bottom w:w="28" w:type="dxa"/>
+              <w:right w:w="102" w:type="dxa"/>
+            </w:tcMar>
             <w:vAlign w:val="center"/>
           </w:tcPr>
           <w:p>
@@ -791,9 +964,13 @@
             </w:pPr>
             <w:r>
               <w:rPr>
-                <w:rFonts w:ascii="맑은 고딕" w:eastAsia="맑은 고딕"/>
+                <w:rFonts w:ascii="맑은 고딕" w:hAnsi="맑은 고딕" w:eastAsia="맑은 고딕" w:cs="맑은 고딕" w:hAnsiTheme="minorHAnsi" w:csTheme="minorBidi"/>
                 <w:b/>
-                <w:shd w:val="clear" w:color="000000" w:fill="DEEAF6"/>
+                <w:bCs/>
+                <w:color w:val="000000"/>
+                <w:kern w:val="2"/>
+                <w:szCs w:val="22"/>
+                <w:shd w:val="clear" w:color="auto" w:fill="DEEAF6"/>
               </w:rPr>
               <w:t>팀원5</w:t>
             </w:r>
@@ -809,6 +986,12 @@
               <w:bottom w:val="single" w:sz="3" w:space="0" w:color="000000"/>
               <w:right w:val="single" w:sz="3" w:space="0" w:color="000000"/>
             </w:tcBorders>
+            <w:tcMar>
+              <w:top w:w="28" w:type="dxa"/>
+              <w:left w:w="102" w:type="dxa"/>
+              <w:bottom w:w="28" w:type="dxa"/>
+              <w:right w:w="102" w:type="dxa"/>
+            </w:tcMar>
             <w:vAlign w:val="center"/>
           </w:tcPr>
           <w:p>
@@ -820,12 +1003,15 @@
               <w:spacing w:line="240" w:lineRule="auto"/>
               <w:jc w:val="center"/>
               <w:rPr>
-                <w:rFonts w:asciiTheme="majorHAnsi" w:eastAsiaTheme="majorHAnsi" w:hAnsiTheme="majorHAnsi"/>
-              </w:rPr>
-            </w:pPr>
-            <w:r>
-              <w:rPr>
-                <w:rFonts w:asciiTheme="majorHAnsi" w:eastAsiaTheme="majorHAnsi" w:hAnsiTheme="majorHAnsi"/>
+                <w:rFonts w:ascii="맑은 고딕" w:hAnsi="맑은 고딕" w:eastAsia="맑은 고딕" w:asciiTheme="majorHAnsi" w:hAnsiTheme="majorHAnsi" w:eastAsiaTheme="majorHAnsi"/>
+              </w:rPr>
+            </w:pPr>
+            <w:r>
+              <w:rPr>
+                <w:rFonts w:ascii="맑은 고딕" w:hAnsi="맑은 고딕" w:eastAsia="맑은 고딕" w:cs="맑은 고딕" w:asciiTheme="majorHAnsi" w:hAnsiTheme="majorHAnsi" w:eastAsiaTheme="majorHAnsi" w:csTheme="minorBidi"/>
+                <w:color w:val="000000"/>
+                <w:kern w:val="2"/>
+                <w:szCs w:val="22"/>
               </w:rPr>
               <w:t>성명</w:t>
             </w:r>
@@ -841,6 +1027,12 @@
               <w:bottom w:val="single" w:sz="3" w:space="0" w:color="000000"/>
               <w:right w:val="single" w:sz="3" w:space="0" w:color="000000"/>
             </w:tcBorders>
+            <w:tcMar>
+              <w:top w:w="28" w:type="dxa"/>
+              <w:left w:w="102" w:type="dxa"/>
+              <w:bottom w:w="28" w:type="dxa"/>
+              <w:right w:w="102" w:type="dxa"/>
+            </w:tcMar>
             <w:vAlign w:val="center"/>
           </w:tcPr>
           <w:p>
@@ -852,16 +1044,17 @@
               <w:spacing w:line="240" w:lineRule="auto"/>
               <w:jc w:val="center"/>
               <w:rPr>
-                <w:rFonts w:asciiTheme="majorHAnsi" w:eastAsiaTheme="majorHAnsi" w:hAnsiTheme="majorHAnsi"/>
-              </w:rPr>
-            </w:pPr>
-          </w:p>
+                <w:rFonts w:ascii="맑은 고딕" w:hAnsi="맑은 고딕" w:eastAsia="맑은 고딕" w:asciiTheme="majorHAnsi" w:hAnsiTheme="majorHAnsi" w:eastAsiaTheme="majorHAnsi"/>
+              </w:rPr>
+            </w:pPr>
+          </w:p>
+        </w:tc>
+        <w:tc>
+          <w:p/>
         </w:tc>
       </w:tr>
       <w:tr>
         <w:trPr>
-          <w:gridAfter w:val="1"/>
-          <w:wAfter w:w="13" w:type="dxa"/>
           <w:trHeight w:val="45"/>
         </w:trPr>
         <w:tc>
@@ -874,7 +1067,13 @@
               <w:bottom w:val="single" w:sz="3" w:space="0" w:color="000000"/>
               <w:right w:val="single" w:sz="3" w:space="0" w:color="000000"/>
             </w:tcBorders>
-            <w:shd w:val="clear" w:color="auto" w:fill="DEEAF6"/>
+            <w:shd w:val="clear" w:fill="DEEAF6"/>
+            <w:tcMar>
+              <w:top w:w="28" w:type="dxa"/>
+              <w:left w:w="102" w:type="dxa"/>
+              <w:bottom w:w="28" w:type="dxa"/>
+              <w:right w:w="102" w:type="dxa"/>
+            </w:tcMar>
             <w:vAlign w:val="center"/>
           </w:tcPr>
           <w:p>
@@ -888,9 +1087,13 @@
             </w:pPr>
             <w:r>
               <w:rPr>
-                <w:rFonts w:eastAsia="맑은 고딕"/>
+                <w:rFonts w:ascii="함초롬바탕" w:hAnsi="맑은 고딕" w:eastAsia="맑은 고딕" w:cs="함초롬바탕" w:hAnsiTheme="minorHAnsi" w:csTheme="minorBidi"/>
                 <w:b/>
-                <w:shd w:val="clear" w:color="000000" w:fill="DEEAF6"/>
+                <w:bCs/>
+                <w:color w:val="000000"/>
+                <w:kern w:val="2"/>
+                <w:szCs w:val="22"/>
+                <w:shd w:val="clear" w:color="auto" w:fill="DEEAF6"/>
               </w:rPr>
               <w:t>활용기술</w:t>
             </w:r>
@@ -906,6 +1109,12 @@
               <w:bottom w:val="single" w:sz="3" w:space="0" w:color="000000"/>
               <w:right w:val="single" w:sz="3" w:space="0" w:color="000000"/>
             </w:tcBorders>
+            <w:tcMar>
+              <w:top w:w="28" w:type="dxa"/>
+              <w:left w:w="102" w:type="dxa"/>
+              <w:bottom w:w="28" w:type="dxa"/>
+              <w:right w:w="102" w:type="dxa"/>
+            </w:tcMar>
             <w:vAlign w:val="center"/>
           </w:tcPr>
           <w:p>
@@ -917,12 +1126,15 @@
               <w:spacing w:line="240" w:lineRule="auto"/>
               <w:jc w:val="center"/>
               <w:rPr>
-                <w:rFonts w:asciiTheme="majorHAnsi" w:eastAsiaTheme="majorHAnsi" w:hAnsiTheme="majorHAnsi"/>
-              </w:rPr>
-            </w:pPr>
-            <w:r>
-              <w:rPr>
-                <w:rFonts w:asciiTheme="majorHAnsi" w:eastAsiaTheme="majorHAnsi" w:hAnsiTheme="majorHAnsi"/>
+                <w:rFonts w:ascii="맑은 고딕" w:hAnsi="맑은 고딕" w:eastAsia="맑은 고딕" w:asciiTheme="majorHAnsi" w:hAnsiTheme="majorHAnsi" w:eastAsiaTheme="majorHAnsi"/>
+              </w:rPr>
+            </w:pPr>
+            <w:r>
+              <w:rPr>
+                <w:rFonts w:ascii="맑은 고딕" w:hAnsi="맑은 고딕" w:eastAsia="맑은 고딕" w:cs="맑은 고딕" w:asciiTheme="majorHAnsi" w:hAnsiTheme="majorHAnsi" w:eastAsiaTheme="majorHAnsi" w:csTheme="minorBidi"/>
+                <w:color w:val="000000"/>
+                <w:kern w:val="2"/>
+                <w:szCs w:val="22"/>
               </w:rPr>
               <w:t>언어</w:t>
             </w:r>
@@ -938,6 +1150,12 @@
               <w:bottom w:val="single" w:sz="3" w:space="0" w:color="000000"/>
               <w:right w:val="single" w:sz="3" w:space="0" w:color="000000"/>
             </w:tcBorders>
+            <w:tcMar>
+              <w:top w:w="28" w:type="dxa"/>
+              <w:left w:w="102" w:type="dxa"/>
+              <w:bottom w:w="28" w:type="dxa"/>
+              <w:right w:w="102" w:type="dxa"/>
+            </w:tcMar>
             <w:vAlign w:val="center"/>
           </w:tcPr>
           <w:p>
@@ -949,16 +1167,17 @@
               <w:spacing w:line="240" w:lineRule="auto"/>
               <w:jc w:val="center"/>
               <w:rPr>
-                <w:rFonts w:asciiTheme="majorHAnsi" w:eastAsiaTheme="majorHAnsi" w:hAnsiTheme="majorHAnsi"/>
-              </w:rPr>
-            </w:pPr>
-          </w:p>
+                <w:rFonts w:ascii="맑은 고딕" w:hAnsi="맑은 고딕" w:eastAsia="맑은 고딕" w:asciiTheme="majorHAnsi" w:hAnsiTheme="majorHAnsi" w:eastAsiaTheme="majorHAnsi"/>
+              </w:rPr>
+            </w:pPr>
+          </w:p>
+        </w:tc>
+        <w:tc>
+          <w:p/>
         </w:tc>
       </w:tr>
       <w:tr>
         <w:trPr>
-          <w:gridAfter w:val="1"/>
-          <w:wAfter w:w="13" w:type="dxa"/>
           <w:trHeight w:val="45"/>
         </w:trPr>
         <w:tc>
@@ -971,14 +1190,16 @@
               <w:bottom w:val="single" w:sz="3" w:space="0" w:color="000000"/>
               <w:right w:val="single" w:sz="3" w:space="0" w:color="000000"/>
             </w:tcBorders>
-          </w:tcPr>
-          <w:p>
-            <w:pPr>
-              <w:pStyle w:val="a3"/>
-              <w:spacing w:line="240" w:lineRule="auto"/>
-              <w:jc w:val="center"/>
-            </w:pPr>
-          </w:p>
+            <w:shd w:val="clear" w:fill="DEEAF6"/>
+            <w:tcMar>
+              <w:top w:w="28" w:type="dxa"/>
+              <w:left w:w="102" w:type="dxa"/>
+              <w:bottom w:w="28" w:type="dxa"/>
+              <w:right w:w="102" w:type="dxa"/>
+            </w:tcMar>
+            <w:vAlign w:val="center"/>
+          </w:tcPr>
+          <w:p/>
         </w:tc>
         <w:tc>
           <w:tcPr>
@@ -990,6 +1211,12 @@
               <w:bottom w:val="single" w:sz="3" w:space="0" w:color="000000"/>
               <w:right w:val="single" w:sz="3" w:space="0" w:color="000000"/>
             </w:tcBorders>
+            <w:tcMar>
+              <w:top w:w="28" w:type="dxa"/>
+              <w:left w:w="102" w:type="dxa"/>
+              <w:bottom w:w="28" w:type="dxa"/>
+              <w:right w:w="102" w:type="dxa"/>
+            </w:tcMar>
             <w:vAlign w:val="center"/>
           </w:tcPr>
           <w:p>
@@ -1001,12 +1228,15 @@
               <w:spacing w:line="240" w:lineRule="auto"/>
               <w:jc w:val="center"/>
               <w:rPr>
-                <w:rFonts w:asciiTheme="majorHAnsi" w:eastAsiaTheme="majorHAnsi" w:hAnsiTheme="majorHAnsi"/>
-              </w:rPr>
-            </w:pPr>
-            <w:r>
-              <w:rPr>
-                <w:rFonts w:asciiTheme="majorHAnsi" w:eastAsiaTheme="majorHAnsi" w:hAnsiTheme="majorHAnsi"/>
+                <w:rFonts w:ascii="맑은 고딕" w:hAnsi="맑은 고딕" w:eastAsia="맑은 고딕" w:asciiTheme="majorHAnsi" w:hAnsiTheme="majorHAnsi" w:eastAsiaTheme="majorHAnsi"/>
+              </w:rPr>
+            </w:pPr>
+            <w:r>
+              <w:rPr>
+                <w:rFonts w:ascii="맑은 고딕" w:hAnsi="맑은 고딕" w:eastAsia="맑은 고딕" w:cs="맑은 고딕" w:asciiTheme="majorHAnsi" w:hAnsiTheme="majorHAnsi" w:eastAsiaTheme="majorHAnsi" w:csTheme="minorBidi"/>
+                <w:color w:val="000000"/>
+                <w:kern w:val="2"/>
+                <w:szCs w:val="22"/>
               </w:rPr>
               <w:t>서비스</w:t>
             </w:r>
@@ -1022,6 +1252,12 @@
               <w:bottom w:val="single" w:sz="3" w:space="0" w:color="000000"/>
               <w:right w:val="single" w:sz="3" w:space="0" w:color="000000"/>
             </w:tcBorders>
+            <w:tcMar>
+              <w:top w:w="28" w:type="dxa"/>
+              <w:left w:w="102" w:type="dxa"/>
+              <w:bottom w:w="28" w:type="dxa"/>
+              <w:right w:w="102" w:type="dxa"/>
+            </w:tcMar>
             <w:vAlign w:val="center"/>
           </w:tcPr>
           <w:p>
@@ -1033,16 +1269,17 @@
               <w:spacing w:line="240" w:lineRule="auto"/>
               <w:jc w:val="center"/>
               <w:rPr>
-                <w:rFonts w:asciiTheme="majorHAnsi" w:eastAsiaTheme="majorHAnsi" w:hAnsiTheme="majorHAnsi"/>
-              </w:rPr>
-            </w:pPr>
-          </w:p>
+                <w:rFonts w:ascii="맑은 고딕" w:hAnsi="맑은 고딕" w:eastAsia="맑은 고딕" w:asciiTheme="majorHAnsi" w:hAnsiTheme="majorHAnsi" w:eastAsiaTheme="majorHAnsi"/>
+              </w:rPr>
+            </w:pPr>
+          </w:p>
+        </w:tc>
+        <w:tc>
+          <w:p/>
         </w:tc>
       </w:tr>
       <w:tr>
         <w:trPr>
-          <w:gridAfter w:val="1"/>
-          <w:wAfter w:w="13" w:type="dxa"/>
           <w:trHeight w:val="45"/>
         </w:trPr>
         <w:tc>
@@ -1055,14 +1292,16 @@
               <w:bottom w:val="single" w:sz="3" w:space="0" w:color="000000"/>
               <w:right w:val="single" w:sz="3" w:space="0" w:color="000000"/>
             </w:tcBorders>
-          </w:tcPr>
-          <w:p>
-            <w:pPr>
-              <w:pStyle w:val="a3"/>
-              <w:spacing w:line="240" w:lineRule="auto"/>
-              <w:jc w:val="center"/>
-            </w:pPr>
-          </w:p>
+            <w:shd w:val="clear" w:fill="DEEAF6"/>
+            <w:tcMar>
+              <w:top w:w="28" w:type="dxa"/>
+              <w:left w:w="102" w:type="dxa"/>
+              <w:bottom w:w="28" w:type="dxa"/>
+              <w:right w:w="102" w:type="dxa"/>
+            </w:tcMar>
+            <w:vAlign w:val="center"/>
+          </w:tcPr>
+          <w:p/>
         </w:tc>
         <w:tc>
           <w:tcPr>
@@ -1074,6 +1313,12 @@
               <w:bottom w:val="single" w:sz="3" w:space="0" w:color="000000"/>
               <w:right w:val="single" w:sz="3" w:space="0" w:color="000000"/>
             </w:tcBorders>
+            <w:tcMar>
+              <w:top w:w="28" w:type="dxa"/>
+              <w:left w:w="102" w:type="dxa"/>
+              <w:bottom w:w="28" w:type="dxa"/>
+              <w:right w:w="102" w:type="dxa"/>
+            </w:tcMar>
             <w:vAlign w:val="center"/>
           </w:tcPr>
           <w:p>
@@ -1085,12 +1330,15 @@
               <w:spacing w:line="240" w:lineRule="auto"/>
               <w:jc w:val="center"/>
               <w:rPr>
-                <w:rFonts w:asciiTheme="majorHAnsi" w:eastAsiaTheme="majorHAnsi" w:hAnsiTheme="majorHAnsi"/>
-              </w:rPr>
-            </w:pPr>
-            <w:r>
-              <w:rPr>
-                <w:rFonts w:asciiTheme="majorHAnsi" w:eastAsiaTheme="majorHAnsi" w:hAnsiTheme="majorHAnsi"/>
+                <w:rFonts w:ascii="맑은 고딕" w:hAnsi="맑은 고딕" w:eastAsia="맑은 고딕" w:asciiTheme="majorHAnsi" w:hAnsiTheme="majorHAnsi" w:eastAsiaTheme="majorHAnsi"/>
+              </w:rPr>
+            </w:pPr>
+            <w:r>
+              <w:rPr>
+                <w:rFonts w:ascii="맑은 고딕" w:hAnsi="맑은 고딕" w:eastAsia="맑은 고딕" w:cs="맑은 고딕" w:asciiTheme="majorHAnsi" w:hAnsiTheme="majorHAnsi" w:eastAsiaTheme="majorHAnsi" w:csTheme="minorBidi"/>
+                <w:color w:val="000000"/>
+                <w:kern w:val="2"/>
+                <w:szCs w:val="22"/>
               </w:rPr>
               <w:t>기타</w:t>
             </w:r>
@@ -1106,6 +1354,12 @@
               <w:bottom w:val="single" w:sz="3" w:space="0" w:color="000000"/>
               <w:right w:val="single" w:sz="3" w:space="0" w:color="000000"/>
             </w:tcBorders>
+            <w:tcMar>
+              <w:top w:w="28" w:type="dxa"/>
+              <w:left w:w="102" w:type="dxa"/>
+              <w:bottom w:w="28" w:type="dxa"/>
+              <w:right w:w="102" w:type="dxa"/>
+            </w:tcMar>
             <w:vAlign w:val="center"/>
           </w:tcPr>
           <w:p>
@@ -1117,16 +1371,17 @@
               <w:spacing w:line="240" w:lineRule="auto"/>
               <w:jc w:val="center"/>
               <w:rPr>
-                <w:rFonts w:asciiTheme="majorHAnsi" w:eastAsiaTheme="majorHAnsi" w:hAnsiTheme="majorHAnsi"/>
-              </w:rPr>
-            </w:pPr>
-          </w:p>
+                <w:rFonts w:ascii="맑은 고딕" w:hAnsi="맑은 고딕" w:eastAsia="맑은 고딕" w:asciiTheme="majorHAnsi" w:hAnsiTheme="majorHAnsi" w:eastAsiaTheme="majorHAnsi"/>
+              </w:rPr>
+            </w:pPr>
+          </w:p>
+        </w:tc>
+        <w:tc>
+          <w:p/>
         </w:tc>
       </w:tr>
       <w:tr>
         <w:trPr>
-          <w:gridAfter w:val="1"/>
-          <w:wAfter w:w="13" w:type="dxa"/>
           <w:trHeight w:val="4825"/>
         </w:trPr>
         <w:tc>
@@ -1138,7 +1393,13 @@
               <w:bottom w:val="single" w:sz="3" w:space="0" w:color="000000"/>
               <w:right w:val="single" w:sz="3" w:space="0" w:color="000000"/>
             </w:tcBorders>
-            <w:shd w:val="clear" w:color="auto" w:fill="DEEAF6"/>
+            <w:shd w:val="clear" w:fill="DEEAF6"/>
+            <w:tcMar>
+              <w:top w:w="28" w:type="dxa"/>
+              <w:left w:w="102" w:type="dxa"/>
+              <w:bottom w:w="28" w:type="dxa"/>
+              <w:right w:w="102" w:type="dxa"/>
+            </w:tcMar>
             <w:vAlign w:val="center"/>
           </w:tcPr>
           <w:p>
@@ -1150,16 +1411,18 @@
               <w:spacing w:line="240" w:lineRule="auto"/>
               <w:jc w:val="center"/>
             </w:pPr>
-            <w:proofErr w:type="spellStart"/>
-            <w:r>
-              <w:rPr>
-                <w:rFonts w:eastAsia="맑은 고딕"/>
+            <w:r>
+              <w:rPr>
+                <w:rFonts w:ascii="함초롬바탕" w:hAnsi="맑은 고딕" w:eastAsia="맑은 고딕" w:cs="함초롬바탕" w:hAnsiTheme="minorHAnsi" w:csTheme="minorBidi"/>
                 <w:b/>
-                <w:shd w:val="clear" w:color="000000" w:fill="DEEAF6"/>
+                <w:bCs/>
+                <w:color w:val="000000"/>
+                <w:kern w:val="2"/>
+                <w:szCs w:val="22"/>
+                <w:shd w:val="clear" w:color="auto" w:fill="DEEAF6"/>
               </w:rPr>
               <w:t>해커톤</w:t>
             </w:r>
-            <w:proofErr w:type="spellEnd"/>
           </w:p>
           <w:p>
             <w:pPr>
@@ -1172,9 +1435,13 @@
             </w:pPr>
             <w:r>
               <w:rPr>
-                <w:rFonts w:eastAsia="맑은 고딕"/>
+                <w:rFonts w:ascii="함초롬바탕" w:hAnsi="맑은 고딕" w:eastAsia="맑은 고딕" w:cs="함초롬바탕" w:hAnsiTheme="minorHAnsi" w:csTheme="minorBidi"/>
                 <w:b/>
-                <w:shd w:val="clear" w:color="000000" w:fill="DEEAF6"/>
+                <w:bCs/>
+                <w:color w:val="000000"/>
+                <w:kern w:val="2"/>
+                <w:szCs w:val="22"/>
+                <w:shd w:val="clear" w:color="auto" w:fill="DEEAF6"/>
               </w:rPr>
               <w:t>지원동기</w:t>
             </w:r>
@@ -1190,6 +1457,12 @@
               <w:bottom w:val="single" w:sz="3" w:space="0" w:color="000000"/>
               <w:right w:val="single" w:sz="3" w:space="0" w:color="000000"/>
             </w:tcBorders>
+            <w:tcMar>
+              <w:top w:w="28" w:type="dxa"/>
+              <w:left w:w="102" w:type="dxa"/>
+              <w:bottom w:w="28" w:type="dxa"/>
+              <w:right w:w="102" w:type="dxa"/>
+            </w:tcMar>
             <w:vAlign w:val="center"/>
           </w:tcPr>
           <w:p>
@@ -1199,17 +1472,19 @@
                 <w:tab w:val="left" w:pos="281"/>
               </w:tabs>
               <w:spacing w:line="240" w:lineRule="auto"/>
-              <w:rPr>
-                <w:rFonts w:asciiTheme="majorHAnsi" w:eastAsiaTheme="majorHAnsi" w:hAnsiTheme="majorHAnsi"/>
-              </w:rPr>
-            </w:pPr>
-          </w:p>
+              <w:jc w:val="both"/>
+              <w:rPr>
+                <w:rFonts w:ascii="맑은 고딕" w:hAnsi="맑은 고딕" w:eastAsia="맑은 고딕" w:asciiTheme="majorHAnsi" w:hAnsiTheme="majorHAnsi" w:eastAsiaTheme="majorHAnsi"/>
+              </w:rPr>
+            </w:pPr>
+          </w:p>
+        </w:tc>
+        <w:tc>
+          <w:p/>
         </w:tc>
       </w:tr>
       <w:tr>
         <w:trPr>
-          <w:gridAfter w:val="1"/>
-          <w:wAfter w:w="13" w:type="dxa"/>
           <w:trHeight w:val="4046"/>
         </w:trPr>
         <w:tc>
@@ -1222,55 +1497,73 @@
               <w:bottom w:val="single" w:sz="3" w:space="0" w:color="000000"/>
               <w:right w:val="single" w:sz="3" w:space="0" w:color="000000"/>
             </w:tcBorders>
-            <w:shd w:val="clear" w:color="auto" w:fill="FFFFFF"/>
-            <w:vAlign w:val="center"/>
-          </w:tcPr>
-          <w:p>
-            <w:pPr>
-              <w:pStyle w:val="a3"/>
-              <w:spacing w:line="240" w:lineRule="auto"/>
-              <w:ind w:firstLineChars="100" w:firstLine="240"/>
-              <w:rPr>
-                <w:rFonts w:asciiTheme="majorHAnsi" w:eastAsiaTheme="majorHAnsi" w:hAnsiTheme="majorHAnsi"/>
+            <w:shd w:val="clear" w:fill="FFFFFF"/>
+            <w:tcMar>
+              <w:top w:w="28" w:type="dxa"/>
+              <w:left w:w="102" w:type="dxa"/>
+              <w:bottom w:w="28" w:type="dxa"/>
+              <w:right w:w="102" w:type="dxa"/>
+            </w:tcMar>
+            <w:vAlign w:val="center"/>
+          </w:tcPr>
+          <w:p>
+            <w:pPr>
+              <w:pStyle w:val="a3"/>
+              <w:spacing w:line="240" w:lineRule="auto"/>
+              <w:ind w:firstLine="240"/>
+              <w:jc w:val="both"/>
+              <w:rPr>
+                <w:rFonts w:ascii="맑은 고딕" w:hAnsi="맑은 고딕" w:eastAsia="맑은 고딕" w:asciiTheme="majorHAnsi" w:hAnsiTheme="majorHAnsi" w:eastAsiaTheme="majorHAnsi"/>
                 <w:sz w:val="24"/>
               </w:rPr>
             </w:pPr>
             <w:r>
               <w:rPr>
-                <w:rFonts w:asciiTheme="majorHAnsi" w:eastAsiaTheme="majorHAnsi" w:hAnsiTheme="majorHAnsi" w:hint="eastAsia"/>
+                <w:rFonts w:ascii="맑은 고딕" w:hAnsi="맑은 고딕" w:eastAsia="맑은 고딕" w:cs="맑은 고딕" w:asciiTheme="majorHAnsi" w:hAnsiTheme="majorHAnsi" w:eastAsiaTheme="majorHAnsi" w:csTheme="minorBidi"/>
+                <w:color w:val="000000"/>
+                <w:kern w:val="2"/>
                 <w:sz w:val="24"/>
+                <w:szCs w:val="22"/>
               </w:rPr>
               <w:t xml:space="preserve">위와 같이 『2026년 제8회 K-디지털 트레이닝 </w:t>
             </w:r>
-            <w:proofErr w:type="spellStart"/>
-            <w:r>
-              <w:rPr>
-                <w:rFonts w:asciiTheme="majorHAnsi" w:eastAsiaTheme="majorHAnsi" w:hAnsiTheme="majorHAnsi" w:hint="eastAsia"/>
+            <w:r>
+              <w:rPr>
+                <w:rFonts w:ascii="맑은 고딕" w:hAnsi="맑은 고딕" w:eastAsia="맑은 고딕" w:cs="맑은 고딕" w:asciiTheme="majorHAnsi" w:hAnsiTheme="majorHAnsi" w:eastAsiaTheme="majorHAnsi" w:csTheme="minorBidi"/>
+                <w:color w:val="000000"/>
+                <w:kern w:val="2"/>
                 <w:sz w:val="24"/>
+                <w:szCs w:val="22"/>
               </w:rPr>
               <w:t>해커톤』에</w:t>
             </w:r>
-            <w:proofErr w:type="spellEnd"/>
-            <w:r>
-              <w:rPr>
-                <w:rFonts w:asciiTheme="majorHAnsi" w:eastAsiaTheme="majorHAnsi" w:hAnsiTheme="majorHAnsi" w:hint="eastAsia"/>
+            <w:r>
+              <w:rPr>
+                <w:rFonts w:ascii="맑은 고딕" w:hAnsi="맑은 고딕" w:eastAsia="맑은 고딕" w:cs="맑은 고딕" w:asciiTheme="majorHAnsi" w:hAnsiTheme="majorHAnsi" w:eastAsiaTheme="majorHAnsi" w:csTheme="minorBidi"/>
+                <w:color w:val="000000"/>
+                <w:kern w:val="2"/>
                 <w:sz w:val="24"/>
+                <w:szCs w:val="22"/>
               </w:rPr>
               <w:t xml:space="preserve"> 응모하며, 귀 </w:t>
             </w:r>
-            <w:proofErr w:type="spellStart"/>
-            <w:r>
-              <w:rPr>
-                <w:rFonts w:asciiTheme="majorHAnsi" w:eastAsiaTheme="majorHAnsi" w:hAnsiTheme="majorHAnsi" w:hint="eastAsia"/>
+            <w:r>
+              <w:rPr>
+                <w:rFonts w:ascii="맑은 고딕" w:hAnsi="맑은 고딕" w:eastAsia="맑은 고딕" w:cs="맑은 고딕" w:asciiTheme="majorHAnsi" w:hAnsiTheme="majorHAnsi" w:eastAsiaTheme="majorHAnsi" w:csTheme="minorBidi"/>
+                <w:color w:val="000000"/>
+                <w:kern w:val="2"/>
                 <w:sz w:val="24"/>
+                <w:szCs w:val="22"/>
               </w:rPr>
               <w:t>직업능력심사평가원에서</w:t>
             </w:r>
-            <w:proofErr w:type="spellEnd"/>
-            <w:r>
-              <w:rPr>
-                <w:rFonts w:asciiTheme="majorHAnsi" w:eastAsiaTheme="majorHAnsi" w:hAnsiTheme="majorHAnsi" w:hint="eastAsia"/>
+            <w:r>
+              <w:rPr>
+                <w:rFonts w:ascii="맑은 고딕" w:hAnsi="맑은 고딕" w:eastAsia="맑은 고딕" w:cs="맑은 고딕" w:asciiTheme="majorHAnsi" w:hAnsiTheme="majorHAnsi" w:eastAsiaTheme="majorHAnsi" w:csTheme="minorBidi"/>
+                <w:color w:val="000000"/>
+                <w:kern w:val="2"/>
                 <w:sz w:val="24"/>
+                <w:szCs w:val="22"/>
               </w:rPr>
               <w:t xml:space="preserve"> 규정한 사항을 수락하고 심사결과에 이의를 제기하지 않을 것을 확약합니다. 또한 작성한 신청서 내용에 허위 사실이 있을 경우 선정 취소 및 손해배상 등의 불이익 처분에 동의합니다.</w:t>
             </w:r>
@@ -1281,33 +1574,41 @@
               <w:tabs>
                 <w:tab w:val="left" w:pos="281"/>
               </w:tabs>
-              <w:wordWrap/>
               <w:spacing w:before="300" w:line="240" w:lineRule="auto"/>
               <w:jc w:val="right"/>
               <w:rPr>
-                <w:rFonts w:asciiTheme="majorHAnsi" w:eastAsiaTheme="majorHAnsi" w:hAnsiTheme="majorHAnsi"/>
-              </w:rPr>
-            </w:pPr>
-            <w:r>
-              <w:rPr>
-                <w:rFonts w:asciiTheme="majorHAnsi" w:eastAsiaTheme="majorHAnsi" w:hAnsiTheme="majorHAnsi"/>
+                <w:rFonts w:ascii="맑은 고딕" w:hAnsi="맑은 고딕" w:eastAsia="맑은 고딕" w:asciiTheme="majorHAnsi" w:hAnsiTheme="majorHAnsi" w:eastAsiaTheme="majorHAnsi"/>
+              </w:rPr>
+            </w:pPr>
+            <w:r>
+              <w:rPr>
+                <w:rFonts w:ascii="맑은 고딕" w:hAnsi="맑은 고딕" w:eastAsia="맑은 고딕" w:cs="맑은 고딕" w:asciiTheme="majorHAnsi" w:hAnsiTheme="majorHAnsi" w:eastAsiaTheme="majorHAnsi" w:csTheme="minorBidi"/>
+                <w:color w:val="000000"/>
+                <w:kern w:val="2"/>
                 <w:sz w:val="24"/>
+                <w:szCs w:val="22"/>
               </w:rPr>
               <w:t>20</w:t>
             </w:r>
             <w:r>
               <w:rPr>
-                <w:rFonts w:asciiTheme="majorHAnsi" w:eastAsiaTheme="majorHAnsi" w:hAnsiTheme="majorHAnsi" w:hint="eastAsia"/>
+                <w:rFonts w:ascii="맑은 고딕" w:hAnsi="맑은 고딕" w:eastAsia="맑은 고딕" w:cs="맑은 고딕" w:asciiTheme="majorHAnsi" w:hAnsiTheme="majorHAnsi" w:eastAsiaTheme="majorHAnsi" w:csTheme="minorBidi"/>
+                <w:color w:val="000000"/>
+                <w:kern w:val="2"/>
                 <w:sz w:val="24"/>
+                <w:szCs w:val="22"/>
               </w:rPr>
               <w:t>26</w:t>
             </w:r>
             <w:r>
               <w:rPr>
-                <w:rFonts w:asciiTheme="majorHAnsi" w:eastAsiaTheme="majorHAnsi" w:hAnsiTheme="majorHAnsi"/>
+                <w:rFonts w:ascii="맑은 고딕" w:hAnsi="맑은 고딕" w:eastAsia="맑은 고딕" w:cs="맑은 고딕" w:asciiTheme="majorHAnsi" w:hAnsiTheme="majorHAnsi" w:eastAsiaTheme="majorHAnsi" w:csTheme="minorBidi"/>
+                <w:color w:val="000000"/>
+                <w:kern w:val="2"/>
                 <w:sz w:val="24"/>
-              </w:rPr>
-              <w:t>년     월     일</w:t>
+                <w:szCs w:val="22"/>
+              </w:rPr>
+              <w:t xml:space="preserve">년     월     일</w:t>
             </w:r>
           </w:p>
           <w:p>
@@ -1316,20 +1617,22 @@
               <w:tabs>
                 <w:tab w:val="left" w:pos="281"/>
               </w:tabs>
-              <w:wordWrap/>
               <w:spacing w:before="200" w:line="240" w:lineRule="auto"/>
               <w:ind w:left="100" w:right="100"/>
               <w:jc w:val="right"/>
               <w:rPr>
-                <w:rFonts w:asciiTheme="majorHAnsi" w:eastAsiaTheme="majorHAnsi" w:hAnsiTheme="majorHAnsi"/>
-              </w:rPr>
-            </w:pPr>
-            <w:r>
-              <w:rPr>
-                <w:rFonts w:asciiTheme="majorHAnsi" w:eastAsiaTheme="majorHAnsi" w:hAnsiTheme="majorHAnsi"/>
+                <w:rFonts w:ascii="맑은 고딕" w:hAnsi="맑은 고딕" w:eastAsia="맑은 고딕" w:asciiTheme="majorHAnsi" w:hAnsiTheme="majorHAnsi" w:eastAsiaTheme="majorHAnsi"/>
+              </w:rPr>
+            </w:pPr>
+            <w:r>
+              <w:rPr>
+                <w:rFonts w:ascii="맑은 고딕" w:hAnsi="맑은 고딕" w:eastAsia="맑은 고딕" w:cs="맑은 고딕" w:asciiTheme="majorHAnsi" w:hAnsiTheme="majorHAnsi" w:eastAsiaTheme="majorHAnsi" w:csTheme="minorBidi"/>
+                <w:color w:val="000000"/>
+                <w:kern w:val="2"/>
                 <w:sz w:val="24"/>
-              </w:rPr>
-              <w:t>참가자(팀장):                 (인)</w:t>
+                <w:szCs w:val="22"/>
+              </w:rPr>
+              <w:t xml:space="preserve">참가자(팀장):                 (인)</w:t>
             </w:r>
           </w:p>
           <w:p>
@@ -1338,41 +1641,53 @@
               <w:tabs>
                 <w:tab w:val="left" w:pos="281"/>
               </w:tabs>
-              <w:wordWrap/>
               <w:spacing w:before="500" w:line="240" w:lineRule="auto"/>
               <w:ind w:left="100" w:right="100"/>
               <w:jc w:val="right"/>
               <w:rPr>
-                <w:rFonts w:asciiTheme="majorHAnsi" w:eastAsiaTheme="majorHAnsi" w:hAnsiTheme="majorHAnsi"/>
-              </w:rPr>
-            </w:pPr>
-            <w:r>
-              <w:rPr>
-                <w:rFonts w:asciiTheme="majorHAnsi" w:eastAsiaTheme="majorHAnsi" w:hAnsiTheme="majorHAnsi"/>
+                <w:rFonts w:ascii="맑은 고딕" w:hAnsi="맑은 고딕" w:eastAsia="맑은 고딕" w:asciiTheme="majorHAnsi" w:hAnsiTheme="majorHAnsi" w:eastAsiaTheme="majorHAnsi"/>
+              </w:rPr>
+            </w:pPr>
+            <w:r>
+              <w:rPr>
+                <w:rFonts w:ascii="맑은 고딕" w:hAnsi="맑은 고딕" w:eastAsia="맑은 고딕" w:cs="맑은 고딕" w:asciiTheme="majorHAnsi" w:hAnsiTheme="majorHAnsi" w:eastAsiaTheme="majorHAnsi" w:csTheme="minorBidi"/>
                 <w:b/>
+                <w:bCs/>
+                <w:color w:val="000000"/>
+                <w:kern w:val="2"/>
                 <w:sz w:val="32"/>
+                <w:szCs w:val="22"/>
               </w:rPr>
               <w:t xml:space="preserve">한국기술교육대학교 </w:t>
             </w:r>
-            <w:proofErr w:type="spellStart"/>
-            <w:r>
-              <w:rPr>
-                <w:rFonts w:asciiTheme="majorHAnsi" w:eastAsiaTheme="majorHAnsi" w:hAnsiTheme="majorHAnsi"/>
+            <w:r>
+              <w:rPr>
+                <w:rFonts w:ascii="맑은 고딕" w:hAnsi="맑은 고딕" w:eastAsia="맑은 고딕" w:cs="맑은 고딕" w:asciiTheme="majorHAnsi" w:hAnsiTheme="majorHAnsi" w:eastAsiaTheme="majorHAnsi" w:csTheme="minorBidi"/>
                 <w:b/>
+                <w:bCs/>
+                <w:color w:val="000000"/>
+                <w:kern w:val="2"/>
                 <w:sz w:val="32"/>
+                <w:szCs w:val="22"/>
               </w:rPr>
               <w:t>직업능력심사평가원장</w:t>
             </w:r>
-            <w:proofErr w:type="spellEnd"/>
-            <w:r>
-              <w:rPr>
-                <w:rFonts w:asciiTheme="majorHAnsi" w:eastAsiaTheme="majorHAnsi" w:hAnsiTheme="majorHAnsi"/>
+            <w:r>
+              <w:rPr>
+                <w:rFonts w:ascii="맑은 고딕" w:hAnsi="맑은 고딕" w:eastAsia="맑은 고딕" w:cs="맑은 고딕" w:asciiTheme="majorHAnsi" w:hAnsiTheme="majorHAnsi" w:eastAsiaTheme="majorHAnsi" w:csTheme="minorBidi"/>
                 <w:b/>
+                <w:bCs/>
+                <w:color w:val="000000"/>
+                <w:kern w:val="2"/>
                 <w:sz w:val="32"/>
+                <w:szCs w:val="22"/>
               </w:rPr>
               <w:t xml:space="preserve"> 귀하</w:t>
             </w:r>
           </w:p>
+        </w:tc>
+        <w:tc>
+          <w:p/>
         </w:tc>
       </w:tr>
       <w:tr>
@@ -1389,98 +1704,115 @@
               <w:bottom w:val="single" w:sz="3" w:space="0" w:color="000000"/>
               <w:right w:val="single" w:sz="3" w:space="0" w:color="000000"/>
             </w:tcBorders>
-            <w:shd w:val="clear" w:color="auto" w:fill="DEEAF6"/>
-            <w:vAlign w:val="center"/>
-          </w:tcPr>
-          <w:p>
-            <w:pPr>
-              <w:pStyle w:val="a3"/>
-              <w:wordWrap/>
+            <w:shd w:val="clear" w:fill="DEEAF6"/>
+            <w:tcMar>
+              <w:top w:w="28" w:type="dxa"/>
+              <w:left w:w="102" w:type="dxa"/>
+              <w:bottom w:w="28" w:type="dxa"/>
+              <w:right w:w="102" w:type="dxa"/>
+            </w:tcMar>
+            <w:vAlign w:val="center"/>
+          </w:tcPr>
+          <w:p>
+            <w:pPr>
+              <w:pStyle w:val="a3"/>
               <w:spacing w:line="240" w:lineRule="auto"/>
               <w:jc w:val="center"/>
               <w:rPr>
                 <w:sz w:val="34"/>
                 <w:szCs w:val="34"/>
-                <w:shd w:val="clear" w:color="auto" w:fill="auto"/>
-              </w:rPr>
-            </w:pPr>
-            <w:r>
-              <w:rPr>
-                <w:rFonts w:ascii="맑은 고딕" w:eastAsia="맑은 고딕"/>
+                <w:shd w:val="clear"/>
+              </w:rPr>
+            </w:pPr>
+            <w:r>
+              <w:lastRenderedPageBreak/>
+              <w:rPr>
+                <w:rFonts w:ascii="맑은 고딕" w:hAnsi="맑은 고딕" w:eastAsia="맑은 고딕" w:cs="맑은 고딕" w:hAnsiTheme="minorHAnsi" w:csTheme="minorBidi"/>
                 <w:b/>
+                <w:bCs/>
+                <w:color w:val="000000"/>
                 <w:spacing w:val="-20"/>
+                <w:kern w:val="2"/>
                 <w:sz w:val="34"/>
                 <w:szCs w:val="34"/>
-                <w:shd w:val="clear" w:color="auto" w:fill="auto"/>
-              </w:rPr>
-              <w:lastRenderedPageBreak/>
+              </w:rPr>
               <w:t>202</w:t>
             </w:r>
             <w:r>
               <w:rPr>
-                <w:rFonts w:ascii="맑은 고딕" w:eastAsia="맑은 고딕" w:hint="eastAsia"/>
+                <w:rFonts w:ascii="맑은 고딕" w:hAnsi="맑은 고딕" w:eastAsia="맑은 고딕" w:cs="맑은 고딕" w:hAnsiTheme="minorHAnsi" w:csTheme="minorBidi"/>
                 <w:b/>
+                <w:bCs/>
+                <w:color w:val="000000"/>
                 <w:spacing w:val="-20"/>
+                <w:kern w:val="2"/>
                 <w:sz w:val="34"/>
                 <w:szCs w:val="34"/>
-                <w:shd w:val="clear" w:color="auto" w:fill="auto"/>
               </w:rPr>
               <w:t>6</w:t>
             </w:r>
             <w:r>
               <w:rPr>
-                <w:rFonts w:ascii="맑은 고딕" w:eastAsia="맑은 고딕"/>
+                <w:rFonts w:ascii="맑은 고딕" w:hAnsi="맑은 고딕" w:eastAsia="맑은 고딕" w:cs="맑은 고딕" w:hAnsiTheme="minorHAnsi" w:csTheme="minorBidi"/>
                 <w:b/>
+                <w:bCs/>
+                <w:color w:val="000000"/>
                 <w:spacing w:val="-20"/>
+                <w:kern w:val="2"/>
                 <w:sz w:val="34"/>
                 <w:szCs w:val="34"/>
-                <w:shd w:val="clear" w:color="auto" w:fill="auto"/>
               </w:rPr>
               <w:t>년 제</w:t>
             </w:r>
             <w:r>
               <w:rPr>
-                <w:rFonts w:ascii="맑은 고딕" w:eastAsia="맑은 고딕" w:hint="eastAsia"/>
+                <w:rFonts w:ascii="맑은 고딕" w:hAnsi="맑은 고딕" w:eastAsia="맑은 고딕" w:cs="맑은 고딕" w:hAnsiTheme="minorHAnsi" w:csTheme="minorBidi"/>
                 <w:b/>
+                <w:bCs/>
+                <w:color w:val="000000"/>
                 <w:spacing w:val="-20"/>
+                <w:kern w:val="2"/>
                 <w:sz w:val="34"/>
                 <w:szCs w:val="34"/>
-                <w:shd w:val="clear" w:color="auto" w:fill="auto"/>
               </w:rPr>
               <w:t>8</w:t>
             </w:r>
             <w:r>
               <w:rPr>
-                <w:rFonts w:ascii="맑은 고딕" w:eastAsia="맑은 고딕"/>
+                <w:rFonts w:ascii="맑은 고딕" w:hAnsi="맑은 고딕" w:eastAsia="맑은 고딕" w:cs="맑은 고딕" w:hAnsiTheme="minorHAnsi" w:csTheme="minorBidi"/>
                 <w:b/>
+                <w:bCs/>
+                <w:color w:val="000000"/>
                 <w:spacing w:val="-20"/>
+                <w:kern w:val="2"/>
                 <w:sz w:val="34"/>
                 <w:szCs w:val="34"/>
-                <w:shd w:val="clear" w:color="auto" w:fill="auto"/>
               </w:rPr>
               <w:t xml:space="preserve">회 K-디지털 트레이닝 </w:t>
             </w:r>
-            <w:proofErr w:type="spellStart"/>
-            <w:r>
-              <w:rPr>
-                <w:rFonts w:ascii="맑은 고딕" w:eastAsia="맑은 고딕"/>
+            <w:r>
+              <w:rPr>
+                <w:rFonts w:ascii="맑은 고딕" w:hAnsi="맑은 고딕" w:eastAsia="맑은 고딕" w:cs="맑은 고딕" w:hAnsiTheme="minorHAnsi" w:csTheme="minorBidi"/>
                 <w:b/>
+                <w:bCs/>
+                <w:color w:val="000000"/>
                 <w:spacing w:val="-20"/>
+                <w:kern w:val="2"/>
                 <w:sz w:val="34"/>
                 <w:szCs w:val="34"/>
-                <w:shd w:val="clear" w:color="auto" w:fill="auto"/>
               </w:rPr>
               <w:t>해커톤</w:t>
             </w:r>
-            <w:proofErr w:type="spellEnd"/>
-            <w:r>
-              <w:rPr>
-                <w:rFonts w:ascii="맑은 고딕" w:eastAsia="맑은 고딕"/>
+            <w:r>
+              <w:rPr>
+                <w:rFonts w:ascii="맑은 고딕" w:hAnsi="맑은 고딕" w:eastAsia="맑은 고딕" w:cs="맑은 고딕" w:hAnsiTheme="minorHAnsi" w:csTheme="minorBidi"/>
                 <w:b/>
+                <w:bCs/>
+                <w:color w:val="000000"/>
                 <w:spacing w:val="-20"/>
+                <w:kern w:val="2"/>
                 <w:sz w:val="34"/>
                 <w:szCs w:val="34"/>
-                <w:shd w:val="clear" w:color="auto" w:fill="auto"/>
               </w:rPr>
               <w:t xml:space="preserve"> 아이디어 개발 기획서</w:t>
             </w:r>
@@ -1496,18 +1828,25 @@
             <w:tcW w:w="9639" w:type="dxa"/>
             <w:gridSpan w:val="6"/>
             <w:tcBorders>
-              <w:top w:val="none" w:sz="3" w:space="0" w:color="000000"/>
-              <w:left w:val="single" w:sz="3" w:space="0" w:color="000000"/>
-              <w:bottom w:val="single" w:sz="3" w:space="0" w:color="000000"/>
-              <w:right w:val="single" w:sz="3" w:space="0" w:color="000000"/>
-            </w:tcBorders>
-            <w:shd w:val="clear" w:color="auto" w:fill="DEEAF6"/>
+              <w:top w:val="none"/>
+              <w:left w:val="single" w:sz="3" w:space="0" w:color="000000"/>
+              <w:bottom w:val="single" w:sz="3" w:space="0" w:color="000000"/>
+              <w:right w:val="single" w:sz="3" w:space="0" w:color="000000"/>
+            </w:tcBorders>
+            <w:shd w:val="clear" w:fill="DEEAF6"/>
+            <w:tcMar>
+              <w:top w:w="28" w:type="dxa"/>
+              <w:left w:w="102" w:type="dxa"/>
+              <w:bottom w:w="28" w:type="dxa"/>
+              <w:right w:w="102" w:type="dxa"/>
+            </w:tcMar>
             <w:vAlign w:val="center"/>
           </w:tcPr>
           <w:p>
             <w:pPr>
               <w:pStyle w:val="a3"/>
               <w:spacing w:line="192" w:lineRule="auto"/>
+              <w:jc w:val="both"/>
               <w:rPr>
                 <w:rFonts w:ascii="맑은 고딕" w:eastAsia="맑은 고딕"/>
                 <w:b/>
@@ -1519,34 +1858,35 @@
             </w:pPr>
             <w:r>
               <w:rPr>
-                <w:rFonts w:ascii="맑은 고딕" w:eastAsia="맑은 고딕" w:hint="eastAsia"/>
+                <w:rFonts w:ascii="맑은 고딕" w:hAnsi="맑은 고딕" w:eastAsia="맑은 고딕" w:cs="맑은 고딕" w:hAnsiTheme="minorHAnsi" w:csTheme="minorBidi"/>
                 <w:b/>
                 <w:bCs/>
                 <w:color w:val="FF0000"/>
+                <w:kern w:val="2"/>
                 <w:sz w:val="24"/>
                 <w:szCs w:val="24"/>
               </w:rPr>
               <w:t xml:space="preserve">[필수서식] </w:t>
             </w:r>
-            <w:proofErr w:type="spellStart"/>
-            <w:r>
-              <w:rPr>
-                <w:rFonts w:ascii="맑은 고딕" w:eastAsia="맑은 고딕" w:hint="eastAsia"/>
+            <w:r>
+              <w:rPr>
+                <w:rFonts w:ascii="맑은 고딕" w:hAnsi="맑은 고딕" w:eastAsia="맑은 고딕" w:cs="맑은 고딕" w:hAnsiTheme="minorHAnsi" w:csTheme="minorBidi"/>
                 <w:b/>
                 <w:bCs/>
                 <w:color w:val="FF0000"/>
+                <w:kern w:val="2"/>
                 <w:sz w:val="24"/>
                 <w:szCs w:val="24"/>
               </w:rPr>
               <w:t>맑은고딕</w:t>
             </w:r>
-            <w:proofErr w:type="spellEnd"/>
-            <w:r>
-              <w:rPr>
-                <w:rFonts w:ascii="맑은 고딕" w:eastAsia="맑은 고딕" w:hint="eastAsia"/>
+            <w:r>
+              <w:rPr>
+                <w:rFonts w:ascii="맑은 고딕" w:hAnsi="맑은 고딕" w:eastAsia="맑은 고딕" w:cs="맑은 고딕" w:hAnsiTheme="minorHAnsi" w:csTheme="minorBidi"/>
                 <w:b/>
                 <w:bCs/>
                 <w:color w:val="FF0000"/>
+                <w:kern w:val="2"/>
                 <w:sz w:val="24"/>
                 <w:szCs w:val="24"/>
               </w:rPr>
@@ -1557,6 +1897,7 @@
             <w:pPr>
               <w:pStyle w:val="a3"/>
               <w:spacing w:line="192" w:lineRule="auto"/>
+              <w:jc w:val="both"/>
               <w:rPr>
                 <w:rFonts w:ascii="맑은 고딕" w:eastAsia="맑은 고딕"/>
                 <w:b/>
@@ -1567,10 +1908,11 @@
             </w:pPr>
             <w:r>
               <w:rPr>
-                <w:rFonts w:ascii="맑은 고딕" w:eastAsia="맑은 고딕" w:hint="eastAsia"/>
+                <w:rFonts w:ascii="맑은 고딕" w:hAnsi="맑은 고딕" w:eastAsia="맑은 고딕" w:cs="맑은 고딕" w:hAnsiTheme="minorHAnsi" w:csTheme="minorBidi"/>
                 <w:b/>
                 <w:bCs/>
                 <w:color w:val="FF0000"/>
+                <w:kern w:val="2"/>
                 <w:sz w:val="24"/>
                 <w:szCs w:val="24"/>
               </w:rPr>
@@ -1580,11 +1922,10 @@
           <w:p>
             <w:pPr>
               <w:pStyle w:val="a3"/>
-              <w:wordWrap/>
               <w:spacing w:line="192" w:lineRule="auto"/>
               <w:jc w:val="left"/>
               <w:rPr>
-                <w:shd w:val="clear" w:color="auto" w:fill="auto"/>
+                <w:shd w:val="clear"/>
               </w:rPr>
             </w:pPr>
           </w:p>
@@ -1604,7 +1945,13 @@
               <w:bottom w:val="single" w:sz="3" w:space="0" w:color="000000"/>
               <w:right w:val="single" w:sz="3" w:space="0" w:color="000000"/>
             </w:tcBorders>
-            <w:shd w:val="clear" w:color="auto" w:fill="DEEAF6"/>
+            <w:shd w:val="clear" w:fill="DEEAF6"/>
+            <w:tcMar>
+              <w:top w:w="28" w:type="dxa"/>
+              <w:left w:w="102" w:type="dxa"/>
+              <w:bottom w:w="28" w:type="dxa"/>
+              <w:right w:w="102" w:type="dxa"/>
+            </w:tcMar>
             <w:vAlign w:val="center"/>
           </w:tcPr>
           <w:p>
@@ -1613,16 +1960,18 @@
               <w:spacing w:line="240" w:lineRule="auto"/>
               <w:jc w:val="center"/>
             </w:pPr>
-            <w:proofErr w:type="spellStart"/>
-            <w:r>
-              <w:rPr>
-                <w:rFonts w:eastAsia="맑은 고딕"/>
+            <w:r>
+              <w:rPr>
+                <w:rFonts w:ascii="함초롬바탕" w:hAnsi="맑은 고딕" w:eastAsia="맑은 고딕" w:cs="함초롬바탕" w:hAnsiTheme="minorHAnsi" w:csTheme="minorBidi"/>
                 <w:b/>
-                <w:shd w:val="clear" w:color="000000" w:fill="DEEAF6"/>
+                <w:bCs/>
+                <w:color w:val="000000"/>
+                <w:kern w:val="2"/>
+                <w:szCs w:val="22"/>
+                <w:shd w:val="clear" w:color="auto" w:fill="DEEAF6"/>
               </w:rPr>
               <w:t>참가팀명</w:t>
             </w:r>
-            <w:proofErr w:type="spellEnd"/>
           </w:p>
         </w:tc>
         <w:tc>
@@ -1635,6 +1984,12 @@
               <w:bottom w:val="single" w:sz="3" w:space="0" w:color="000000"/>
               <w:right w:val="single" w:sz="3" w:space="0" w:color="000000"/>
             </w:tcBorders>
+            <w:tcMar>
+              <w:top w:w="28" w:type="dxa"/>
+              <w:left w:w="102" w:type="dxa"/>
+              <w:bottom w:w="28" w:type="dxa"/>
+              <w:right w:w="102" w:type="dxa"/>
+            </w:tcMar>
             <w:vAlign w:val="center"/>
           </w:tcPr>
           <w:p>
@@ -1664,7 +2019,13 @@
               <w:bottom w:val="single" w:sz="3" w:space="0" w:color="000000"/>
               <w:right w:val="single" w:sz="3" w:space="0" w:color="000000"/>
             </w:tcBorders>
-            <w:shd w:val="clear" w:color="auto" w:fill="DEEAF6"/>
+            <w:shd w:val="clear" w:fill="DEEAF6"/>
+            <w:tcMar>
+              <w:top w:w="28" w:type="dxa"/>
+              <w:left w:w="102" w:type="dxa"/>
+              <w:bottom w:w="28" w:type="dxa"/>
+              <w:right w:w="102" w:type="dxa"/>
+            </w:tcMar>
             <w:vAlign w:val="center"/>
           </w:tcPr>
           <w:p>
@@ -1676,14 +2037,17 @@
               <w:spacing w:line="240" w:lineRule="auto"/>
               <w:jc w:val="center"/>
               <w:rPr>
-                <w:shd w:val="clear" w:color="auto" w:fill="auto"/>
-              </w:rPr>
-            </w:pPr>
-            <w:r>
-              <w:rPr>
-                <w:rFonts w:eastAsia="맑은 고딕"/>
+                <w:shd w:val="clear"/>
+              </w:rPr>
+            </w:pPr>
+            <w:r>
+              <w:rPr>
+                <w:rFonts w:ascii="함초롬바탕" w:hAnsi="맑은 고딕" w:eastAsia="맑은 고딕" w:cs="함초롬바탕" w:hAnsiTheme="minorHAnsi" w:csTheme="minorBidi"/>
                 <w:b/>
-                <w:shd w:val="clear" w:color="auto" w:fill="auto"/>
+                <w:bCs/>
+                <w:color w:val="000000"/>
+                <w:kern w:val="2"/>
+                <w:szCs w:val="22"/>
               </w:rPr>
               <w:t>참가과제</w:t>
             </w:r>
@@ -1697,32 +2061,39 @@
               <w:spacing w:line="240" w:lineRule="auto"/>
               <w:jc w:val="center"/>
               <w:rPr>
-                <w:shd w:val="clear" w:color="auto" w:fill="auto"/>
-              </w:rPr>
-            </w:pPr>
-            <w:r>
-              <w:rPr>
-                <w:rFonts w:ascii="맑은 고딕" w:eastAsia="맑은 고딕"/>
+                <w:shd w:val="clear"/>
+              </w:rPr>
+            </w:pPr>
+            <w:r>
+              <w:rPr>
+                <w:rFonts w:ascii="맑은 고딕" w:hAnsi="맑은 고딕" w:eastAsia="맑은 고딕" w:cs="맑은 고딕" w:hAnsiTheme="minorHAnsi" w:csTheme="minorBidi"/>
                 <w:b/>
-                <w:shd w:val="clear" w:color="auto" w:fill="auto"/>
+                <w:bCs/>
+                <w:color w:val="000000"/>
+                <w:kern w:val="2"/>
+                <w:szCs w:val="22"/>
               </w:rPr>
               <w:t>(</w:t>
             </w:r>
-            <w:proofErr w:type="spellStart"/>
-            <w:r>
-              <w:rPr>
-                <w:rFonts w:ascii="맑은 고딕" w:eastAsia="맑은 고딕"/>
+            <w:r>
+              <w:rPr>
+                <w:rFonts w:ascii="맑은 고딕" w:hAnsi="맑은 고딕" w:eastAsia="맑은 고딕" w:cs="맑은 고딕" w:hAnsiTheme="minorHAnsi" w:csTheme="minorBidi"/>
                 <w:b/>
-                <w:shd w:val="clear" w:color="auto" w:fill="auto"/>
+                <w:bCs/>
+                <w:color w:val="000000"/>
+                <w:kern w:val="2"/>
+                <w:szCs w:val="22"/>
               </w:rPr>
               <w:t>택</w:t>
             </w:r>
-            <w:proofErr w:type="spellEnd"/>
-            <w:r>
-              <w:rPr>
-                <w:rFonts w:ascii="맑은 고딕" w:eastAsia="맑은 고딕"/>
+            <w:r>
+              <w:rPr>
+                <w:rFonts w:ascii="맑은 고딕" w:hAnsi="맑은 고딕" w:eastAsia="맑은 고딕" w:cs="맑은 고딕" w:hAnsiTheme="minorHAnsi" w:csTheme="minorBidi"/>
                 <w:b/>
-                <w:shd w:val="clear" w:color="auto" w:fill="auto"/>
+                <w:bCs/>
+                <w:color w:val="000000"/>
+                <w:kern w:val="2"/>
+                <w:szCs w:val="22"/>
               </w:rPr>
               <w:t xml:space="preserve"> 1)</w:t>
             </w:r>
@@ -1738,6 +2109,12 @@
               <w:bottom w:val="single" w:sz="3" w:space="0" w:color="000000"/>
               <w:right w:val="single" w:sz="3" w:space="0" w:color="000000"/>
             </w:tcBorders>
+            <w:tcMar>
+              <w:top w:w="28" w:type="dxa"/>
+              <w:left w:w="102" w:type="dxa"/>
+              <w:bottom w:w="28" w:type="dxa"/>
+              <w:right w:w="102" w:type="dxa"/>
+            </w:tcMar>
             <w:vAlign w:val="center"/>
           </w:tcPr>
           <w:p>
@@ -1747,33 +2124,44 @@
                 <w:tab w:val="left" w:pos="281"/>
               </w:tabs>
               <w:spacing w:line="240" w:lineRule="auto"/>
-            </w:pPr>
-            <w:r>
-              <w:object w:dxaOrig="1440" w:dyaOrig="1440" w14:anchorId="4B29EE3B">
-                <v:shapetype id="_x0000_t75" coordsize="21600,21600" o:spt="75" o:preferrelative="t" path="m@4@5l@4@11@9@11@9@5xe" filled="f" stroked="f">
-                  <v:stroke joinstyle="miter"/>
-                  <v:formulas>
-                    <v:f eqn="if lineDrawn pixelLineWidth 0"/>
-                    <v:f eqn="sum @0 1 0"/>
-                    <v:f eqn="sum 0 0 @1"/>
-                    <v:f eqn="prod @2 1 2"/>
-                    <v:f eqn="prod @3 21600 pixelWidth"/>
-                    <v:f eqn="prod @3 21600 pixelHeight"/>
-                    <v:f eqn="sum @0 0 1"/>
-                    <v:f eqn="prod @6 1 2"/>
-                    <v:f eqn="prod @7 21600 pixelWidth"/>
-                    <v:f eqn="sum @8 21600 0"/>
-                    <v:f eqn="prod @7 21600 pixelHeight"/>
-                    <v:f eqn="sum @10 21600 0"/>
-                  </v:formulas>
-                  <v:path o:extrusionok="f" gradientshapeok="t" o:connecttype="rect"/>
-                  <o:lock v:ext="edit" aspectratio="t"/>
-                </v:shapetype>
-                <v:shape id="_x0000_i1053" type="#_x0000_t75" style="width:58.5pt;height:20.25pt" o:ole="">
-                  <v:imagedata r:id="rId8" o:title=""/>
-                </v:shape>
-                <w:control r:id="rId9" w:name="OptionButton1" w:shapeid="_x0000_i1053"/>
-              </w:object>
+              <w:jc w:val="both"/>
+            </w:pPr>
+            <w:r>
+              <w:drawing>
+                <wp:inline distT="0" distB="0" distL="0" distR="0">
+                  <wp:extent cx="742950" cy="257175"/>
+                  <wp:effectExtent l="0" t="0" r="0" b="0"/>
+                  <wp:docPr id="100000" name="Picture 100000"/>
+                  <wp:cNvGraphicFramePr>
+                    <a:graphicFrameLocks xmlns:a="http://schemas.openxmlformats.org/drawingml/2006/main" noChangeAspect="1"/>
+                  </wp:cNvGraphicFramePr>
+                  <a:graphic xmlns:a="http://schemas.openxmlformats.org/drawingml/2006/main">
+                    <a:graphicData uri="http://schemas.openxmlformats.org/drawingml/2006/picture">
+                      <pic:pic xmlns:pic="http://schemas.openxmlformats.org/drawingml/2006/picture">
+                        <pic:nvPicPr>
+                          <pic:cNvPr id="100000" name="image100000"/>
+                          <pic:cNvPicPr/>
+                        </pic:nvPicPr>
+                        <pic:blipFill>
+                          <a:blip r:embed="rId31"/>
+                          <a:stretch>
+                            <a:fillRect/>
+                          </a:stretch>
+                        </pic:blipFill>
+                        <pic:spPr>
+                          <a:xfrm>
+                            <a:off x="0" y="0"/>
+                            <a:ext cx="742950" cy="257175"/>
+                          </a:xfrm>
+                          <a:prstGeom prst="rect">
+                            <a:avLst/>
+                          </a:prstGeom>
+                        </pic:spPr>
+                      </pic:pic>
+                    </a:graphicData>
+                  </a:graphic>
+                </wp:inline>
+              </w:drawing>
             </w:r>
           </w:p>
         </w:tc>
@@ -1787,19 +2175,29 @@
               <w:bottom w:val="single" w:sz="3" w:space="0" w:color="000000"/>
               <w:right w:val="single" w:sz="3" w:space="0" w:color="000000"/>
             </w:tcBorders>
-            <w:vAlign w:val="center"/>
-          </w:tcPr>
-          <w:p>
-            <w:pPr>
-              <w:pStyle w:val="a3"/>
-              <w:spacing w:line="240" w:lineRule="auto"/>
+            <w:tcMar>
+              <w:top w:w="28" w:type="dxa"/>
+              <w:left w:w="102" w:type="dxa"/>
+              <w:bottom w:w="28" w:type="dxa"/>
+              <w:right w:w="102" w:type="dxa"/>
+            </w:tcMar>
+            <w:vAlign w:val="center"/>
+          </w:tcPr>
+          <w:p>
+            <w:pPr>
+              <w:pStyle w:val="a3"/>
+              <w:spacing w:line="240" w:lineRule="auto"/>
+              <w:jc w:val="both"/>
               <w:rPr>
                 <w:rFonts w:ascii="맑은 고딕" w:eastAsia="맑은 고딕"/>
               </w:rPr>
             </w:pPr>
             <w:r>
               <w:rPr>
-                <w:rFonts w:ascii="맑은 고딕" w:eastAsia="맑은 고딕" w:hint="eastAsia"/>
+                <w:rFonts w:ascii="맑은 고딕" w:hAnsi="맑은 고딕" w:eastAsia="맑은 고딕" w:cs="맑은 고딕" w:hAnsiTheme="minorHAnsi" w:csTheme="minorBidi"/>
+                <w:color w:val="000000"/>
+                <w:kern w:val="2"/>
+                <w:szCs w:val="22"/>
               </w:rPr>
               <w:t>AI 전환 시대, 인간의 역량을 확장하는 디지털 서비스 개발</w:t>
             </w:r>
@@ -1821,16 +2219,16 @@
               <w:bottom w:val="single" w:sz="3" w:space="0" w:color="000000"/>
               <w:right w:val="single" w:sz="3" w:space="0" w:color="000000"/>
             </w:tcBorders>
-          </w:tcPr>
-          <w:p>
-            <w:pPr>
-              <w:pStyle w:val="a3"/>
-              <w:spacing w:line="240" w:lineRule="auto"/>
-              <w:rPr>
-                <w:shd w:val="clear" w:color="auto" w:fill="auto"/>
-              </w:rPr>
-            </w:pPr>
-          </w:p>
+            <w:shd w:val="clear" w:fill="DEEAF6"/>
+            <w:tcMar>
+              <w:top w:w="28" w:type="dxa"/>
+              <w:left w:w="102" w:type="dxa"/>
+              <w:bottom w:w="28" w:type="dxa"/>
+              <w:right w:w="102" w:type="dxa"/>
+            </w:tcMar>
+            <w:vAlign w:val="center"/>
+          </w:tcPr>
+          <w:p/>
         </w:tc>
         <w:tc>
           <w:tcPr>
@@ -1842,6 +2240,12 @@
               <w:bottom w:val="single" w:sz="3" w:space="0" w:color="000000"/>
               <w:right w:val="single" w:sz="3" w:space="0" w:color="000000"/>
             </w:tcBorders>
+            <w:tcMar>
+              <w:top w:w="28" w:type="dxa"/>
+              <w:left w:w="102" w:type="dxa"/>
+              <w:bottom w:w="28" w:type="dxa"/>
+              <w:right w:w="102" w:type="dxa"/>
+            </w:tcMar>
             <w:vAlign w:val="center"/>
           </w:tcPr>
           <w:p>
@@ -1851,14 +2255,44 @@
                 <w:tab w:val="left" w:pos="281"/>
               </w:tabs>
               <w:spacing w:line="240" w:lineRule="auto"/>
-            </w:pPr>
-            <w:r>
-              <w:object w:dxaOrig="1440" w:dyaOrig="1440" w14:anchorId="62D2ED11">
-                <v:shape id="_x0000_i1055" type="#_x0000_t75" style="width:56.25pt;height:19.5pt" o:ole="">
-                  <v:imagedata r:id="rId10" o:title=""/>
-                </v:shape>
-                <w:control r:id="rId11" w:name="OptionButton11" w:shapeid="_x0000_i1055"/>
-              </w:object>
+              <w:jc w:val="both"/>
+            </w:pPr>
+            <w:r>
+              <w:drawing>
+                <wp:inline distT="0" distB="0" distL="0" distR="0">
+                  <wp:extent cx="714375" cy="247650"/>
+                  <wp:effectExtent l="0" t="0" r="0" b="0"/>
+                  <wp:docPr id="100001" name="Picture 100001"/>
+                  <wp:cNvGraphicFramePr>
+                    <a:graphicFrameLocks xmlns:a="http://schemas.openxmlformats.org/drawingml/2006/main" noChangeAspect="1"/>
+                  </wp:cNvGraphicFramePr>
+                  <a:graphic xmlns:a="http://schemas.openxmlformats.org/drawingml/2006/main">
+                    <a:graphicData uri="http://schemas.openxmlformats.org/drawingml/2006/picture">
+                      <pic:pic xmlns:pic="http://schemas.openxmlformats.org/drawingml/2006/picture">
+                        <pic:nvPicPr>
+                          <pic:cNvPr id="100001" name="image100001"/>
+                          <pic:cNvPicPr/>
+                        </pic:nvPicPr>
+                        <pic:blipFill>
+                          <a:blip r:embed="rId32"/>
+                          <a:stretch>
+                            <a:fillRect/>
+                          </a:stretch>
+                        </pic:blipFill>
+                        <pic:spPr>
+                          <a:xfrm>
+                            <a:off x="0" y="0"/>
+                            <a:ext cx="714375" cy="247650"/>
+                          </a:xfrm>
+                          <a:prstGeom prst="rect">
+                            <a:avLst/>
+                          </a:prstGeom>
+                        </pic:spPr>
+                      </pic:pic>
+                    </a:graphicData>
+                  </a:graphic>
+                </wp:inline>
+              </w:drawing>
             </w:r>
           </w:p>
         </w:tc>
@@ -1872,27 +2306,38 @@
               <w:bottom w:val="single" w:sz="3" w:space="0" w:color="000000"/>
               <w:right w:val="single" w:sz="3" w:space="0" w:color="000000"/>
             </w:tcBorders>
-            <w:vAlign w:val="center"/>
-          </w:tcPr>
-          <w:p>
-            <w:pPr>
-              <w:pStyle w:val="a3"/>
-              <w:spacing w:line="240" w:lineRule="auto"/>
+            <w:tcMar>
+              <w:top w:w="28" w:type="dxa"/>
+              <w:left w:w="102" w:type="dxa"/>
+              <w:bottom w:w="28" w:type="dxa"/>
+              <w:right w:w="102" w:type="dxa"/>
+            </w:tcMar>
+            <w:vAlign w:val="center"/>
+          </w:tcPr>
+          <w:p>
+            <w:pPr>
+              <w:pStyle w:val="a3"/>
+              <w:spacing w:line="240" w:lineRule="auto"/>
+              <w:jc w:val="both"/>
               <w:rPr>
                 <w:rFonts w:ascii="맑은 고딕" w:eastAsia="맑은 고딕"/>
               </w:rPr>
             </w:pPr>
-            <w:proofErr w:type="spellStart"/>
-            <w:r>
-              <w:rPr>
-                <w:rFonts w:ascii="맑은 고딕" w:eastAsia="맑은 고딕" w:hint="eastAsia"/>
+            <w:r>
+              <w:rPr>
+                <w:rFonts w:ascii="맑은 고딕" w:hAnsi="맑은 고딕" w:eastAsia="맑은 고딕" w:cs="맑은 고딕" w:hAnsiTheme="minorHAnsi" w:csTheme="minorBidi"/>
+                <w:color w:val="000000"/>
+                <w:kern w:val="2"/>
+                <w:szCs w:val="22"/>
               </w:rPr>
               <w:t>첨단·디지털</w:t>
             </w:r>
-            <w:proofErr w:type="spellEnd"/>
-            <w:r>
-              <w:rPr>
-                <w:rFonts w:ascii="맑은 고딕" w:eastAsia="맑은 고딕" w:hint="eastAsia"/>
+            <w:r>
+              <w:rPr>
+                <w:rFonts w:ascii="맑은 고딕" w:hAnsi="맑은 고딕" w:eastAsia="맑은 고딕" w:cs="맑은 고딕" w:hAnsiTheme="minorHAnsi" w:csTheme="minorBidi"/>
+                <w:color w:val="000000"/>
+                <w:kern w:val="2"/>
+                <w:szCs w:val="22"/>
               </w:rPr>
               <w:t xml:space="preserve"> 기술을 활용한 창의적 서비스 개발</w:t>
             </w:r>
@@ -1913,7 +2358,13 @@
               <w:bottom w:val="single" w:sz="3" w:space="0" w:color="000000"/>
               <w:right w:val="single" w:sz="3" w:space="0" w:color="000000"/>
             </w:tcBorders>
-            <w:shd w:val="clear" w:color="auto" w:fill="DEEAF6"/>
+            <w:shd w:val="clear" w:fill="DEEAF6"/>
+            <w:tcMar>
+              <w:top w:w="28" w:type="dxa"/>
+              <w:left w:w="102" w:type="dxa"/>
+              <w:bottom w:w="28" w:type="dxa"/>
+              <w:right w:w="102" w:type="dxa"/>
+            </w:tcMar>
             <w:vAlign w:val="center"/>
           </w:tcPr>
           <w:p>
@@ -1922,14 +2373,17 @@
               <w:spacing w:line="240" w:lineRule="auto"/>
               <w:jc w:val="center"/>
               <w:rPr>
-                <w:shd w:val="clear" w:color="auto" w:fill="auto"/>
-              </w:rPr>
-            </w:pPr>
-            <w:r>
-              <w:rPr>
-                <w:rFonts w:ascii="맑은 고딕" w:eastAsia="맑은 고딕"/>
+                <w:shd w:val="clear"/>
+              </w:rPr>
+            </w:pPr>
+            <w:r>
+              <w:rPr>
+                <w:rFonts w:ascii="맑은 고딕" w:hAnsi="맑은 고딕" w:eastAsia="맑은 고딕" w:cs="맑은 고딕" w:hAnsiTheme="minorHAnsi" w:csTheme="minorBidi"/>
                 <w:b/>
-                <w:shd w:val="clear" w:color="auto" w:fill="auto"/>
+                <w:bCs/>
+                <w:color w:val="000000"/>
+                <w:kern w:val="2"/>
+                <w:szCs w:val="22"/>
               </w:rPr>
               <w:t>아이디어 명칭</w:t>
             </w:r>
@@ -1945,6 +2399,12 @@
               <w:bottom w:val="single" w:sz="3" w:space="0" w:color="000000"/>
               <w:right w:val="single" w:sz="3" w:space="0" w:color="000000"/>
             </w:tcBorders>
+            <w:tcMar>
+              <w:top w:w="28" w:type="dxa"/>
+              <w:left w:w="102" w:type="dxa"/>
+              <w:bottom w:w="28" w:type="dxa"/>
+              <w:right w:w="102" w:type="dxa"/>
+            </w:tcMar>
             <w:vAlign w:val="center"/>
           </w:tcPr>
           <w:p>
@@ -1960,20 +2420,26 @@
             </w:pPr>
             <w:r>
               <w:rPr>
-                <w:rFonts w:ascii="맑은 고딕" w:eastAsia="맑은 고딕"/>
+                <w:rFonts w:ascii="맑은 고딕" w:hAnsi="맑은 고딕" w:eastAsia="맑은 고딕" w:cs="맑은 고딕" w:hAnsiTheme="minorHAnsi" w:csTheme="minorBidi"/>
                 <w:i/>
+                <w:iCs/>
                 <w:color w:val="595959"/>
+                <w:kern w:val="2"/>
+                <w:szCs w:val="22"/>
               </w:rPr>
               <w:t>핵심기술(언어)과 기대효과를 포함한 아이디어 한 줄 소개</w:t>
             </w:r>
             <w:r>
-              <w:br/>
-            </w:r>
-            <w:r>
-              <w:rPr>
-                <w:rFonts w:ascii="맑은 고딕" w:eastAsia="맑은 고딕"/>
+              <w:br w:type="textWrapping"/>
+            </w:r>
+            <w:r>
+              <w:rPr>
+                <w:rFonts w:ascii="맑은 고딕" w:hAnsi="맑은 고딕" w:eastAsia="맑은 고딕" w:cs="맑은 고딕" w:hAnsiTheme="minorHAnsi" w:csTheme="minorBidi"/>
                 <w:i/>
+                <w:iCs/>
                 <w:color w:val="595959"/>
+                <w:kern w:val="2"/>
+                <w:szCs w:val="22"/>
               </w:rPr>
               <w:t>예) 000기술을 활용한 000 해결/지원 서비스</w:t>
             </w:r>
@@ -1986,9 +2452,12 @@
             </w:pPr>
             <w:r>
               <w:rPr>
-                <w:rFonts w:ascii="맑은 고딕" w:eastAsia="맑은 고딕"/>
+                <w:rFonts w:ascii="맑은 고딕" w:hAnsi="맑은 고딕" w:eastAsia="맑은 고딕" w:cs="맑은 고딕" w:hAnsiTheme="minorHAnsi" w:csTheme="minorBidi"/>
                 <w:i/>
+                <w:iCs/>
                 <w:color w:val="595959"/>
+                <w:kern w:val="2"/>
+                <w:szCs w:val="22"/>
               </w:rPr>
               <w:t>2. 홈페이지 작성 내용과 동일하게 작성</w:t>
             </w:r>
@@ -2001,9 +2470,12 @@
             </w:pPr>
             <w:r>
               <w:rPr>
-                <w:rFonts w:ascii="맑은 고딕" w:eastAsia="맑은 고딕"/>
+                <w:rFonts w:ascii="맑은 고딕" w:hAnsi="맑은 고딕" w:eastAsia="맑은 고딕" w:cs="맑은 고딕" w:hAnsiTheme="minorHAnsi" w:csTheme="minorBidi"/>
                 <w:i/>
+                <w:iCs/>
                 <w:color w:val="595959"/>
+                <w:kern w:val="2"/>
+                <w:szCs w:val="22"/>
               </w:rPr>
               <w:t>3. 아이디어 명칭(핵심 아이디어 및 기술)은 접수 이후 대회기간 동안 변경 불가</w:t>
             </w:r>
@@ -2024,7 +2496,13 @@
               <w:bottom w:val="single" w:sz="3" w:space="0" w:color="000000"/>
               <w:right w:val="single" w:sz="3" w:space="0" w:color="000000"/>
             </w:tcBorders>
-            <w:shd w:val="clear" w:color="auto" w:fill="DEEAF6"/>
+            <w:shd w:val="clear" w:fill="DEEAF6"/>
+            <w:tcMar>
+              <w:top w:w="28" w:type="dxa"/>
+              <w:left w:w="102" w:type="dxa"/>
+              <w:bottom w:w="28" w:type="dxa"/>
+              <w:right w:w="102" w:type="dxa"/>
+            </w:tcMar>
             <w:vAlign w:val="center"/>
           </w:tcPr>
           <w:p>
@@ -2035,20 +2513,28 @@
             </w:pPr>
             <w:r>
               <w:rPr>
-                <w:rFonts w:eastAsia="맑은 고딕"/>
+                <w:rFonts w:ascii="함초롬바탕" w:hAnsi="맑은 고딕" w:eastAsia="맑은 고딕" w:cs="함초롬바탕" w:hAnsiTheme="minorHAnsi" w:csTheme="minorBidi"/>
                 <w:b/>
-                <w:shd w:val="clear" w:color="000000" w:fill="DEEAF6"/>
+                <w:bCs/>
+                <w:color w:val="000000"/>
+                <w:kern w:val="2"/>
+                <w:szCs w:val="22"/>
+                <w:shd w:val="clear" w:color="auto" w:fill="DEEAF6"/>
               </w:rPr>
               <w:t>관련분야</w:t>
             </w:r>
             <w:r>
-              <w:br/>
-            </w:r>
-            <w:r>
-              <w:rPr>
-                <w:rFonts w:ascii="맑은 고딕" w:eastAsia="맑은 고딕"/>
+              <w:br w:type="textWrapping"/>
+            </w:r>
+            <w:r>
+              <w:rPr>
+                <w:rFonts w:ascii="맑은 고딕" w:hAnsi="맑은 고딕" w:eastAsia="맑은 고딕" w:cs="맑은 고딕" w:hAnsiTheme="minorHAnsi" w:csTheme="minorBidi"/>
                 <w:b/>
-                <w:shd w:val="clear" w:color="000000" w:fill="DEEAF6"/>
+                <w:bCs/>
+                <w:color w:val="000000"/>
+                <w:kern w:val="2"/>
+                <w:szCs w:val="22"/>
+                <w:shd w:val="clear" w:color="auto" w:fill="DEEAF6"/>
               </w:rPr>
               <w:t>(직접 기재)</w:t>
             </w:r>
@@ -2064,12 +2550,19 @@
               <w:bottom w:val="single" w:sz="3" w:space="0" w:color="000000"/>
               <w:right w:val="single" w:sz="3" w:space="0" w:color="000000"/>
             </w:tcBorders>
-            <w:vAlign w:val="center"/>
-          </w:tcPr>
-          <w:p>
-            <w:pPr>
-              <w:pStyle w:val="a3"/>
-              <w:spacing w:line="240" w:lineRule="auto"/>
+            <w:tcMar>
+              <w:top w:w="28" w:type="dxa"/>
+              <w:left w:w="102" w:type="dxa"/>
+              <w:bottom w:w="28" w:type="dxa"/>
+              <w:right w:w="102" w:type="dxa"/>
+            </w:tcMar>
+            <w:vAlign w:val="center"/>
+          </w:tcPr>
+          <w:p>
+            <w:pPr>
+              <w:pStyle w:val="a3"/>
+              <w:spacing w:line="240" w:lineRule="auto"/>
+              <w:jc w:val="both"/>
               <w:rPr>
                 <w:rFonts w:ascii="맑은 고딕" w:eastAsia="맑은 고딕"/>
                 <w:i/>
@@ -2078,10 +2571,12 @@
             </w:pPr>
             <w:r>
               <w:rPr>
-                <w:rFonts w:ascii="맑은 고딕" w:eastAsia="맑은 고딕" w:hint="eastAsia"/>
+                <w:rFonts w:ascii="맑은 고딕" w:hAnsi="맑은 고딕" w:eastAsia="맑은 고딕" w:cs="맑은 고딕" w:hAnsiTheme="minorHAnsi" w:csTheme="minorBidi"/>
                 <w:i/>
                 <w:iCs/>
                 <w:color w:val="595959"/>
+                <w:kern w:val="2"/>
+                <w:szCs w:val="22"/>
               </w:rPr>
               <w:t>인공지능, 클라우드, 사물인터넷, 메타버스, 5G·6G, 일반S/W, 블록체인,</w:t>
             </w:r>
@@ -2090,6 +2585,7 @@
             <w:pPr>
               <w:pStyle w:val="a3"/>
               <w:spacing w:line="240" w:lineRule="auto"/>
+              <w:jc w:val="both"/>
               <w:rPr>
                 <w:rFonts w:ascii="맑은 고딕" w:eastAsia="맑은 고딕"/>
                 <w:i/>
@@ -2098,10 +2594,12 @@
             </w:pPr>
             <w:r>
               <w:rPr>
-                <w:rFonts w:ascii="맑은 고딕" w:eastAsia="맑은 고딕" w:hint="eastAsia"/>
+                <w:rFonts w:ascii="맑은 고딕" w:hAnsi="맑은 고딕" w:eastAsia="맑은 고딕" w:cs="맑은 고딕" w:hAnsiTheme="minorHAnsi" w:csTheme="minorBidi"/>
                 <w:i/>
                 <w:iCs/>
                 <w:color w:val="595959"/>
+                <w:kern w:val="2"/>
+                <w:szCs w:val="22"/>
               </w:rPr>
               <w:t>빅데이터, 사이버보안, 이차전지, 디스플레이, 3D프린팅, 첨단소재,</w:t>
             </w:r>
@@ -2110,6 +2608,7 @@
             <w:pPr>
               <w:pStyle w:val="a3"/>
               <w:spacing w:line="240" w:lineRule="auto"/>
+              <w:jc w:val="both"/>
               <w:rPr>
                 <w:rFonts w:ascii="맑은 고딕" w:eastAsia="맑은 고딕"/>
                 <w:i/>
@@ -2118,70 +2617,78 @@
             </w:pPr>
             <w:r>
               <w:rPr>
-                <w:rFonts w:ascii="맑은 고딕" w:eastAsia="맑은 고딕" w:hint="eastAsia"/>
+                <w:rFonts w:ascii="맑은 고딕" w:hAnsi="맑은 고딕" w:eastAsia="맑은 고딕" w:cs="맑은 고딕" w:hAnsiTheme="minorHAnsi" w:csTheme="minorBidi"/>
                 <w:i/>
                 <w:iCs/>
                 <w:color w:val="595959"/>
+                <w:kern w:val="2"/>
+                <w:szCs w:val="22"/>
               </w:rPr>
               <w:t xml:space="preserve">반도체, </w:t>
             </w:r>
-            <w:proofErr w:type="spellStart"/>
-            <w:r>
-              <w:rPr>
-                <w:rFonts w:ascii="맑은 고딕" w:eastAsia="맑은 고딕" w:hint="eastAsia"/>
+            <w:r>
+              <w:rPr>
+                <w:rFonts w:ascii="맑은 고딕" w:hAnsi="맑은 고딕" w:eastAsia="맑은 고딕" w:cs="맑은 고딕" w:hAnsiTheme="minorHAnsi" w:csTheme="minorBidi"/>
                 <w:i/>
                 <w:iCs/>
                 <w:color w:val="595959"/>
+                <w:kern w:val="2"/>
+                <w:szCs w:val="22"/>
               </w:rPr>
               <w:t>나노로봇</w:t>
             </w:r>
-            <w:proofErr w:type="spellEnd"/>
-            <w:r>
-              <w:rPr>
-                <w:rFonts w:ascii="맑은 고딕" w:eastAsia="맑은 고딕" w:hint="eastAsia"/>
+            <w:r>
+              <w:rPr>
+                <w:rFonts w:ascii="맑은 고딕" w:hAnsi="맑은 고딕" w:eastAsia="맑은 고딕" w:cs="맑은 고딕" w:hAnsiTheme="minorHAnsi" w:csTheme="minorBidi"/>
                 <w:i/>
                 <w:iCs/>
                 <w:color w:val="595959"/>
+                <w:kern w:val="2"/>
+                <w:szCs w:val="22"/>
               </w:rPr>
               <w:t xml:space="preserve">, </w:t>
             </w:r>
-            <w:proofErr w:type="spellStart"/>
-            <w:r>
-              <w:rPr>
-                <w:rFonts w:ascii="맑은 고딕" w:eastAsia="맑은 고딕" w:hint="eastAsia"/>
+            <w:r>
+              <w:rPr>
+                <w:rFonts w:ascii="맑은 고딕" w:hAnsi="맑은 고딕" w:eastAsia="맑은 고딕" w:cs="맑은 고딕" w:hAnsiTheme="minorHAnsi" w:csTheme="minorBidi"/>
                 <w:i/>
                 <w:iCs/>
                 <w:color w:val="595959"/>
+                <w:kern w:val="2"/>
+                <w:szCs w:val="22"/>
               </w:rPr>
               <w:t>드론바이오</w:t>
             </w:r>
-            <w:proofErr w:type="spellEnd"/>
-            <w:r>
-              <w:rPr>
-                <w:rFonts w:ascii="맑은 고딕" w:eastAsia="맑은 고딕" w:hint="eastAsia"/>
+            <w:r>
+              <w:rPr>
+                <w:rFonts w:ascii="맑은 고딕" w:hAnsi="맑은 고딕" w:eastAsia="맑은 고딕" w:cs="맑은 고딕" w:hAnsiTheme="minorHAnsi" w:csTheme="minorBidi"/>
                 <w:i/>
                 <w:iCs/>
                 <w:color w:val="595959"/>
+                <w:kern w:val="2"/>
+                <w:szCs w:val="22"/>
               </w:rPr>
               <w:t xml:space="preserve">, </w:t>
             </w:r>
-            <w:proofErr w:type="spellStart"/>
-            <w:r>
-              <w:rPr>
-                <w:rFonts w:ascii="맑은 고딕" w:eastAsia="맑은 고딕" w:hint="eastAsia"/>
+            <w:r>
+              <w:rPr>
+                <w:rFonts w:ascii="맑은 고딕" w:hAnsi="맑은 고딕" w:eastAsia="맑은 고딕" w:cs="맑은 고딕" w:hAnsiTheme="minorHAnsi" w:csTheme="minorBidi"/>
                 <w:i/>
                 <w:iCs/>
                 <w:color w:val="595959"/>
+                <w:kern w:val="2"/>
+                <w:szCs w:val="22"/>
               </w:rPr>
               <w:t>헬스에코업</w:t>
             </w:r>
-            <w:proofErr w:type="spellEnd"/>
-            <w:r>
-              <w:rPr>
-                <w:rFonts w:ascii="맑은 고딕" w:eastAsia="맑은 고딕" w:hint="eastAsia"/>
+            <w:r>
+              <w:rPr>
+                <w:rFonts w:ascii="맑은 고딕" w:hAnsi="맑은 고딕" w:eastAsia="맑은 고딕" w:cs="맑은 고딕" w:hAnsiTheme="minorHAnsi" w:csTheme="minorBidi"/>
                 <w:i/>
                 <w:iCs/>
                 <w:color w:val="595959"/>
+                <w:kern w:val="2"/>
+                <w:szCs w:val="22"/>
               </w:rPr>
               <w:t>, 신재생에너지, 수소, 기타 등</w:t>
             </w:r>
@@ -2202,7 +2709,13 @@
               <w:bottom w:val="single" w:sz="3" w:space="0" w:color="000000"/>
               <w:right w:val="single" w:sz="3" w:space="0" w:color="000000"/>
             </w:tcBorders>
-            <w:shd w:val="clear" w:color="auto" w:fill="DEEAF6"/>
+            <w:shd w:val="clear" w:fill="DEEAF6"/>
+            <w:tcMar>
+              <w:top w:w="28" w:type="dxa"/>
+              <w:left w:w="102" w:type="dxa"/>
+              <w:bottom w:w="28" w:type="dxa"/>
+              <w:right w:w="102" w:type="dxa"/>
+            </w:tcMar>
             <w:vAlign w:val="center"/>
           </w:tcPr>
           <w:p>
@@ -2213,9 +2726,13 @@
             </w:pPr>
             <w:r>
               <w:rPr>
-                <w:rFonts w:ascii="맑은 고딕" w:eastAsia="맑은 고딕"/>
+                <w:rFonts w:ascii="맑은 고딕" w:hAnsi="맑은 고딕" w:eastAsia="맑은 고딕" w:cs="맑은 고딕" w:hAnsiTheme="minorHAnsi" w:csTheme="minorBidi"/>
                 <w:b/>
-                <w:shd w:val="clear" w:color="000000" w:fill="DEEAF6"/>
+                <w:bCs/>
+                <w:color w:val="000000"/>
+                <w:kern w:val="2"/>
+                <w:szCs w:val="22"/>
+                <w:shd w:val="clear" w:color="auto" w:fill="DEEAF6"/>
               </w:rPr>
               <w:t>1. 추진 배경</w:t>
             </w:r>
@@ -2231,6 +2748,12 @@
               <w:bottom w:val="single" w:sz="3" w:space="0" w:color="000000"/>
               <w:right w:val="single" w:sz="3" w:space="0" w:color="000000"/>
             </w:tcBorders>
+            <w:tcMar>
+              <w:top w:w="28" w:type="dxa"/>
+              <w:left w:w="102" w:type="dxa"/>
+              <w:bottom w:w="28" w:type="dxa"/>
+              <w:right w:w="102" w:type="dxa"/>
+            </w:tcMar>
             <w:vAlign w:val="center"/>
           </w:tcPr>
           <w:p>
@@ -2238,18 +2761,23 @@
               <w:pStyle w:val="a3"/>
               <w:spacing w:line="240" w:lineRule="auto"/>
               <w:ind w:left="120" w:hanging="120"/>
-            </w:pPr>
-            <w:r>
-              <w:rPr>
-                <w:rFonts w:ascii="맑은 고딕"/>
+              <w:jc w:val="both"/>
+            </w:pPr>
+            <w:r>
+              <w:rPr>
+                <w:rFonts w:ascii="맑은 고딕" w:hAnsi="맑은 고딕" w:eastAsia="함초롬바탕" w:cs="맑은 고딕" w:hAnsiTheme="minorHAnsi" w:csTheme="minorBidi"/>
                 <w:color w:val="0000FF"/>
+                <w:kern w:val="2"/>
+                <w:szCs w:val="22"/>
               </w:rPr>
               <w:t xml:space="preserve"> ▶</w:t>
             </w:r>
             <w:r>
               <w:rPr>
-                <w:rFonts w:ascii="맑은 고딕" w:eastAsia="맑은 고딕"/>
+                <w:rFonts w:ascii="맑은 고딕" w:hAnsi="맑은 고딕" w:eastAsia="맑은 고딕" w:cs="맑은 고딕" w:hAnsiTheme="minorHAnsi" w:csTheme="minorBidi"/>
                 <w:color w:val="0000FF"/>
+                <w:kern w:val="2"/>
+                <w:szCs w:val="22"/>
               </w:rPr>
               <w:t xml:space="preserve"> 아이디어 개요를 간략히 기술</w:t>
             </w:r>
@@ -2270,13 +2798,20 @@
               <w:bottom w:val="single" w:sz="3" w:space="0" w:color="000000"/>
               <w:right w:val="single" w:sz="3" w:space="0" w:color="000000"/>
             </w:tcBorders>
-            <w:shd w:val="clear" w:color="auto" w:fill="FFFFFF"/>
-            <w:vAlign w:val="center"/>
-          </w:tcPr>
-          <w:p>
-            <w:pPr>
-              <w:pStyle w:val="a3"/>
-              <w:spacing w:line="240" w:lineRule="auto"/>
+            <w:shd w:val="clear" w:fill="FFFFFF"/>
+            <w:tcMar>
+              <w:top w:w="28" w:type="dxa"/>
+              <w:left w:w="102" w:type="dxa"/>
+              <w:bottom w:w="28" w:type="dxa"/>
+              <w:right w:w="102" w:type="dxa"/>
+            </w:tcMar>
+            <w:vAlign w:val="center"/>
+          </w:tcPr>
+          <w:p>
+            <w:pPr>
+              <w:pStyle w:val="a3"/>
+              <w:spacing w:line="240" w:lineRule="auto"/>
+              <w:jc w:val="both"/>
               <w:rPr>
                 <w:rFonts w:ascii="맑은 고딕" w:eastAsia="맑은 고딕"/>
                 <w:i/>
@@ -2285,174 +2820,61 @@
               </w:rPr>
             </w:pPr>
             <w:r>
-              <w:rPr>
-                <w:rFonts w:ascii="맑은 고딕" w:eastAsia="맑은 고딕" w:hint="eastAsia"/>
-                <w:i/>
-                <w:iCs/>
-                <w:color w:val="595959"/>
-              </w:rPr>
-              <w:t xml:space="preserve">1. KDT 훈련을 통해 쌓아온 </w:t>
-            </w:r>
-            <w:proofErr w:type="spellStart"/>
-            <w:r>
-              <w:rPr>
-                <w:rFonts w:ascii="맑은 고딕" w:eastAsia="맑은 고딕" w:hint="eastAsia"/>
-                <w:i/>
-                <w:iCs/>
-                <w:color w:val="595959"/>
-              </w:rPr>
-              <w:t>첨단·디지털</w:t>
-            </w:r>
-            <w:proofErr w:type="spellEnd"/>
-            <w:r>
-              <w:rPr>
-                <w:rFonts w:ascii="맑은 고딕" w:eastAsia="맑은 고딕" w:hint="eastAsia"/>
-                <w:i/>
-                <w:iCs/>
-                <w:color w:val="595959"/>
-              </w:rPr>
-              <w:t xml:space="preserve"> 신기술 분야 역량을 제안 과제에 구현할 수 있는 아이디어 </w:t>
-            </w:r>
-          </w:p>
-          <w:p>
-            <w:pPr>
-              <w:pStyle w:val="a3"/>
-              <w:spacing w:line="240" w:lineRule="auto"/>
-              <w:ind w:firstLineChars="100" w:firstLine="200"/>
-              <w:rPr>
-                <w:rFonts w:ascii="맑은 고딕" w:eastAsia="맑은 고딕"/>
-                <w:i/>
-                <w:color w:val="595959"/>
-              </w:rPr>
-            </w:pPr>
-            <w:r>
-              <w:rPr>
-                <w:rFonts w:ascii="맑은 고딕" w:eastAsia="맑은 고딕" w:hint="eastAsia"/>
-                <w:i/>
-                <w:iCs/>
-                <w:color w:val="595959"/>
-              </w:rPr>
-              <w:t>제시</w:t>
-            </w:r>
-          </w:p>
-          <w:p>
-            <w:pPr>
-              <w:pStyle w:val="a3"/>
-              <w:spacing w:line="240" w:lineRule="auto"/>
-              <w:rPr>
-                <w:rFonts w:ascii="맑은 고딕" w:eastAsia="맑은 고딕"/>
-                <w:i/>
-                <w:color w:val="595959"/>
-              </w:rPr>
-            </w:pPr>
-            <w:r>
-              <w:rPr>
-                <w:rFonts w:ascii="맑은 고딕" w:eastAsia="맑은 고딕" w:hint="eastAsia"/>
-                <w:i/>
-                <w:iCs/>
-                <w:color w:val="595959"/>
-              </w:rPr>
-              <w:t>2.</w:t>
-            </w:r>
-            <w:r>
-              <w:rPr>
-                <w:rFonts w:ascii="맑은 고딕" w:eastAsia="맑은 고딕"/>
-                <w:i/>
-                <w:iCs/>
-                <w:color w:val="595959"/>
-              </w:rPr>
-              <w:t xml:space="preserve"> </w:t>
-            </w:r>
-            <w:r>
-              <w:rPr>
-                <w:rFonts w:ascii="맑은 고딕" w:eastAsia="맑은 고딕" w:hint="eastAsia"/>
-                <w:i/>
-                <w:iCs/>
-                <w:color w:val="595959"/>
-              </w:rPr>
-              <w:t>제안 아이디어가 대회 주제와 어떻게 관련이 있는지 구체적으로 기술</w:t>
-            </w:r>
-          </w:p>
-          <w:p>
-            <w:pPr>
-              <w:pStyle w:val="a3"/>
-              <w:spacing w:line="240" w:lineRule="auto"/>
-              <w:rPr>
-                <w:rFonts w:ascii="맑은 고딕" w:eastAsia="맑은 고딕"/>
-                <w:i/>
-                <w:iCs/>
-                <w:color w:val="595959"/>
-              </w:rPr>
-            </w:pPr>
-            <w:r>
-              <w:rPr>
-                <w:rFonts w:ascii="맑은 고딕" w:eastAsia="맑은 고딕" w:hint="eastAsia"/>
-                <w:i/>
-                <w:iCs/>
-                <w:color w:val="595959"/>
-              </w:rPr>
-              <w:t xml:space="preserve">3. 제안 아이디어를 도출하게 된 계기나 문제의식 등 발굴 배경을 구체적으로 서술하고, </w:t>
-            </w:r>
-          </w:p>
-          <w:p>
-            <w:pPr>
-              <w:pStyle w:val="a3"/>
-              <w:spacing w:line="240" w:lineRule="auto"/>
-              <w:ind w:firstLineChars="100" w:firstLine="200"/>
-              <w:rPr>
-                <w:rFonts w:ascii="맑은 고딕" w:eastAsia="맑은 고딕"/>
-                <w:i/>
-                <w:color w:val="595959"/>
-              </w:rPr>
-            </w:pPr>
-            <w:r>
-              <w:rPr>
-                <w:rFonts w:ascii="맑은 고딕" w:eastAsia="맑은 고딕" w:hint="eastAsia"/>
-                <w:i/>
-                <w:iCs/>
-                <w:color w:val="595959"/>
-              </w:rPr>
-              <w:t xml:space="preserve">이를 통해 해결하고자 하는 </w:t>
-            </w:r>
-            <w:proofErr w:type="spellStart"/>
-            <w:r>
-              <w:rPr>
-                <w:rFonts w:ascii="맑은 고딕" w:eastAsia="맑은 고딕" w:hint="eastAsia"/>
-                <w:i/>
-                <w:iCs/>
-                <w:color w:val="595959"/>
-              </w:rPr>
-              <w:t>사회·산업적</w:t>
-            </w:r>
-            <w:proofErr w:type="spellEnd"/>
-            <w:r>
-              <w:rPr>
-                <w:rFonts w:ascii="맑은 고딕" w:eastAsia="맑은 고딕" w:hint="eastAsia"/>
-                <w:i/>
-                <w:iCs/>
-                <w:color w:val="595959"/>
-              </w:rPr>
-              <w:t xml:space="preserve"> 문제를 명확히 제시</w:t>
-            </w:r>
-          </w:p>
-          <w:p>
-            <w:pPr>
-              <w:pStyle w:val="a3"/>
-              <w:spacing w:line="240" w:lineRule="auto"/>
-              <w:rPr>
-                <w:rFonts w:ascii="맑은 고딕" w:eastAsia="맑은 고딕"/>
-                <w:i/>
-                <w:color w:val="595959"/>
-              </w:rPr>
-            </w:pPr>
-            <w:r>
-              <w:rPr>
-                <w:rFonts w:ascii="맑은 고딕" w:eastAsia="맑은 고딕" w:hint="eastAsia"/>
-                <w:i/>
-                <w:iCs/>
-                <w:color w:val="595959"/>
-              </w:rPr>
-              <w:t>3. 아이디어 적용이 가능한 산업 분야, 비즈니스 모델 등 명확히 제시하고 운영 시나리오 설명</w:t>
+              <w:t>본 팀 6명 전원은 팀스파르타주식회사의 데이터분석 부트캠프 11기를 수료한 KDT 훈련생이다. 훈련 과정에서 Python, SQL, 통계, 데이터 시각화, Streamlit, API 활용, 텍스트 분석, 머신러닝, LLM 활용 역량을 학습했으며, 이를 바탕으로 채용공고·훈련과정 데이터를 분석하고 상담사가 활용할 수 있는 AI 상담 준비 리포트와 대시보드를 구현하고자 한다.</w:t>
+            </w:r>
+            <w:r>
+              <w:br w:type="textWrapping"/>
+            </w:r>
+            <w:r>
+              <w:br w:type="textWrapping"/>
+            </w:r>
+            <w:r>
+              <w:t>KDT 훈련을 직접 경험한 수료생의 관점에서 볼 때, 디지털 직무로 커리어를 전환하는 과정에서는 개인별 배경과 학습 수준에 맞는 상담이 매우 중요하다. 같은 데이터분석 직무를 목표로 하더라도 어떤 사람은 SQL 실무 경험이 부족하고, 어떤 사람은 포트폴리오의 비즈니스 임팩트 설명이 약하며, 또 다른 사람은 Python 프로젝트 경험은 있으나 채용공고에서 요구하는 BI 도구나 대시보드 역량이 부족할 수 있다. 그러나 구직자 스스로 이러한 차이를 객관적으로 진단하기는 어렵고, 상담사 역시 여러 구직자를 동시에 담당하는 상황에서 각 구직자별 최신 직무 요구사항과 보완 방향을 매번 깊이 있게 조사하기는 어렵다.</w:t>
+            </w:r>
+            <w:r>
+              <w:br w:type="textWrapping"/>
+            </w:r>
+            <w:r>
+              <w:br w:type="textWrapping"/>
+            </w:r>
+            <w:r>
+              <w:t>국민취업지원제도와 같은 공공 취업상담은 구직자에게 취업상담, 직업훈련, 구직활동 지원을 제공한다. 고용24의 국민취업지원제도 메뉴에는 운영기관 찾기 기능이 제공되어 있어, 구직자가 지역과 운영기관을 기준으로 상담 서비스를 탐색할 수 있음을 확인할 수 있다. 이러한 구조에서는 상담이 한 곳에서 동일한 방식으로 제공되기보다, 지역별·기관별·상담사별 역량과 운영 방식에 따라 상담 경험과 품질의 편차가 발생할 수 있다. 좋은 상담이 제공되는 경우도 있지만, 구직자의 희망 직무와 시장 요구를 충분히 반영하지 못한 일반적인 조언이나 형식적인 상담에 머무를 가능성도 있다.</w:t>
+            </w:r>
+            <w:r>
+              <w:br w:type="textWrapping"/>
+            </w:r>
+            <w:r>
+              <w:br w:type="textWrapping"/>
+            </w:r>
+            <w:r>
+              <w:t>특히 KDT 훈련생과 수료생은 데이터분석, AI, 클라우드, 웹개발, 서비스기획 등 디지털 직무로 커리어를 전환하려는 경우가 많다. 하지만 커리어 전환자는 기존 전공, 이전 직무 경험, 학습 이력, 프로젝트 경험, 포트폴리오 수준이 모두 다르기 때문에 상담 난이도가 높다. 동시에 디지털 직무의 채용공고와 요구 역량은 빠르게 변화한다. 예를 들어 데이터분석 직무에서는 SQL, Python, BI 도구, 통계, 대시보드, 데이터 리터러시, 생성형 AI 활용 등 요구 키워드가 계속 달라지고 있다.</w:t>
+            </w:r>
+            <w:r>
+              <w:br w:type="textWrapping"/>
+            </w:r>
+            <w:r>
+              <w:br w:type="textWrapping"/>
+            </w:r>
+            <w:r>
+              <w:t>이러한 문제의식에서 본 팀은 `CareerPath AX for Counselors`를 제안한다. 본 서비스는 구직자에게 직접 정답을 제시하는 커리어 추천 서비스가 아니라, 취업상담사가 상담 전에 구직자의 상태와 시장 요구를 빠르게 이해하고, 상담 중 확인해야 할 질문과 판단 근거를 준비하도록 돕는 AI 상담 준비 리포트 서비스다. 상담사는 구직자 이력서·포트폴리오 요약과 희망 직무를 입력하면, 시스템이 채용공고 샘플과 KDT/HRD 훈련과정 데이터를 분석하여 스킬갭, 포트폴리오 보완점, 적합 훈련과정, 상담 질문, 구직자 공유용 요약본을 제공한다.</w:t>
+            </w:r>
+            <w:r>
+              <w:br w:type="textWrapping"/>
+            </w:r>
+            <w:r>
+              <w:br w:type="textWrapping"/>
+            </w:r>
+            <w:r>
+              <w:t>본 아이디어는 대회 지정주제인 “AI 전환 시대, 인간의 역량을 확장하는 디지털 서비스 개발”과 직접적으로 연결된다. AI가 상담사를 대체하는 것이 아니라, 상담사의 정보 탐색 역량, 진단 역량, 상담 준비 역량, 설명 역량을 확장한다. 최종 판단과 전달은 인간 상담사가 수행하며, AI는 상담사가 더 근거 있고 최신성 있는 상담을 제공하도록 돕는 보조 도구로 작동한다.</w:t>
+            </w:r>
+            <w:r>
+              <w:br w:type="textWrapping"/>
+            </w:r>
+            <w:r>
+              <w:br w:type="textWrapping"/>
+            </w:r>
+            <w:r>
+              <w:t>적용 산업 분야는 공공 취업상담, KDT 교육기관 취업지원센터, 부트캠프 커리어 코칭, 대학일자리플러스센터, 민간 취업지원기관 등이다. 운영 시나리오는 상담사가 구직자 자료와 희망 직무를 입력하면, 시스템이 채용공고·훈련과정·구직자 프로필 데이터를 분석해 상담 준비 리포트를 생성하고, 상담사가 이를 검토한 뒤 구직자에게 맞춤형 상담을 제공하는 방식이다. 이를 통해 상담사의 업무 부담을 줄이고, 지역별·기관별 상담 품질 편차를 완화하며, 더 많은 KDT 커리어 전환자가 일정 수준 이상의 직무 맞춤 상담을 받을 수 있도록 하는 것이 본 과제의 추진 배경이다.</w:t>
             </w:r>
           </w:p>
         </w:tc>
@@ -2471,7 +2893,13 @@
               <w:bottom w:val="single" w:sz="3" w:space="0" w:color="000000"/>
               <w:right w:val="single" w:sz="3" w:space="0" w:color="000000"/>
             </w:tcBorders>
-            <w:shd w:val="clear" w:color="auto" w:fill="DEEAF6"/>
+            <w:shd w:val="clear" w:fill="DEEAF6"/>
+            <w:tcMar>
+              <w:top w:w="28" w:type="dxa"/>
+              <w:left w:w="102" w:type="dxa"/>
+              <w:bottom w:w="28" w:type="dxa"/>
+              <w:right w:w="102" w:type="dxa"/>
+            </w:tcMar>
             <w:vAlign w:val="center"/>
           </w:tcPr>
           <w:p>
@@ -2479,23 +2907,28 @@
               <w:pStyle w:val="a3"/>
               <w:spacing w:line="168" w:lineRule="auto"/>
               <w:jc w:val="center"/>
-              <w:rPr>
-                <w:rFonts w:hint="eastAsia"/>
-              </w:rPr>
-            </w:pPr>
-            <w:r>
-              <w:rPr>
-                <w:rFonts w:ascii="맑은 고딕" w:eastAsia="맑은 고딕"/>
+            </w:pPr>
+            <w:r>
+              <w:rPr>
+                <w:rFonts w:ascii="맑은 고딕" w:hAnsi="맑은 고딕" w:eastAsia="맑은 고딕" w:cs="맑은 고딕" w:hAnsiTheme="minorHAnsi" w:csTheme="minorBidi"/>
                 <w:b/>
-                <w:shd w:val="clear" w:color="000000" w:fill="DEEAF6"/>
+                <w:bCs/>
+                <w:color w:val="000000"/>
+                <w:kern w:val="2"/>
+                <w:szCs w:val="22"/>
+                <w:shd w:val="clear" w:color="auto" w:fill="DEEAF6"/>
               </w:rPr>
               <w:t>2. 개발</w:t>
             </w:r>
             <w:r>
               <w:rPr>
-                <w:rFonts w:ascii="맑은 고딕" w:eastAsia="맑은 고딕" w:hint="eastAsia"/>
+                <w:rFonts w:ascii="맑은 고딕" w:hAnsi="맑은 고딕" w:eastAsia="맑은 고딕" w:cs="맑은 고딕" w:hAnsiTheme="minorHAnsi" w:csTheme="minorBidi"/>
                 <w:b/>
-                <w:shd w:val="clear" w:color="000000" w:fill="DEEAF6"/>
+                <w:bCs/>
+                <w:color w:val="000000"/>
+                <w:kern w:val="2"/>
+                <w:szCs w:val="22"/>
+                <w:shd w:val="clear" w:color="auto" w:fill="DEEAF6"/>
               </w:rPr>
               <w:t xml:space="preserve"> 내용</w:t>
             </w:r>
@@ -2511,6 +2944,12 @@
               <w:bottom w:val="single" w:sz="3" w:space="0" w:color="000000"/>
               <w:right w:val="single" w:sz="3" w:space="0" w:color="000000"/>
             </w:tcBorders>
+            <w:tcMar>
+              <w:top w:w="28" w:type="dxa"/>
+              <w:left w:w="102" w:type="dxa"/>
+              <w:bottom w:w="28" w:type="dxa"/>
+              <w:right w:w="102" w:type="dxa"/>
+            </w:tcMar>
             <w:vAlign w:val="center"/>
           </w:tcPr>
           <w:p>
@@ -2518,18 +2957,23 @@
               <w:pStyle w:val="a3"/>
               <w:spacing w:line="240" w:lineRule="auto"/>
               <w:ind w:left="120" w:hanging="120"/>
-            </w:pPr>
-            <w:r>
-              <w:rPr>
-                <w:rFonts w:ascii="맑은 고딕"/>
+              <w:jc w:val="both"/>
+            </w:pPr>
+            <w:r>
+              <w:rPr>
+                <w:rFonts w:ascii="맑은 고딕" w:hAnsi="맑은 고딕" w:eastAsia="함초롬바탕" w:cs="맑은 고딕" w:hAnsiTheme="minorHAnsi" w:csTheme="minorBidi"/>
                 <w:color w:val="0000FF"/>
+                <w:kern w:val="2"/>
+                <w:szCs w:val="22"/>
               </w:rPr>
               <w:t xml:space="preserve"> ▶</w:t>
             </w:r>
             <w:r>
               <w:rPr>
-                <w:rFonts w:ascii="맑은 고딕" w:eastAsia="맑은 고딕"/>
+                <w:rFonts w:ascii="맑은 고딕" w:hAnsi="맑은 고딕" w:eastAsia="맑은 고딕" w:cs="맑은 고딕" w:hAnsiTheme="minorHAnsi" w:csTheme="minorBidi"/>
                 <w:color w:val="0000FF"/>
+                <w:kern w:val="2"/>
+                <w:szCs w:val="22"/>
               </w:rPr>
               <w:t xml:space="preserve"> 아이디어 소개, 계획 등 간략히 기술 (필요 시 사진 등 첨부 가능)</w:t>
             </w:r>
@@ -2550,13 +2994,20 @@
               <w:bottom w:val="single" w:sz="3" w:space="0" w:color="000000"/>
               <w:right w:val="single" w:sz="3" w:space="0" w:color="000000"/>
             </w:tcBorders>
-            <w:shd w:val="clear" w:color="auto" w:fill="FFFFFF"/>
-            <w:vAlign w:val="center"/>
-          </w:tcPr>
-          <w:p>
-            <w:pPr>
-              <w:pStyle w:val="a3"/>
-              <w:spacing w:line="240" w:lineRule="auto"/>
+            <w:shd w:val="clear" w:fill="FFFFFF"/>
+            <w:tcMar>
+              <w:top w:w="28" w:type="dxa"/>
+              <w:left w:w="102" w:type="dxa"/>
+              <w:bottom w:w="28" w:type="dxa"/>
+              <w:right w:w="102" w:type="dxa"/>
+            </w:tcMar>
+            <w:vAlign w:val="center"/>
+          </w:tcPr>
+          <w:p>
+            <w:pPr>
+              <w:pStyle w:val="a3"/>
+              <w:spacing w:line="240" w:lineRule="auto"/>
+              <w:jc w:val="both"/>
               <w:rPr>
                 <w:rFonts w:ascii="맑은 고딕" w:eastAsia="맑은 고딕"/>
                 <w:i/>
@@ -2565,10 +3016,12 @@
             </w:pPr>
             <w:r>
               <w:rPr>
-                <w:rFonts w:ascii="맑은 고딕" w:eastAsia="맑은 고딕" w:hint="eastAsia"/>
+                <w:rFonts w:ascii="맑은 고딕" w:hAnsi="맑은 고딕" w:eastAsia="맑은 고딕" w:cs="맑은 고딕" w:hAnsiTheme="minorHAnsi" w:csTheme="minorBidi"/>
                 <w:i/>
                 <w:iCs/>
                 <w:color w:val="595959"/>
+                <w:kern w:val="2"/>
+                <w:szCs w:val="22"/>
               </w:rPr>
               <w:t xml:space="preserve">1. 서비스 모델 구현 목표, 개발 내용, 개발 범위 등 제시 </w:t>
             </w:r>
@@ -2577,6 +3030,7 @@
             <w:pPr>
               <w:pStyle w:val="a3"/>
               <w:spacing w:line="240" w:lineRule="auto"/>
+              <w:jc w:val="both"/>
               <w:rPr>
                 <w:rFonts w:ascii="맑은 고딕" w:eastAsia="맑은 고딕"/>
                 <w:i/>
@@ -2585,10 +3039,12 @@
             </w:pPr>
             <w:r>
               <w:rPr>
-                <w:rFonts w:ascii="맑은 고딕" w:eastAsia="맑은 고딕" w:hint="eastAsia"/>
+                <w:rFonts w:ascii="맑은 고딕" w:hAnsi="맑은 고딕" w:eastAsia="맑은 고딕" w:cs="맑은 고딕" w:hAnsiTheme="minorHAnsi" w:csTheme="minorBidi"/>
                 <w:i/>
                 <w:iCs/>
                 <w:color w:val="595959"/>
+                <w:kern w:val="2"/>
+                <w:szCs w:val="22"/>
               </w:rPr>
               <w:t>2. 서비스 모델의 시스템 구성 및 아키텍처를 설명하고 구조도 등으로 표현</w:t>
             </w:r>
@@ -2609,7 +3065,13 @@
               <w:bottom w:val="single" w:sz="3" w:space="0" w:color="000000"/>
               <w:right w:val="single" w:sz="3" w:space="0" w:color="000000"/>
             </w:tcBorders>
-            <w:shd w:val="clear" w:color="auto" w:fill="DEEAF6"/>
+            <w:shd w:val="clear" w:fill="DEEAF6"/>
+            <w:tcMar>
+              <w:top w:w="28" w:type="dxa"/>
+              <w:left w:w="102" w:type="dxa"/>
+              <w:bottom w:w="28" w:type="dxa"/>
+              <w:right w:w="102" w:type="dxa"/>
+            </w:tcMar>
             <w:vAlign w:val="center"/>
           </w:tcPr>
           <w:p>
@@ -2620,9 +3082,13 @@
             </w:pPr>
             <w:r>
               <w:rPr>
-                <w:rFonts w:ascii="맑은 고딕" w:eastAsia="맑은 고딕"/>
+                <w:rFonts w:ascii="맑은 고딕" w:hAnsi="맑은 고딕" w:eastAsia="맑은 고딕" w:cs="맑은 고딕" w:hAnsiTheme="minorHAnsi" w:csTheme="minorBidi"/>
                 <w:b/>
-                <w:shd w:val="clear" w:color="000000" w:fill="DEEAF6"/>
+                <w:bCs/>
+                <w:color w:val="000000"/>
+                <w:kern w:val="2"/>
+                <w:szCs w:val="22"/>
+                <w:shd w:val="clear" w:color="auto" w:fill="DEEAF6"/>
               </w:rPr>
               <w:t>3. 주요 특징 및 핵심 기술</w:t>
             </w:r>
@@ -2638,6 +3104,12 @@
               <w:bottom w:val="single" w:sz="3" w:space="0" w:color="000000"/>
               <w:right w:val="single" w:sz="3" w:space="0" w:color="000000"/>
             </w:tcBorders>
+            <w:tcMar>
+              <w:top w:w="28" w:type="dxa"/>
+              <w:left w:w="102" w:type="dxa"/>
+              <w:bottom w:w="28" w:type="dxa"/>
+              <w:right w:w="102" w:type="dxa"/>
+            </w:tcMar>
             <w:vAlign w:val="center"/>
           </w:tcPr>
           <w:p>
@@ -2645,18 +3117,23 @@
               <w:pStyle w:val="a3"/>
               <w:spacing w:line="240" w:lineRule="auto"/>
               <w:ind w:left="120" w:hanging="120"/>
-            </w:pPr>
-            <w:r>
-              <w:rPr>
-                <w:rFonts w:ascii="맑은 고딕"/>
+              <w:jc w:val="both"/>
+            </w:pPr>
+            <w:r>
+              <w:rPr>
+                <w:rFonts w:ascii="맑은 고딕" w:hAnsi="맑은 고딕" w:eastAsia="함초롬바탕" w:cs="맑은 고딕" w:hAnsiTheme="minorHAnsi" w:csTheme="minorBidi"/>
                 <w:color w:val="0000FF"/>
+                <w:kern w:val="2"/>
+                <w:szCs w:val="22"/>
               </w:rPr>
               <w:t xml:space="preserve"> ▶</w:t>
             </w:r>
             <w:r>
               <w:rPr>
-                <w:rFonts w:ascii="맑은 고딕" w:eastAsia="맑은 고딕"/>
+                <w:rFonts w:ascii="맑은 고딕" w:hAnsi="맑은 고딕" w:eastAsia="맑은 고딕" w:cs="맑은 고딕" w:hAnsiTheme="minorHAnsi" w:csTheme="minorBidi"/>
                 <w:color w:val="0000FF"/>
+                <w:kern w:val="2"/>
+                <w:szCs w:val="22"/>
               </w:rPr>
               <w:t xml:space="preserve"> 아이디어 컨셉, 핵심 내용, 활용성, 특징 등 구체적으로 기술</w:t>
             </w:r>
@@ -2677,13 +3154,20 @@
               <w:bottom w:val="single" w:sz="3" w:space="0" w:color="000000"/>
               <w:right w:val="single" w:sz="3" w:space="0" w:color="000000"/>
             </w:tcBorders>
-            <w:shd w:val="clear" w:color="auto" w:fill="FFFFFF"/>
-            <w:vAlign w:val="center"/>
-          </w:tcPr>
-          <w:p>
-            <w:pPr>
-              <w:pStyle w:val="a3"/>
-              <w:spacing w:line="240" w:lineRule="auto"/>
+            <w:shd w:val="clear" w:fill="FFFFFF"/>
+            <w:tcMar>
+              <w:top w:w="28" w:type="dxa"/>
+              <w:left w:w="102" w:type="dxa"/>
+              <w:bottom w:w="28" w:type="dxa"/>
+              <w:right w:w="102" w:type="dxa"/>
+            </w:tcMar>
+            <w:vAlign w:val="center"/>
+          </w:tcPr>
+          <w:p>
+            <w:pPr>
+              <w:pStyle w:val="a3"/>
+              <w:spacing w:line="240" w:lineRule="auto"/>
+              <w:jc w:val="both"/>
               <w:rPr>
                 <w:rFonts w:ascii="맑은 고딕" w:eastAsia="맑은 고딕"/>
                 <w:i/>
@@ -2691,13 +3175,15 @@
               </w:rPr>
             </w:pPr>
             <w:r>
-              <w:rPr>
-                <w:rFonts w:ascii="맑은 고딕" w:eastAsia="맑은 고딕" w:hint="eastAsia"/>
+              <w:lastRenderedPageBreak/>
+              <w:rPr>
+                <w:rFonts w:ascii="맑은 고딕" w:hAnsi="맑은 고딕" w:eastAsia="맑은 고딕" w:cs="맑은 고딕" w:hAnsiTheme="minorHAnsi" w:csTheme="minorBidi"/>
                 <w:i/>
                 <w:iCs/>
                 <w:color w:val="595959"/>
-              </w:rPr>
-              <w:lastRenderedPageBreak/>
+                <w:kern w:val="2"/>
+                <w:szCs w:val="22"/>
+              </w:rPr>
               <w:t xml:space="preserve">1. 참가과제의 목적에 부합하는 아이디어 컨셉 및 핵심 내용 제시 </w:t>
             </w:r>
           </w:p>
@@ -2705,6 +3191,7 @@
             <w:pPr>
               <w:pStyle w:val="a3"/>
               <w:spacing w:line="240" w:lineRule="auto"/>
+              <w:jc w:val="both"/>
               <w:rPr>
                 <w:rFonts w:ascii="맑은 고딕" w:eastAsia="맑은 고딕"/>
                 <w:i/>
@@ -2713,30 +3200,34 @@
             </w:pPr>
             <w:r>
               <w:rPr>
-                <w:rFonts w:ascii="맑은 고딕" w:eastAsia="맑은 고딕" w:hint="eastAsia"/>
+                <w:rFonts w:ascii="맑은 고딕" w:hAnsi="맑은 고딕" w:eastAsia="맑은 고딕" w:cs="맑은 고딕" w:hAnsiTheme="minorHAnsi" w:csTheme="minorBidi"/>
                 <w:i/>
                 <w:iCs/>
                 <w:color w:val="595959"/>
+                <w:kern w:val="2"/>
+                <w:szCs w:val="22"/>
               </w:rPr>
               <w:t xml:space="preserve">2. </w:t>
             </w:r>
-            <w:proofErr w:type="spellStart"/>
-            <w:r>
-              <w:rPr>
-                <w:rFonts w:ascii="맑은 고딕" w:eastAsia="맑은 고딕" w:hint="eastAsia"/>
+            <w:r>
+              <w:rPr>
+                <w:rFonts w:ascii="맑은 고딕" w:hAnsi="맑은 고딕" w:eastAsia="맑은 고딕" w:cs="맑은 고딕" w:hAnsiTheme="minorHAnsi" w:csTheme="minorBidi"/>
                 <w:i/>
                 <w:iCs/>
                 <w:color w:val="595959"/>
+                <w:kern w:val="2"/>
+                <w:szCs w:val="22"/>
               </w:rPr>
               <w:t>첨단·디지털</w:t>
             </w:r>
-            <w:proofErr w:type="spellEnd"/>
-            <w:r>
-              <w:rPr>
-                <w:rFonts w:ascii="맑은 고딕" w:eastAsia="맑은 고딕" w:hint="eastAsia"/>
+            <w:r>
+              <w:rPr>
+                <w:rFonts w:ascii="맑은 고딕" w:hAnsi="맑은 고딕" w:eastAsia="맑은 고딕" w:cs="맑은 고딕" w:hAnsiTheme="minorHAnsi" w:csTheme="minorBidi"/>
                 <w:i/>
                 <w:iCs/>
                 <w:color w:val="595959"/>
+                <w:kern w:val="2"/>
+                <w:szCs w:val="22"/>
               </w:rPr>
               <w:t xml:space="preserve"> 기술의 활용도를 부각하여 아이디어의 특징 제시 </w:t>
             </w:r>
@@ -2745,6 +3236,7 @@
             <w:pPr>
               <w:pStyle w:val="a3"/>
               <w:spacing w:line="240" w:lineRule="auto"/>
+              <w:jc w:val="both"/>
               <w:rPr>
                 <w:rFonts w:ascii="맑은 고딕" w:eastAsia="맑은 고딕"/>
                 <w:i/>
@@ -2754,28 +3246,34 @@
             </w:pPr>
             <w:r>
               <w:rPr>
-                <w:rFonts w:ascii="맑은 고딕" w:eastAsia="맑은 고딕" w:hint="eastAsia"/>
+                <w:rFonts w:ascii="맑은 고딕" w:hAnsi="맑은 고딕" w:eastAsia="맑은 고딕" w:cs="맑은 고딕" w:hAnsiTheme="minorHAnsi" w:csTheme="minorBidi"/>
                 <w:i/>
                 <w:iCs/>
                 <w:color w:val="595959"/>
+                <w:kern w:val="2"/>
+                <w:szCs w:val="22"/>
               </w:rPr>
               <w:t>3.</w:t>
             </w:r>
             <w:r>
               <w:rPr>
-                <w:rFonts w:ascii="맑은 고딕" w:eastAsia="맑은 고딕"/>
+                <w:rFonts w:ascii="맑은 고딕" w:hAnsi="맑은 고딕" w:eastAsia="맑은 고딕" w:cs="맑은 고딕" w:hAnsiTheme="minorHAnsi" w:csTheme="minorBidi"/>
                 <w:i/>
                 <w:iCs/>
                 <w:color w:val="595959"/>
+                <w:kern w:val="2"/>
+                <w:szCs w:val="22"/>
               </w:rPr>
               <w:t xml:space="preserve"> </w:t>
             </w:r>
             <w:r>
               <w:rPr>
-                <w:rFonts w:ascii="맑은 고딕" w:eastAsia="맑은 고딕" w:hint="eastAsia"/>
+                <w:rFonts w:ascii="맑은 고딕" w:hAnsi="맑은 고딕" w:eastAsia="맑은 고딕" w:cs="맑은 고딕" w:hAnsiTheme="minorHAnsi" w:csTheme="minorBidi"/>
                 <w:i/>
                 <w:iCs/>
                 <w:color w:val="595959"/>
+                <w:kern w:val="2"/>
+                <w:szCs w:val="22"/>
               </w:rPr>
               <w:t xml:space="preserve">제안 아이디어와 유사한 서비스가 시중에 운영되고 있다면 그 서비스와 차별성을 갖는 </w:t>
             </w:r>
@@ -2784,7 +3282,8 @@
             <w:pPr>
               <w:pStyle w:val="a3"/>
               <w:spacing w:line="240" w:lineRule="auto"/>
-              <w:ind w:firstLineChars="100" w:firstLine="200"/>
+              <w:ind w:firstLine="200"/>
+              <w:jc w:val="both"/>
               <w:rPr>
                 <w:rFonts w:ascii="맑은 고딕" w:eastAsia="맑은 고딕"/>
                 <w:i/>
@@ -2793,10 +3292,12 @@
             </w:pPr>
             <w:r>
               <w:rPr>
-                <w:rFonts w:ascii="맑은 고딕" w:eastAsia="맑은 고딕" w:hint="eastAsia"/>
+                <w:rFonts w:ascii="맑은 고딕" w:hAnsi="맑은 고딕" w:eastAsia="맑은 고딕" w:cs="맑은 고딕" w:hAnsiTheme="minorHAnsi" w:csTheme="minorBidi"/>
                 <w:i/>
                 <w:iCs/>
                 <w:color w:val="595959"/>
+                <w:kern w:val="2"/>
+                <w:szCs w:val="22"/>
               </w:rPr>
               <w:t>제안 아이디어만의 독창성과 우수성 제시</w:t>
             </w:r>
@@ -2817,7 +3318,13 @@
               <w:bottom w:val="single" w:sz="3" w:space="0" w:color="000000"/>
               <w:right w:val="single" w:sz="3" w:space="0" w:color="000000"/>
             </w:tcBorders>
-            <w:shd w:val="clear" w:color="auto" w:fill="DEEAF6"/>
+            <w:shd w:val="clear" w:fill="DEEAF6"/>
+            <w:tcMar>
+              <w:top w:w="28" w:type="dxa"/>
+              <w:left w:w="102" w:type="dxa"/>
+              <w:bottom w:w="28" w:type="dxa"/>
+              <w:right w:w="102" w:type="dxa"/>
+            </w:tcMar>
             <w:vAlign w:val="center"/>
           </w:tcPr>
           <w:p>
@@ -2828,9 +3335,13 @@
             </w:pPr>
             <w:r>
               <w:rPr>
-                <w:rFonts w:ascii="맑은 고딕" w:eastAsia="맑은 고딕"/>
+                <w:rFonts w:ascii="맑은 고딕" w:hAnsi="맑은 고딕" w:eastAsia="맑은 고딕" w:cs="맑은 고딕" w:hAnsiTheme="minorHAnsi" w:csTheme="minorBidi"/>
                 <w:b/>
-                <w:shd w:val="clear" w:color="000000" w:fill="DEEAF6"/>
+                <w:bCs/>
+                <w:color w:val="000000"/>
+                <w:kern w:val="2"/>
+                <w:szCs w:val="22"/>
+                <w:shd w:val="clear" w:color="auto" w:fill="DEEAF6"/>
               </w:rPr>
               <w:t>4. 기대효과 및 활용방안</w:t>
             </w:r>
@@ -2846,6 +3357,12 @@
               <w:bottom w:val="single" w:sz="3" w:space="0" w:color="000000"/>
               <w:right w:val="single" w:sz="3" w:space="0" w:color="000000"/>
             </w:tcBorders>
+            <w:tcMar>
+              <w:top w:w="28" w:type="dxa"/>
+              <w:left w:w="102" w:type="dxa"/>
+              <w:bottom w:w="28" w:type="dxa"/>
+              <w:right w:w="102" w:type="dxa"/>
+            </w:tcMar>
             <w:vAlign w:val="center"/>
           </w:tcPr>
           <w:p>
@@ -2853,19 +3370,24 @@
               <w:pStyle w:val="a3"/>
               <w:spacing w:line="240" w:lineRule="auto"/>
               <w:ind w:left="120" w:hanging="120"/>
-            </w:pPr>
-            <w:r>
-              <w:rPr>
-                <w:rFonts w:ascii="맑은 고딕"/>
+              <w:jc w:val="both"/>
+            </w:pPr>
+            <w:r>
+              <w:rPr>
+                <w:rFonts w:ascii="맑은 고딕" w:hAnsi="맑은 고딕" w:eastAsia="함초롬바탕" w:cs="맑은 고딕" w:hAnsiTheme="minorHAnsi" w:csTheme="minorBidi"/>
                 <w:color w:val="0000FF"/>
+                <w:kern w:val="2"/>
+                <w:szCs w:val="22"/>
               </w:rPr>
               <w:t xml:space="preserve"> ▶ </w:t>
             </w:r>
             <w:r>
               <w:rPr>
-                <w:rFonts w:ascii="맑은 고딕" w:eastAsia="맑은 고딕"/>
+                <w:rFonts w:ascii="맑은 고딕" w:hAnsi="맑은 고딕" w:eastAsia="맑은 고딕" w:cs="맑은 고딕" w:hAnsiTheme="minorHAnsi" w:csTheme="minorBidi"/>
                 <w:color w:val="0000FF"/>
                 <w:spacing w:val="-3"/>
+                <w:kern w:val="2"/>
+                <w:szCs w:val="22"/>
               </w:rPr>
               <w:t>경제적·기술적·사회적 파급효과, 고용 창출 가능성 등을 자유롭게 기술</w:t>
             </w:r>
@@ -2886,13 +3408,20 @@
               <w:bottom w:val="single" w:sz="3" w:space="0" w:color="000000"/>
               <w:right w:val="single" w:sz="3" w:space="0" w:color="000000"/>
             </w:tcBorders>
-            <w:shd w:val="clear" w:color="auto" w:fill="FFFFFF"/>
-            <w:vAlign w:val="center"/>
-          </w:tcPr>
-          <w:p>
-            <w:pPr>
-              <w:pStyle w:val="a3"/>
-              <w:spacing w:line="240" w:lineRule="auto"/>
+            <w:shd w:val="clear" w:fill="FFFFFF"/>
+            <w:tcMar>
+              <w:top w:w="28" w:type="dxa"/>
+              <w:left w:w="102" w:type="dxa"/>
+              <w:bottom w:w="28" w:type="dxa"/>
+              <w:right w:w="102" w:type="dxa"/>
+            </w:tcMar>
+            <w:vAlign w:val="center"/>
+          </w:tcPr>
+          <w:p>
+            <w:pPr>
+              <w:pStyle w:val="a3"/>
+              <w:spacing w:line="240" w:lineRule="auto"/>
+              <w:jc w:val="both"/>
               <w:rPr>
                 <w:rFonts w:ascii="맑은 고딕" w:eastAsia="맑은 고딕"/>
                 <w:i/>
@@ -2902,39 +3431,45 @@
             </w:pPr>
             <w:r>
               <w:rPr>
-                <w:rFonts w:ascii="맑은 고딕" w:eastAsia="맑은 고딕" w:hint="eastAsia"/>
+                <w:rFonts w:ascii="맑은 고딕" w:hAnsi="맑은 고딕" w:eastAsia="맑은 고딕" w:cs="맑은 고딕" w:hAnsiTheme="minorHAnsi" w:csTheme="minorBidi"/>
                 <w:i/>
                 <w:iCs/>
                 <w:color w:val="595959"/>
+                <w:kern w:val="2"/>
+                <w:szCs w:val="22"/>
               </w:rPr>
               <w:t xml:space="preserve">1. 제시한 모델이 실제 구현되었을 경우 기대되는 파급효과와 학습한 </w:t>
             </w:r>
-            <w:proofErr w:type="spellStart"/>
-            <w:r>
-              <w:rPr>
-                <w:rFonts w:ascii="맑은 고딕" w:eastAsia="맑은 고딕" w:hint="eastAsia"/>
+            <w:r>
+              <w:rPr>
+                <w:rFonts w:ascii="맑은 고딕" w:hAnsi="맑은 고딕" w:eastAsia="맑은 고딕" w:cs="맑은 고딕" w:hAnsiTheme="minorHAnsi" w:csTheme="minorBidi"/>
                 <w:i/>
                 <w:iCs/>
                 <w:color w:val="595959"/>
+                <w:kern w:val="2"/>
+                <w:szCs w:val="22"/>
               </w:rPr>
               <w:t>첨단·디지털</w:t>
             </w:r>
-            <w:proofErr w:type="spellEnd"/>
-            <w:r>
-              <w:rPr>
-                <w:rFonts w:ascii="맑은 고딕" w:eastAsia="맑은 고딕" w:hint="eastAsia"/>
+            <w:r>
+              <w:rPr>
+                <w:rFonts w:ascii="맑은 고딕" w:hAnsi="맑은 고딕" w:eastAsia="맑은 고딕" w:cs="맑은 고딕" w:hAnsiTheme="minorHAnsi" w:csTheme="minorBidi"/>
                 <w:i/>
                 <w:iCs/>
                 <w:color w:val="595959"/>
+                <w:kern w:val="2"/>
+                <w:szCs w:val="22"/>
               </w:rPr>
               <w:t xml:space="preserve"> 신기술의 활용도를</w:t>
             </w:r>
             <w:r>
               <w:rPr>
-                <w:rFonts w:ascii="맑은 고딕" w:eastAsia="맑은 고딕" w:hint="eastAsia"/>
+                <w:rFonts w:ascii="맑은 고딕" w:hAnsi="맑은 고딕" w:eastAsia="맑은 고딕" w:cs="맑은 고딕" w:hAnsiTheme="minorHAnsi" w:csTheme="minorBidi"/>
                 <w:i/>
                 <w:iCs/>
                 <w:color w:val="595959"/>
+                <w:kern w:val="2"/>
+                <w:szCs w:val="22"/>
               </w:rPr>
               <w:t xml:space="preserve"> </w:t>
             </w:r>
@@ -2943,6 +3478,7 @@
             <w:pPr>
               <w:pStyle w:val="a3"/>
               <w:spacing w:line="240" w:lineRule="auto"/>
+              <w:jc w:val="both"/>
               <w:rPr>
                 <w:rFonts w:ascii="맑은 고딕" w:eastAsia="맑은 고딕"/>
                 <w:i/>
@@ -2951,28 +3487,34 @@
             </w:pPr>
             <w:r>
               <w:rPr>
-                <w:rFonts w:ascii="맑은 고딕" w:eastAsia="맑은 고딕" w:hint="eastAsia"/>
+                <w:rFonts w:ascii="맑은 고딕" w:hAnsi="맑은 고딕" w:eastAsia="맑은 고딕" w:cs="맑은 고딕" w:hAnsiTheme="minorHAnsi" w:csTheme="minorBidi"/>
                 <w:i/>
                 <w:iCs/>
                 <w:color w:val="595959"/>
+                <w:kern w:val="2"/>
+                <w:szCs w:val="22"/>
               </w:rPr>
               <w:t xml:space="preserve"> </w:t>
             </w:r>
             <w:r>
               <w:rPr>
-                <w:rFonts w:ascii="맑은 고딕" w:eastAsia="맑은 고딕" w:hint="eastAsia"/>
+                <w:rFonts w:ascii="맑은 고딕" w:hAnsi="맑은 고딕" w:eastAsia="맑은 고딕" w:cs="맑은 고딕" w:hAnsiTheme="minorHAnsi" w:csTheme="minorBidi"/>
                 <w:i/>
                 <w:iCs/>
                 <w:color w:val="595959"/>
+                <w:kern w:val="2"/>
+                <w:szCs w:val="22"/>
               </w:rPr>
               <w:t xml:space="preserve"> </w:t>
             </w:r>
             <w:r>
               <w:rPr>
-                <w:rFonts w:ascii="맑은 고딕" w:eastAsia="맑은 고딕" w:hint="eastAsia"/>
+                <w:rFonts w:ascii="맑은 고딕" w:hAnsi="맑은 고딕" w:eastAsia="맑은 고딕" w:cs="맑은 고딕" w:hAnsiTheme="minorHAnsi" w:csTheme="minorBidi"/>
                 <w:i/>
                 <w:iCs/>
                 <w:color w:val="595959"/>
+                <w:kern w:val="2"/>
+                <w:szCs w:val="22"/>
               </w:rPr>
               <w:t>구체적으로 작성</w:t>
             </w:r>
@@ -2982,6 +3524,7 @@
               <w:pStyle w:val="a3"/>
               <w:spacing w:line="240" w:lineRule="auto"/>
               <w:ind w:left="254" w:hanging="254"/>
+              <w:jc w:val="both"/>
               <w:rPr>
                 <w:rFonts w:ascii="맑은 고딕" w:eastAsia="맑은 고딕"/>
                 <w:i/>
@@ -2990,10 +3533,12 @@
             </w:pPr>
             <w:r>
               <w:rPr>
-                <w:rFonts w:ascii="맑은 고딕" w:eastAsia="맑은 고딕" w:hint="eastAsia"/>
+                <w:rFonts w:ascii="맑은 고딕" w:hAnsi="맑은 고딕" w:eastAsia="맑은 고딕" w:cs="맑은 고딕" w:hAnsiTheme="minorHAnsi" w:csTheme="minorBidi"/>
                 <w:i/>
                 <w:iCs/>
                 <w:color w:val="595959"/>
+                <w:kern w:val="2"/>
+                <w:szCs w:val="22"/>
               </w:rPr>
               <w:t>2. 제안 아이디어의 현실적인 구현 가능성 및 실제 적용 시 활용 방안에 대한 설명 필요</w:t>
             </w:r>
@@ -3003,6 +3548,7 @@
               <w:pStyle w:val="a3"/>
               <w:spacing w:line="240" w:lineRule="auto"/>
               <w:ind w:left="254" w:hanging="254"/>
+              <w:jc w:val="both"/>
               <w:rPr>
                 <w:rFonts w:ascii="맑은 고딕" w:eastAsia="맑은 고딕"/>
                 <w:i/>
@@ -3011,10 +3557,12 @@
             </w:pPr>
             <w:r>
               <w:rPr>
-                <w:rFonts w:ascii="맑은 고딕" w:eastAsia="맑은 고딕" w:hint="eastAsia"/>
+                <w:rFonts w:ascii="맑은 고딕" w:hAnsi="맑은 고딕" w:eastAsia="맑은 고딕" w:cs="맑은 고딕" w:hAnsiTheme="minorHAnsi" w:csTheme="minorBidi"/>
                 <w:i/>
                 <w:iCs/>
                 <w:color w:val="595959"/>
+                <w:kern w:val="2"/>
+                <w:szCs w:val="22"/>
               </w:rPr>
               <w:t>3. 제안 아이디어의 향후 발전 가능성 및 사회적 기여도에 대한 내용 기술</w:t>
             </w:r>
@@ -3035,7 +3583,13 @@
               <w:bottom w:val="single" w:sz="3" w:space="0" w:color="000000"/>
               <w:right w:val="single" w:sz="3" w:space="0" w:color="000000"/>
             </w:tcBorders>
-            <w:shd w:val="clear" w:color="auto" w:fill="DEEAF6"/>
+            <w:shd w:val="clear" w:fill="DEEAF6"/>
+            <w:tcMar>
+              <w:top w:w="28" w:type="dxa"/>
+              <w:left w:w="102" w:type="dxa"/>
+              <w:bottom w:w="28" w:type="dxa"/>
+              <w:right w:w="102" w:type="dxa"/>
+            </w:tcMar>
             <w:vAlign w:val="center"/>
           </w:tcPr>
           <w:p>
@@ -3046,17 +3600,25 @@
             </w:pPr>
             <w:r>
               <w:rPr>
-                <w:rFonts w:ascii="맑은 고딕" w:eastAsia="맑은 고딕"/>
+                <w:rFonts w:ascii="맑은 고딕" w:hAnsi="맑은 고딕" w:eastAsia="맑은 고딕" w:cs="맑은 고딕" w:hAnsiTheme="minorHAnsi" w:csTheme="minorBidi"/>
                 <w:b/>
-                <w:shd w:val="clear" w:color="000000" w:fill="DEEAF6"/>
+                <w:bCs/>
+                <w:color w:val="000000"/>
+                <w:kern w:val="2"/>
+                <w:szCs w:val="22"/>
+                <w:shd w:val="clear" w:color="auto" w:fill="DEEAF6"/>
               </w:rPr>
               <w:t xml:space="preserve">5. </w:t>
             </w:r>
             <w:r>
               <w:rPr>
-                <w:rFonts w:ascii="맑은 고딕" w:eastAsia="맑은 고딕" w:hint="eastAsia"/>
+                <w:rFonts w:ascii="맑은 고딕" w:hAnsi="맑은 고딕" w:eastAsia="맑은 고딕" w:cs="맑은 고딕" w:hAnsiTheme="minorHAnsi" w:csTheme="minorBidi"/>
                 <w:b/>
-                <w:shd w:val="clear" w:color="000000" w:fill="DEEAF6"/>
+                <w:bCs/>
+                <w:color w:val="000000"/>
+                <w:kern w:val="2"/>
+                <w:szCs w:val="22"/>
+                <w:shd w:val="clear" w:color="auto" w:fill="DEEAF6"/>
               </w:rPr>
               <w:t>추진 일정</w:t>
             </w:r>
@@ -3072,6 +3634,12 @@
               <w:bottom w:val="single" w:sz="3" w:space="0" w:color="000000"/>
               <w:right w:val="single" w:sz="3" w:space="0" w:color="000000"/>
             </w:tcBorders>
+            <w:tcMar>
+              <w:top w:w="28" w:type="dxa"/>
+              <w:left w:w="102" w:type="dxa"/>
+              <w:bottom w:w="28" w:type="dxa"/>
+              <w:right w:w="102" w:type="dxa"/>
+            </w:tcMar>
             <w:vAlign w:val="center"/>
           </w:tcPr>
           <w:p>
@@ -3079,18 +3647,23 @@
               <w:pStyle w:val="a3"/>
               <w:spacing w:line="240" w:lineRule="auto"/>
               <w:ind w:left="120" w:hanging="120"/>
-            </w:pPr>
-            <w:r>
-              <w:rPr>
-                <w:rFonts w:ascii="맑은 고딕"/>
+              <w:jc w:val="both"/>
+            </w:pPr>
+            <w:r>
+              <w:rPr>
+                <w:rFonts w:ascii="맑은 고딕" w:hAnsi="맑은 고딕" w:eastAsia="함초롬바탕" w:cs="맑은 고딕" w:hAnsiTheme="minorHAnsi" w:csTheme="minorBidi"/>
                 <w:color w:val="0000FF"/>
+                <w:kern w:val="2"/>
+                <w:szCs w:val="22"/>
               </w:rPr>
               <w:t xml:space="preserve"> ▶</w:t>
             </w:r>
             <w:r>
               <w:rPr>
-                <w:rFonts w:ascii="맑은 고딕" w:eastAsia="맑은 고딕"/>
+                <w:rFonts w:ascii="맑은 고딕" w:hAnsi="맑은 고딕" w:eastAsia="맑은 고딕" w:cs="맑은 고딕" w:hAnsiTheme="minorHAnsi" w:csTheme="minorBidi"/>
                 <w:color w:val="0000FF"/>
+                <w:kern w:val="2"/>
+                <w:szCs w:val="22"/>
               </w:rPr>
               <w:t xml:space="preserve"> 개발 목표 및 기간 등 전체 개발 추진 체계 기술 </w:t>
             </w:r>
@@ -3111,13 +3684,20 @@
               <w:bottom w:val="single" w:sz="3" w:space="0" w:color="000000"/>
               <w:right w:val="single" w:sz="3" w:space="0" w:color="000000"/>
             </w:tcBorders>
-            <w:shd w:val="clear" w:color="auto" w:fill="FFFFFF"/>
-            <w:vAlign w:val="center"/>
-          </w:tcPr>
-          <w:p>
-            <w:pPr>
-              <w:pStyle w:val="a3"/>
-              <w:spacing w:line="240" w:lineRule="auto"/>
+            <w:shd w:val="clear" w:fill="FFFFFF"/>
+            <w:tcMar>
+              <w:top w:w="28" w:type="dxa"/>
+              <w:left w:w="102" w:type="dxa"/>
+              <w:bottom w:w="28" w:type="dxa"/>
+              <w:right w:w="102" w:type="dxa"/>
+            </w:tcMar>
+            <w:vAlign w:val="center"/>
+          </w:tcPr>
+          <w:p>
+            <w:pPr>
+              <w:pStyle w:val="a3"/>
+              <w:spacing w:line="240" w:lineRule="auto"/>
+              <w:jc w:val="both"/>
               <w:rPr>
                 <w:rFonts w:ascii="맑은 고딕" w:eastAsia="맑은 고딕"/>
                 <w:i/>
@@ -3126,10 +3706,12 @@
             </w:pPr>
             <w:r>
               <w:rPr>
-                <w:rFonts w:ascii="맑은 고딕" w:eastAsia="맑은 고딕" w:hint="eastAsia"/>
+                <w:rFonts w:ascii="맑은 고딕" w:hAnsi="맑은 고딕" w:eastAsia="맑은 고딕" w:cs="맑은 고딕" w:hAnsiTheme="minorHAnsi" w:csTheme="minorBidi"/>
                 <w:i/>
                 <w:iCs/>
                 <w:color w:val="595959"/>
+                <w:kern w:val="2"/>
+                <w:szCs w:val="22"/>
               </w:rPr>
               <w:t>1. 본선까지의 최종 결과물 개발 일정을 구체적으로 제시</w:t>
             </w:r>
@@ -3138,6 +3720,7 @@
             <w:pPr>
               <w:pStyle w:val="a3"/>
               <w:spacing w:line="240" w:lineRule="auto"/>
+              <w:jc w:val="both"/>
               <w:rPr>
                 <w:rFonts w:ascii="맑은 고딕" w:eastAsia="맑은 고딕"/>
                 <w:i/>
@@ -3146,30 +3729,34 @@
             </w:pPr>
             <w:r>
               <w:rPr>
-                <w:rFonts w:ascii="맑은 고딕" w:eastAsia="맑은 고딕" w:hint="eastAsia"/>
+                <w:rFonts w:ascii="맑은 고딕" w:hAnsi="맑은 고딕" w:eastAsia="맑은 고딕" w:cs="맑은 고딕" w:hAnsiTheme="minorHAnsi" w:csTheme="minorBidi"/>
                 <w:i/>
                 <w:iCs/>
                 <w:color w:val="595959"/>
+                <w:kern w:val="2"/>
+                <w:szCs w:val="22"/>
               </w:rPr>
               <w:t xml:space="preserve">2. 팀장을 비롯한 </w:t>
             </w:r>
-            <w:proofErr w:type="spellStart"/>
-            <w:r>
-              <w:rPr>
-                <w:rFonts w:ascii="맑은 고딕" w:eastAsia="맑은 고딕" w:hint="eastAsia"/>
+            <w:r>
+              <w:rPr>
+                <w:rFonts w:ascii="맑은 고딕" w:hAnsi="맑은 고딕" w:eastAsia="맑은 고딕" w:cs="맑은 고딕" w:hAnsiTheme="minorHAnsi" w:csTheme="minorBidi"/>
                 <w:i/>
                 <w:iCs/>
                 <w:color w:val="595959"/>
+                <w:kern w:val="2"/>
+                <w:szCs w:val="22"/>
               </w:rPr>
               <w:t>팀원별</w:t>
             </w:r>
-            <w:proofErr w:type="spellEnd"/>
-            <w:r>
-              <w:rPr>
-                <w:rFonts w:ascii="맑은 고딕" w:eastAsia="맑은 고딕" w:hint="eastAsia"/>
+            <w:r>
+              <w:rPr>
+                <w:rFonts w:ascii="맑은 고딕" w:hAnsi="맑은 고딕" w:eastAsia="맑은 고딕" w:cs="맑은 고딕" w:hAnsiTheme="minorHAnsi" w:csTheme="minorBidi"/>
                 <w:i/>
                 <w:iCs/>
                 <w:color w:val="595959"/>
+                <w:kern w:val="2"/>
+                <w:szCs w:val="22"/>
               </w:rPr>
               <w:t xml:space="preserve"> 역할과 수행 내용이 분명하게 드러나도록 제시</w:t>
             </w:r>
@@ -3178,8 +3765,13 @@
       </w:tr>
     </w:tbl>
     <w:p>
+      <w:pPr>
+        <w:pageBreakBefore/>
+        <w:spacing w:after="160" w:line="259" w:lineRule="auto"/>
+        <w:jc w:val="both"/>
+      </w:pPr>
       <w:r>
-        <w:br w:type="page"/>
+        <w:lastRenderedPageBreak/>
       </w:r>
     </w:p>
     <w:tbl>
@@ -3201,7 +3793,7 @@
           <w:bottom w:w="28" w:type="dxa"/>
           <w:right w:w="102" w:type="dxa"/>
         </w:tblCellMar>
-        <w:tblLook w:val="04A0" w:firstRow="1" w:lastRow="0" w:firstColumn="1" w:lastColumn="0" w:noHBand="0" w:noVBand="1"/>
+        <w:tblLook w:firstRow="1" w:firstColumn="1" w:noVBand="1"/>
       </w:tblPr>
       <w:tblGrid>
         <w:gridCol w:w="2127"/>
@@ -3224,91 +3816,108 @@
               <w:bottom w:val="single" w:sz="3" w:space="0" w:color="000000"/>
               <w:right w:val="single" w:sz="3" w:space="0" w:color="000000"/>
             </w:tcBorders>
-            <w:shd w:val="clear" w:color="auto" w:fill="DEEAF6"/>
-            <w:vAlign w:val="center"/>
-          </w:tcPr>
-          <w:p>
-            <w:pPr>
-              <w:pStyle w:val="a3"/>
-              <w:wordWrap/>
+            <w:shd w:val="clear" w:fill="DEEAF6"/>
+            <w:tcMar>
+              <w:top w:w="28" w:type="dxa"/>
+              <w:left w:w="102" w:type="dxa"/>
+              <w:bottom w:w="28" w:type="dxa"/>
+              <w:right w:w="102" w:type="dxa"/>
+            </w:tcMar>
+            <w:vAlign w:val="center"/>
+          </w:tcPr>
+          <w:p>
+            <w:pPr>
+              <w:pStyle w:val="a3"/>
               <w:spacing w:line="240" w:lineRule="auto"/>
               <w:jc w:val="center"/>
               <w:rPr>
                 <w:sz w:val="36"/>
                 <w:szCs w:val="36"/>
-                <w:shd w:val="clear" w:color="auto" w:fill="auto"/>
-              </w:rPr>
-            </w:pPr>
-            <w:r>
-              <w:rPr>
-                <w:rFonts w:ascii="맑은 고딕" w:eastAsia="맑은 고딕"/>
+                <w:shd w:val="clear"/>
+              </w:rPr>
+            </w:pPr>
+            <w:r>
+              <w:lastRenderedPageBreak/>
+              <w:rPr>
+                <w:rFonts w:ascii="맑은 고딕" w:hAnsi="맑은 고딕" w:eastAsia="맑은 고딕" w:cs="맑은 고딕" w:hAnsiTheme="minorHAnsi" w:csTheme="minorBidi"/>
                 <w:b/>
+                <w:bCs/>
+                <w:color w:val="000000"/>
+                <w:kern w:val="2"/>
                 <w:sz w:val="36"/>
                 <w:szCs w:val="36"/>
-                <w:shd w:val="clear" w:color="auto" w:fill="auto"/>
-              </w:rPr>
-              <w:lastRenderedPageBreak/>
+              </w:rPr>
               <w:t>202</w:t>
             </w:r>
             <w:r>
               <w:rPr>
-                <w:rFonts w:ascii="맑은 고딕" w:eastAsia="맑은 고딕" w:hint="eastAsia"/>
+                <w:rFonts w:ascii="맑은 고딕" w:hAnsi="맑은 고딕" w:eastAsia="맑은 고딕" w:cs="맑은 고딕" w:hAnsiTheme="minorHAnsi" w:csTheme="minorBidi"/>
                 <w:b/>
+                <w:bCs/>
+                <w:color w:val="000000"/>
+                <w:kern w:val="2"/>
                 <w:sz w:val="36"/>
                 <w:szCs w:val="36"/>
-                <w:shd w:val="clear" w:color="auto" w:fill="auto"/>
               </w:rPr>
               <w:t>6</w:t>
             </w:r>
             <w:r>
               <w:rPr>
-                <w:rFonts w:ascii="맑은 고딕" w:eastAsia="맑은 고딕"/>
+                <w:rFonts w:ascii="맑은 고딕" w:hAnsi="맑은 고딕" w:eastAsia="맑은 고딕" w:cs="맑은 고딕" w:hAnsiTheme="minorHAnsi" w:csTheme="minorBidi"/>
                 <w:b/>
+                <w:bCs/>
+                <w:color w:val="000000"/>
+                <w:kern w:val="2"/>
                 <w:sz w:val="36"/>
                 <w:szCs w:val="36"/>
-                <w:shd w:val="clear" w:color="auto" w:fill="auto"/>
               </w:rPr>
               <w:t>년 제</w:t>
             </w:r>
             <w:r>
               <w:rPr>
-                <w:rFonts w:ascii="맑은 고딕" w:eastAsia="맑은 고딕" w:hint="eastAsia"/>
+                <w:rFonts w:ascii="맑은 고딕" w:hAnsi="맑은 고딕" w:eastAsia="맑은 고딕" w:cs="맑은 고딕" w:hAnsiTheme="minorHAnsi" w:csTheme="minorBidi"/>
                 <w:b/>
+                <w:bCs/>
+                <w:color w:val="000000"/>
+                <w:kern w:val="2"/>
                 <w:sz w:val="36"/>
                 <w:szCs w:val="36"/>
-                <w:shd w:val="clear" w:color="auto" w:fill="auto"/>
               </w:rPr>
               <w:t>8</w:t>
             </w:r>
             <w:r>
               <w:rPr>
-                <w:rFonts w:ascii="맑은 고딕" w:eastAsia="맑은 고딕"/>
+                <w:rFonts w:ascii="맑은 고딕" w:hAnsi="맑은 고딕" w:eastAsia="맑은 고딕" w:cs="맑은 고딕" w:hAnsiTheme="minorHAnsi" w:csTheme="minorBidi"/>
                 <w:b/>
+                <w:bCs/>
+                <w:color w:val="000000"/>
+                <w:kern w:val="2"/>
                 <w:sz w:val="36"/>
                 <w:szCs w:val="36"/>
-                <w:shd w:val="clear" w:color="auto" w:fill="auto"/>
               </w:rPr>
               <w:t xml:space="preserve">회 K-디지털 트레이닝 </w:t>
             </w:r>
-            <w:proofErr w:type="spellStart"/>
-            <w:r>
-              <w:rPr>
-                <w:rFonts w:ascii="맑은 고딕" w:eastAsia="맑은 고딕"/>
+            <w:r>
+              <w:rPr>
+                <w:rFonts w:ascii="맑은 고딕" w:hAnsi="맑은 고딕" w:eastAsia="맑은 고딕" w:cs="맑은 고딕" w:hAnsiTheme="minorHAnsi" w:csTheme="minorBidi"/>
                 <w:b/>
+                <w:bCs/>
+                <w:color w:val="000000"/>
+                <w:kern w:val="2"/>
                 <w:sz w:val="36"/>
                 <w:szCs w:val="36"/>
-                <w:shd w:val="clear" w:color="auto" w:fill="auto"/>
               </w:rPr>
               <w:t>해커톤</w:t>
             </w:r>
-            <w:proofErr w:type="spellEnd"/>
-            <w:r>
-              <w:rPr>
-                <w:rFonts w:ascii="맑은 고딕" w:eastAsia="맑은 고딕"/>
+            <w:r>
+              <w:rPr>
+                <w:rFonts w:ascii="맑은 고딕" w:hAnsi="맑은 고딕" w:eastAsia="맑은 고딕" w:cs="맑은 고딕" w:hAnsiTheme="minorHAnsi" w:csTheme="minorBidi"/>
                 <w:b/>
+                <w:bCs/>
+                <w:color w:val="000000"/>
+                <w:kern w:val="2"/>
                 <w:sz w:val="36"/>
                 <w:szCs w:val="36"/>
-                <w:shd w:val="clear" w:color="auto" w:fill="auto"/>
               </w:rPr>
               <w:t xml:space="preserve"> 참가 서약서 </w:t>
             </w:r>
@@ -3328,7 +3937,13 @@
               <w:bottom w:val="single" w:sz="3" w:space="0" w:color="000000"/>
               <w:right w:val="single" w:sz="3" w:space="0" w:color="000000"/>
             </w:tcBorders>
-            <w:shd w:val="clear" w:color="auto" w:fill="DEEAF6"/>
+            <w:shd w:val="clear" w:fill="DEEAF6"/>
+            <w:tcMar>
+              <w:top w:w="28" w:type="dxa"/>
+              <w:left w:w="102" w:type="dxa"/>
+              <w:bottom w:w="28" w:type="dxa"/>
+              <w:right w:w="102" w:type="dxa"/>
+            </w:tcMar>
             <w:vAlign w:val="center"/>
           </w:tcPr>
           <w:p>
@@ -3339,21 +3954,21 @@
               <w:rPr>
                 <w:sz w:val="28"/>
                 <w:szCs w:val="18"/>
-                <w:shd w:val="clear" w:color="auto" w:fill="auto"/>
-              </w:rPr>
-            </w:pPr>
-            <w:proofErr w:type="spellStart"/>
-            <w:r>
-              <w:rPr>
-                <w:rFonts w:eastAsia="맑은 고딕"/>
+                <w:shd w:val="clear"/>
+              </w:rPr>
+            </w:pPr>
+            <w:r>
+              <w:rPr>
+                <w:rFonts w:ascii="함초롬바탕" w:hAnsi="맑은 고딕" w:eastAsia="맑은 고딕" w:cs="함초롬바탕" w:hAnsiTheme="minorHAnsi" w:csTheme="minorBidi"/>
                 <w:b/>
+                <w:bCs/>
+                <w:color w:val="000000"/>
+                <w:kern w:val="2"/>
                 <w:sz w:val="28"/>
                 <w:szCs w:val="18"/>
-                <w:shd w:val="clear" w:color="auto" w:fill="auto"/>
               </w:rPr>
               <w:t>참가팀명</w:t>
             </w:r>
-            <w:proofErr w:type="spellEnd"/>
           </w:p>
         </w:tc>
         <w:tc>
@@ -3366,6 +3981,12 @@
               <w:bottom w:val="single" w:sz="3" w:space="0" w:color="000000"/>
               <w:right w:val="single" w:sz="3" w:space="0" w:color="000000"/>
             </w:tcBorders>
+            <w:tcMar>
+              <w:top w:w="28" w:type="dxa"/>
+              <w:left w:w="102" w:type="dxa"/>
+              <w:bottom w:w="28" w:type="dxa"/>
+              <w:right w:w="102" w:type="dxa"/>
+            </w:tcMar>
             <w:vAlign w:val="center"/>
           </w:tcPr>
           <w:p>
@@ -3375,7 +3996,7 @@
               <w:jc w:val="center"/>
               <w:rPr>
                 <w:rFonts w:ascii="맑은 고딕" w:eastAsia="맑은 고딕"/>
-                <w:shd w:val="clear" w:color="auto" w:fill="auto"/>
+                <w:shd w:val="clear"/>
               </w:rPr>
             </w:pPr>
           </w:p>
@@ -3394,7 +4015,13 @@
               <w:bottom w:val="single" w:sz="3" w:space="0" w:color="000000"/>
               <w:right w:val="single" w:sz="3" w:space="0" w:color="000000"/>
             </w:tcBorders>
-            <w:shd w:val="clear" w:color="auto" w:fill="F2F2F2"/>
+            <w:shd w:val="clear" w:fill="F2F2F2"/>
+            <w:tcMar>
+              <w:top w:w="28" w:type="dxa"/>
+              <w:left w:w="102" w:type="dxa"/>
+              <w:bottom w:w="28" w:type="dxa"/>
+              <w:right w:w="102" w:type="dxa"/>
+            </w:tcMar>
             <w:vAlign w:val="center"/>
           </w:tcPr>
           <w:p>
@@ -3403,14 +4030,17 @@
               <w:spacing w:line="240" w:lineRule="auto"/>
               <w:jc w:val="center"/>
               <w:rPr>
-                <w:shd w:val="clear" w:color="auto" w:fill="auto"/>
-              </w:rPr>
-            </w:pPr>
-            <w:r>
-              <w:rPr>
-                <w:rFonts w:eastAsia="맑은 고딕"/>
+                <w:shd w:val="clear"/>
+              </w:rPr>
+            </w:pPr>
+            <w:r>
+              <w:rPr>
+                <w:rFonts w:ascii="함초롬바탕" w:hAnsi="맑은 고딕" w:eastAsia="맑은 고딕" w:cs="함초롬바탕" w:hAnsiTheme="minorHAnsi" w:csTheme="minorBidi"/>
                 <w:b/>
-                <w:shd w:val="clear" w:color="auto" w:fill="auto"/>
+                <w:bCs/>
+                <w:color w:val="000000"/>
+                <w:kern w:val="2"/>
+                <w:szCs w:val="22"/>
               </w:rPr>
               <w:t>성명</w:t>
             </w:r>
@@ -3425,7 +4055,13 @@
               <w:bottom w:val="single" w:sz="3" w:space="0" w:color="000000"/>
               <w:right w:val="single" w:sz="3" w:space="0" w:color="000000"/>
             </w:tcBorders>
-            <w:shd w:val="clear" w:color="auto" w:fill="F2F2F2"/>
+            <w:shd w:val="clear" w:fill="F2F2F2"/>
+            <w:tcMar>
+              <w:top w:w="28" w:type="dxa"/>
+              <w:left w:w="102" w:type="dxa"/>
+              <w:bottom w:w="28" w:type="dxa"/>
+              <w:right w:w="102" w:type="dxa"/>
+            </w:tcMar>
             <w:vAlign w:val="center"/>
           </w:tcPr>
           <w:p>
@@ -3434,30 +4070,39 @@
               <w:spacing w:line="240" w:lineRule="auto"/>
               <w:jc w:val="center"/>
               <w:rPr>
-                <w:shd w:val="clear" w:color="auto" w:fill="auto"/>
-              </w:rPr>
-            </w:pPr>
-            <w:r>
-              <w:rPr>
-                <w:rFonts w:eastAsia="맑은 고딕"/>
+                <w:shd w:val="clear"/>
+              </w:rPr>
+            </w:pPr>
+            <w:r>
+              <w:rPr>
+                <w:rFonts w:ascii="함초롬바탕" w:hAnsi="맑은 고딕" w:eastAsia="맑은 고딕" w:cs="함초롬바탕" w:hAnsiTheme="minorHAnsi" w:csTheme="minorBidi"/>
                 <w:b/>
-                <w:shd w:val="clear" w:color="auto" w:fill="auto"/>
+                <w:bCs/>
+                <w:color w:val="000000"/>
+                <w:kern w:val="2"/>
+                <w:szCs w:val="22"/>
               </w:rPr>
               <w:t>생</w:t>
             </w:r>
             <w:r>
               <w:rPr>
-                <w:rFonts w:eastAsia="맑은 고딕" w:hint="eastAsia"/>
+                <w:rFonts w:ascii="함초롬바탕" w:hAnsi="맑은 고딕" w:eastAsia="맑은 고딕" w:cs="함초롬바탕" w:hAnsiTheme="minorHAnsi" w:csTheme="minorBidi"/>
                 <w:b/>
-                <w:shd w:val="clear" w:color="auto" w:fill="auto"/>
+                <w:bCs/>
+                <w:color w:val="000000"/>
+                <w:kern w:val="2"/>
+                <w:szCs w:val="22"/>
               </w:rPr>
               <w:t>년월일</w:t>
             </w:r>
             <w:r>
               <w:rPr>
-                <w:rFonts w:eastAsia="맑은 고딕" w:hint="eastAsia"/>
+                <w:rFonts w:ascii="함초롬바탕" w:hAnsi="맑은 고딕" w:eastAsia="맑은 고딕" w:cs="함초롬바탕" w:hAnsiTheme="minorHAnsi" w:csTheme="minorBidi"/>
                 <w:b/>
-                <w:shd w:val="clear" w:color="auto" w:fill="auto"/>
+                <w:bCs/>
+                <w:color w:val="000000"/>
+                <w:kern w:val="2"/>
+                <w:szCs w:val="22"/>
               </w:rPr>
               <w:t>(0000.00.00.)</w:t>
             </w:r>
@@ -3473,7 +4118,13 @@
               <w:bottom w:val="single" w:sz="3" w:space="0" w:color="000000"/>
               <w:right w:val="single" w:sz="3" w:space="0" w:color="000000"/>
             </w:tcBorders>
-            <w:shd w:val="clear" w:color="auto" w:fill="F2F2F2"/>
+            <w:shd w:val="clear" w:fill="F2F2F2"/>
+            <w:tcMar>
+              <w:top w:w="28" w:type="dxa"/>
+              <w:left w:w="102" w:type="dxa"/>
+              <w:bottom w:w="28" w:type="dxa"/>
+              <w:right w:w="102" w:type="dxa"/>
+            </w:tcMar>
             <w:vAlign w:val="center"/>
           </w:tcPr>
           <w:p>
@@ -3482,14 +4133,17 @@
               <w:spacing w:line="240" w:lineRule="auto"/>
               <w:jc w:val="center"/>
               <w:rPr>
-                <w:shd w:val="clear" w:color="auto" w:fill="auto"/>
-              </w:rPr>
-            </w:pPr>
-            <w:r>
-              <w:rPr>
-                <w:rFonts w:eastAsia="맑은 고딕"/>
+                <w:shd w:val="clear"/>
+              </w:rPr>
+            </w:pPr>
+            <w:r>
+              <w:rPr>
+                <w:rFonts w:ascii="함초롬바탕" w:hAnsi="맑은 고딕" w:eastAsia="맑은 고딕" w:cs="함초롬바탕" w:hAnsiTheme="minorHAnsi" w:csTheme="minorBidi"/>
                 <w:b/>
-                <w:shd w:val="clear" w:color="auto" w:fill="auto"/>
+                <w:bCs/>
+                <w:color w:val="000000"/>
+                <w:kern w:val="2"/>
+                <w:szCs w:val="22"/>
               </w:rPr>
               <w:t>동의여부</w:t>
             </w:r>
@@ -3504,7 +4158,13 @@
               <w:bottom w:val="single" w:sz="3" w:space="0" w:color="000000"/>
               <w:right w:val="single" w:sz="3" w:space="0" w:color="000000"/>
             </w:tcBorders>
-            <w:shd w:val="clear" w:color="auto" w:fill="F2F2F2"/>
+            <w:shd w:val="clear" w:fill="F2F2F2"/>
+            <w:tcMar>
+              <w:top w:w="28" w:type="dxa"/>
+              <w:left w:w="102" w:type="dxa"/>
+              <w:bottom w:w="28" w:type="dxa"/>
+              <w:right w:w="102" w:type="dxa"/>
+            </w:tcMar>
             <w:vAlign w:val="center"/>
           </w:tcPr>
           <w:p>
@@ -3513,46 +4173,61 @@
               <w:spacing w:line="240" w:lineRule="auto"/>
               <w:jc w:val="center"/>
               <w:rPr>
-                <w:shd w:val="clear" w:color="auto" w:fill="auto"/>
-              </w:rPr>
-            </w:pPr>
-            <w:r>
-              <w:rPr>
-                <w:rFonts w:eastAsia="맑은 고딕" w:hint="eastAsia"/>
+                <w:shd w:val="clear"/>
+              </w:rPr>
+            </w:pPr>
+            <w:r>
+              <w:rPr>
+                <w:rFonts w:ascii="함초롬바탕" w:hAnsi="맑은 고딕" w:eastAsia="맑은 고딕" w:cs="함초롬바탕" w:hAnsiTheme="minorHAnsi" w:csTheme="minorBidi"/>
                 <w:b/>
-                <w:shd w:val="clear" w:color="auto" w:fill="auto"/>
+                <w:bCs/>
+                <w:color w:val="000000"/>
+                <w:kern w:val="2"/>
+                <w:szCs w:val="22"/>
               </w:rPr>
               <w:t>본인</w:t>
             </w:r>
             <w:r>
               <w:rPr>
-                <w:rFonts w:eastAsia="맑은 고딕" w:hint="eastAsia"/>
+                <w:rFonts w:ascii="함초롬바탕" w:hAnsi="맑은 고딕" w:eastAsia="맑은 고딕" w:cs="함초롬바탕" w:hAnsiTheme="minorHAnsi" w:csTheme="minorBidi"/>
                 <w:b/>
-                <w:shd w:val="clear" w:color="auto" w:fill="auto"/>
+                <w:bCs/>
+                <w:color w:val="000000"/>
+                <w:kern w:val="2"/>
+                <w:szCs w:val="22"/>
               </w:rPr>
               <w:t xml:space="preserve"> </w:t>
             </w:r>
             <w:r>
               <w:rPr>
-                <w:rFonts w:eastAsia="맑은 고딕" w:hint="eastAsia"/>
+                <w:rFonts w:ascii="함초롬바탕" w:hAnsi="맑은 고딕" w:eastAsia="맑은 고딕" w:cs="함초롬바탕" w:hAnsiTheme="minorHAnsi" w:csTheme="minorBidi"/>
                 <w:b/>
-                <w:shd w:val="clear" w:color="auto" w:fill="auto"/>
+                <w:bCs/>
+                <w:color w:val="000000"/>
+                <w:kern w:val="2"/>
+                <w:szCs w:val="22"/>
               </w:rPr>
               <w:t>자필</w:t>
             </w:r>
             <w:r>
               <w:rPr>
-                <w:rFonts w:eastAsia="맑은 고딕" w:hint="eastAsia"/>
+                <w:rFonts w:ascii="함초롬바탕" w:hAnsi="맑은 고딕" w:eastAsia="맑은 고딕" w:cs="함초롬바탕" w:hAnsiTheme="minorHAnsi" w:csTheme="minorBidi"/>
                 <w:b/>
-                <w:shd w:val="clear" w:color="auto" w:fill="auto"/>
+                <w:bCs/>
+                <w:color w:val="000000"/>
+                <w:kern w:val="2"/>
+                <w:szCs w:val="22"/>
               </w:rPr>
               <w:t xml:space="preserve"> </w:t>
             </w:r>
             <w:r>
               <w:rPr>
-                <w:rFonts w:eastAsia="맑은 고딕" w:hint="eastAsia"/>
+                <w:rFonts w:ascii="함초롬바탕" w:hAnsi="맑은 고딕" w:eastAsia="맑은 고딕" w:cs="함초롬바탕" w:hAnsiTheme="minorHAnsi" w:csTheme="minorBidi"/>
                 <w:b/>
-                <w:shd w:val="clear" w:color="auto" w:fill="auto"/>
+                <w:bCs/>
+                <w:color w:val="000000"/>
+                <w:kern w:val="2"/>
+                <w:szCs w:val="22"/>
               </w:rPr>
               <w:t>서명</w:t>
             </w:r>
@@ -3572,7 +4247,13 @@
               <w:bottom w:val="single" w:sz="3" w:space="0" w:color="000000"/>
               <w:right w:val="single" w:sz="3" w:space="0" w:color="000000"/>
             </w:tcBorders>
-            <w:shd w:val="clear" w:color="auto" w:fill="FFFFFF"/>
+            <w:shd w:val="clear" w:fill="FFFFFF"/>
+            <w:tcMar>
+              <w:top w:w="28" w:type="dxa"/>
+              <w:left w:w="102" w:type="dxa"/>
+              <w:bottom w:w="28" w:type="dxa"/>
+              <w:right w:w="102" w:type="dxa"/>
+            </w:tcMar>
             <w:vAlign w:val="center"/>
           </w:tcPr>
           <w:p>
@@ -3595,12 +4276,19 @@
               <w:bottom w:val="single" w:sz="3" w:space="0" w:color="000000"/>
               <w:right w:val="single" w:sz="3" w:space="0" w:color="000000"/>
             </w:tcBorders>
-            <w:vAlign w:val="center"/>
-          </w:tcPr>
-          <w:p>
-            <w:pPr>
-              <w:pStyle w:val="a3"/>
-              <w:spacing w:line="240" w:lineRule="auto"/>
+            <w:tcMar>
+              <w:top w:w="28" w:type="dxa"/>
+              <w:left w:w="102" w:type="dxa"/>
+              <w:bottom w:w="28" w:type="dxa"/>
+              <w:right w:w="102" w:type="dxa"/>
+            </w:tcMar>
+            <w:vAlign w:val="center"/>
+          </w:tcPr>
+          <w:p>
+            <w:pPr>
+              <w:pStyle w:val="a3"/>
+              <w:spacing w:line="240" w:lineRule="auto"/>
+              <w:jc w:val="both"/>
             </w:pPr>
           </w:p>
         </w:tc>
@@ -3613,23 +4301,57 @@
               <w:bottom w:val="single" w:sz="3" w:space="0" w:color="000000"/>
               <w:right w:val="single" w:sz="3" w:space="0" w:color="000000"/>
             </w:tcBorders>
-            <w:vAlign w:val="center"/>
-          </w:tcPr>
-          <w:p>
-            <w:pPr>
-              <w:pStyle w:val="a3"/>
-              <w:wordWrap/>
+            <w:tcMar>
+              <w:top w:w="28" w:type="dxa"/>
+              <w:left w:w="102" w:type="dxa"/>
+              <w:bottom w:w="28" w:type="dxa"/>
+              <w:right w:w="102" w:type="dxa"/>
+            </w:tcMar>
+            <w:vAlign w:val="center"/>
+          </w:tcPr>
+          <w:p>
+            <w:pPr>
+              <w:pStyle w:val="a3"/>
               <w:spacing w:line="240" w:lineRule="auto"/>
               <w:ind w:right="388"/>
               <w:jc w:val="right"/>
             </w:pPr>
             <w:r>
-              <w:object w:dxaOrig="1440" w:dyaOrig="1440" w14:anchorId="447AA9BB">
-                <v:shape id="_x0000_i1057" type="#_x0000_t75" style="width:36pt;height:20.25pt" o:ole="">
-                  <v:imagedata r:id="rId12" o:title=""/>
-                </v:shape>
-                <w:control r:id="rId13" w:name="CheckBox1" w:shapeid="_x0000_i1057"/>
-              </w:object>
+              <w:drawing>
+                <wp:inline distT="0" distB="0" distL="0" distR="0">
+                  <wp:extent cx="457200" cy="257175"/>
+                  <wp:effectExtent l="0" t="0" r="0" b="0"/>
+                  <wp:docPr id="100002" name="Picture 100002"/>
+                  <wp:cNvGraphicFramePr>
+                    <a:graphicFrameLocks xmlns:a="http://schemas.openxmlformats.org/drawingml/2006/main" noChangeAspect="1"/>
+                  </wp:cNvGraphicFramePr>
+                  <a:graphic xmlns:a="http://schemas.openxmlformats.org/drawingml/2006/main">
+                    <a:graphicData uri="http://schemas.openxmlformats.org/drawingml/2006/picture">
+                      <pic:pic xmlns:pic="http://schemas.openxmlformats.org/drawingml/2006/picture">
+                        <pic:nvPicPr>
+                          <pic:cNvPr id="100002" name="image100002"/>
+                          <pic:cNvPicPr/>
+                        </pic:nvPicPr>
+                        <pic:blipFill>
+                          <a:blip r:embed="rId33"/>
+                          <a:stretch>
+                            <a:fillRect/>
+                          </a:stretch>
+                        </pic:blipFill>
+                        <pic:spPr>
+                          <a:xfrm>
+                            <a:off x="0" y="0"/>
+                            <a:ext cx="457200" cy="257175"/>
+                          </a:xfrm>
+                          <a:prstGeom prst="rect">
+                            <a:avLst/>
+                          </a:prstGeom>
+                        </pic:spPr>
+                      </pic:pic>
+                    </a:graphicData>
+                  </a:graphic>
+                </wp:inline>
+              </w:drawing>
             </w:r>
           </w:p>
         </w:tc>
@@ -3642,23 +4364,57 @@
               <w:bottom w:val="single" w:sz="3" w:space="0" w:color="000000"/>
               <w:right w:val="single" w:sz="3" w:space="0" w:color="000000"/>
             </w:tcBorders>
-            <w:vAlign w:val="center"/>
-          </w:tcPr>
-          <w:p>
-            <w:pPr>
-              <w:pStyle w:val="a3"/>
-              <w:wordWrap/>
+            <w:tcMar>
+              <w:top w:w="28" w:type="dxa"/>
+              <w:left w:w="102" w:type="dxa"/>
+              <w:bottom w:w="28" w:type="dxa"/>
+              <w:right w:w="102" w:type="dxa"/>
+            </w:tcMar>
+            <w:vAlign w:val="center"/>
+          </w:tcPr>
+          <w:p>
+            <w:pPr>
+              <w:pStyle w:val="a3"/>
               <w:spacing w:line="240" w:lineRule="auto"/>
               <w:ind w:right="388"/>
               <w:jc w:val="right"/>
             </w:pPr>
             <w:r>
-              <w:object w:dxaOrig="1440" w:dyaOrig="1440" w14:anchorId="2758D34B">
-                <v:shape id="_x0000_i1059" type="#_x0000_t75" style="width:36pt;height:20.25pt" o:ole="">
-                  <v:imagedata r:id="rId14" o:title=""/>
-                </v:shape>
-                <w:control r:id="rId15" w:name="CheckBox11" w:shapeid="_x0000_i1059"/>
-              </w:object>
+              <w:drawing>
+                <wp:inline distT="0" distB="0" distL="0" distR="0">
+                  <wp:extent cx="457200" cy="257175"/>
+                  <wp:effectExtent l="0" t="0" r="0" b="0"/>
+                  <wp:docPr id="100003" name="Picture 100003"/>
+                  <wp:cNvGraphicFramePr>
+                    <a:graphicFrameLocks xmlns:a="http://schemas.openxmlformats.org/drawingml/2006/main" noChangeAspect="1"/>
+                  </wp:cNvGraphicFramePr>
+                  <a:graphic xmlns:a="http://schemas.openxmlformats.org/drawingml/2006/main">
+                    <a:graphicData uri="http://schemas.openxmlformats.org/drawingml/2006/picture">
+                      <pic:pic xmlns:pic="http://schemas.openxmlformats.org/drawingml/2006/picture">
+                        <pic:nvPicPr>
+                          <pic:cNvPr id="100003" name="image100003"/>
+                          <pic:cNvPicPr/>
+                        </pic:nvPicPr>
+                        <pic:blipFill>
+                          <a:blip r:embed="rId34"/>
+                          <a:stretch>
+                            <a:fillRect/>
+                          </a:stretch>
+                        </pic:blipFill>
+                        <pic:spPr>
+                          <a:xfrm>
+                            <a:off x="0" y="0"/>
+                            <a:ext cx="457200" cy="257175"/>
+                          </a:xfrm>
+                          <a:prstGeom prst="rect">
+                            <a:avLst/>
+                          </a:prstGeom>
+                        </pic:spPr>
+                      </pic:pic>
+                    </a:graphicData>
+                  </a:graphic>
+                </wp:inline>
+              </w:drawing>
             </w:r>
           </w:p>
         </w:tc>
@@ -3671,6 +4427,12 @@
               <w:bottom w:val="single" w:sz="3" w:space="0" w:color="000000"/>
               <w:right w:val="single" w:sz="3" w:space="0" w:color="000000"/>
             </w:tcBorders>
+            <w:tcMar>
+              <w:top w:w="28" w:type="dxa"/>
+              <w:left w:w="102" w:type="dxa"/>
+              <w:bottom w:w="28" w:type="dxa"/>
+              <w:right w:w="102" w:type="dxa"/>
+            </w:tcMar>
             <w:vAlign w:val="center"/>
           </w:tcPr>
           <w:p>
@@ -3698,7 +4460,13 @@
               <w:bottom w:val="single" w:sz="3" w:space="0" w:color="000000"/>
               <w:right w:val="single" w:sz="3" w:space="0" w:color="000000"/>
             </w:tcBorders>
-            <w:shd w:val="clear" w:color="auto" w:fill="FFFFFF"/>
+            <w:shd w:val="clear" w:fill="FFFFFF"/>
+            <w:tcMar>
+              <w:top w:w="28" w:type="dxa"/>
+              <w:left w:w="102" w:type="dxa"/>
+              <w:bottom w:w="28" w:type="dxa"/>
+              <w:right w:w="102" w:type="dxa"/>
+            </w:tcMar>
             <w:vAlign w:val="center"/>
           </w:tcPr>
           <w:p>
@@ -3721,6 +4489,12 @@
               <w:bottom w:val="single" w:sz="3" w:space="0" w:color="000000"/>
               <w:right w:val="single" w:sz="3" w:space="0" w:color="000000"/>
             </w:tcBorders>
+            <w:tcMar>
+              <w:top w:w="28" w:type="dxa"/>
+              <w:left w:w="102" w:type="dxa"/>
+              <w:bottom w:w="28" w:type="dxa"/>
+              <w:right w:w="102" w:type="dxa"/>
+            </w:tcMar>
             <w:vAlign w:val="center"/>
           </w:tcPr>
           <w:p>
@@ -3743,23 +4517,57 @@
               <w:bottom w:val="single" w:sz="3" w:space="0" w:color="000000"/>
               <w:right w:val="single" w:sz="3" w:space="0" w:color="000000"/>
             </w:tcBorders>
-            <w:vAlign w:val="center"/>
-          </w:tcPr>
-          <w:p>
-            <w:pPr>
-              <w:pStyle w:val="a3"/>
-              <w:wordWrap/>
+            <w:tcMar>
+              <w:top w:w="28" w:type="dxa"/>
+              <w:left w:w="102" w:type="dxa"/>
+              <w:bottom w:w="28" w:type="dxa"/>
+              <w:right w:w="102" w:type="dxa"/>
+            </w:tcMar>
+            <w:vAlign w:val="center"/>
+          </w:tcPr>
+          <w:p>
+            <w:pPr>
+              <w:pStyle w:val="a3"/>
               <w:spacing w:line="240" w:lineRule="auto"/>
               <w:ind w:right="388"/>
               <w:jc w:val="right"/>
             </w:pPr>
             <w:r>
-              <w:object w:dxaOrig="1440" w:dyaOrig="1440" w14:anchorId="64544CE2">
-                <v:shape id="_x0000_i1061" type="#_x0000_t75" style="width:36pt;height:20.25pt" o:ole="">
-                  <v:imagedata r:id="rId16" o:title=""/>
-                </v:shape>
-                <w:control r:id="rId17" w:name="CheckBox12" w:shapeid="_x0000_i1061"/>
-              </w:object>
+              <w:drawing>
+                <wp:inline distT="0" distB="0" distL="0" distR="0">
+                  <wp:extent cx="457200" cy="257175"/>
+                  <wp:effectExtent l="0" t="0" r="0" b="0"/>
+                  <wp:docPr id="100004" name="Picture 100004"/>
+                  <wp:cNvGraphicFramePr>
+                    <a:graphicFrameLocks xmlns:a="http://schemas.openxmlformats.org/drawingml/2006/main" noChangeAspect="1"/>
+                  </wp:cNvGraphicFramePr>
+                  <a:graphic xmlns:a="http://schemas.openxmlformats.org/drawingml/2006/main">
+                    <a:graphicData uri="http://schemas.openxmlformats.org/drawingml/2006/picture">
+                      <pic:pic xmlns:pic="http://schemas.openxmlformats.org/drawingml/2006/picture">
+                        <pic:nvPicPr>
+                          <pic:cNvPr id="100004" name="image100004"/>
+                          <pic:cNvPicPr/>
+                        </pic:nvPicPr>
+                        <pic:blipFill>
+                          <a:blip r:embed="rId35"/>
+                          <a:stretch>
+                            <a:fillRect/>
+                          </a:stretch>
+                        </pic:blipFill>
+                        <pic:spPr>
+                          <a:xfrm>
+                            <a:off x="0" y="0"/>
+                            <a:ext cx="457200" cy="257175"/>
+                          </a:xfrm>
+                          <a:prstGeom prst="rect">
+                            <a:avLst/>
+                          </a:prstGeom>
+                        </pic:spPr>
+                      </pic:pic>
+                    </a:graphicData>
+                  </a:graphic>
+                </wp:inline>
+              </w:drawing>
             </w:r>
           </w:p>
         </w:tc>
@@ -3772,23 +4580,57 @@
               <w:bottom w:val="single" w:sz="3" w:space="0" w:color="000000"/>
               <w:right w:val="single" w:sz="3" w:space="0" w:color="000000"/>
             </w:tcBorders>
-            <w:vAlign w:val="center"/>
-          </w:tcPr>
-          <w:p>
-            <w:pPr>
-              <w:pStyle w:val="a3"/>
-              <w:wordWrap/>
+            <w:tcMar>
+              <w:top w:w="28" w:type="dxa"/>
+              <w:left w:w="102" w:type="dxa"/>
+              <w:bottom w:w="28" w:type="dxa"/>
+              <w:right w:w="102" w:type="dxa"/>
+            </w:tcMar>
+            <w:vAlign w:val="center"/>
+          </w:tcPr>
+          <w:p>
+            <w:pPr>
+              <w:pStyle w:val="a3"/>
               <w:spacing w:line="240" w:lineRule="auto"/>
               <w:ind w:right="388"/>
               <w:jc w:val="right"/>
             </w:pPr>
             <w:r>
-              <w:object w:dxaOrig="1440" w:dyaOrig="1440" w14:anchorId="0CAB50BC">
-                <v:shape id="_x0000_i1063" type="#_x0000_t75" style="width:36pt;height:20.25pt" o:ole="">
-                  <v:imagedata r:id="rId18" o:title=""/>
-                </v:shape>
-                <w:control r:id="rId19" w:name="CheckBox111" w:shapeid="_x0000_i1063"/>
-              </w:object>
+              <w:drawing>
+                <wp:inline distT="0" distB="0" distL="0" distR="0">
+                  <wp:extent cx="457200" cy="257175"/>
+                  <wp:effectExtent l="0" t="0" r="0" b="0"/>
+                  <wp:docPr id="100005" name="Picture 100005"/>
+                  <wp:cNvGraphicFramePr>
+                    <a:graphicFrameLocks xmlns:a="http://schemas.openxmlformats.org/drawingml/2006/main" noChangeAspect="1"/>
+                  </wp:cNvGraphicFramePr>
+                  <a:graphic xmlns:a="http://schemas.openxmlformats.org/drawingml/2006/main">
+                    <a:graphicData uri="http://schemas.openxmlformats.org/drawingml/2006/picture">
+                      <pic:pic xmlns:pic="http://schemas.openxmlformats.org/drawingml/2006/picture">
+                        <pic:nvPicPr>
+                          <pic:cNvPr id="100005" name="image100005"/>
+                          <pic:cNvPicPr/>
+                        </pic:nvPicPr>
+                        <pic:blipFill>
+                          <a:blip r:embed="rId36"/>
+                          <a:stretch>
+                            <a:fillRect/>
+                          </a:stretch>
+                        </pic:blipFill>
+                        <pic:spPr>
+                          <a:xfrm>
+                            <a:off x="0" y="0"/>
+                            <a:ext cx="457200" cy="257175"/>
+                          </a:xfrm>
+                          <a:prstGeom prst="rect">
+                            <a:avLst/>
+                          </a:prstGeom>
+                        </pic:spPr>
+                      </pic:pic>
+                    </a:graphicData>
+                  </a:graphic>
+                </wp:inline>
+              </w:drawing>
             </w:r>
           </w:p>
         </w:tc>
@@ -3801,6 +4643,12 @@
               <w:bottom w:val="single" w:sz="3" w:space="0" w:color="000000"/>
               <w:right w:val="single" w:sz="3" w:space="0" w:color="000000"/>
             </w:tcBorders>
+            <w:tcMar>
+              <w:top w:w="28" w:type="dxa"/>
+              <w:left w:w="102" w:type="dxa"/>
+              <w:bottom w:w="28" w:type="dxa"/>
+              <w:right w:w="102" w:type="dxa"/>
+            </w:tcMar>
             <w:vAlign w:val="center"/>
           </w:tcPr>
           <w:p>
@@ -3828,7 +4676,13 @@
               <w:bottom w:val="single" w:sz="3" w:space="0" w:color="000000"/>
               <w:right w:val="single" w:sz="3" w:space="0" w:color="000000"/>
             </w:tcBorders>
-            <w:shd w:val="clear" w:color="auto" w:fill="FFFFFF"/>
+            <w:shd w:val="clear" w:fill="FFFFFF"/>
+            <w:tcMar>
+              <w:top w:w="28" w:type="dxa"/>
+              <w:left w:w="102" w:type="dxa"/>
+              <w:bottom w:w="28" w:type="dxa"/>
+              <w:right w:w="102" w:type="dxa"/>
+            </w:tcMar>
             <w:vAlign w:val="center"/>
           </w:tcPr>
           <w:p>
@@ -3851,6 +4705,12 @@
               <w:bottom w:val="single" w:sz="3" w:space="0" w:color="000000"/>
               <w:right w:val="single" w:sz="3" w:space="0" w:color="000000"/>
             </w:tcBorders>
+            <w:tcMar>
+              <w:top w:w="28" w:type="dxa"/>
+              <w:left w:w="102" w:type="dxa"/>
+              <w:bottom w:w="28" w:type="dxa"/>
+              <w:right w:w="102" w:type="dxa"/>
+            </w:tcMar>
             <w:vAlign w:val="center"/>
           </w:tcPr>
           <w:p>
@@ -3873,23 +4733,57 @@
               <w:bottom w:val="single" w:sz="3" w:space="0" w:color="000000"/>
               <w:right w:val="single" w:sz="3" w:space="0" w:color="000000"/>
             </w:tcBorders>
-            <w:vAlign w:val="center"/>
-          </w:tcPr>
-          <w:p>
-            <w:pPr>
-              <w:pStyle w:val="a3"/>
-              <w:wordWrap/>
+            <w:tcMar>
+              <w:top w:w="28" w:type="dxa"/>
+              <w:left w:w="102" w:type="dxa"/>
+              <w:bottom w:w="28" w:type="dxa"/>
+              <w:right w:w="102" w:type="dxa"/>
+            </w:tcMar>
+            <w:vAlign w:val="center"/>
+          </w:tcPr>
+          <w:p>
+            <w:pPr>
+              <w:pStyle w:val="a3"/>
               <w:spacing w:line="240" w:lineRule="auto"/>
               <w:ind w:right="388"/>
               <w:jc w:val="right"/>
             </w:pPr>
             <w:r>
-              <w:object w:dxaOrig="1440" w:dyaOrig="1440" w14:anchorId="4192A1F3">
-                <v:shape id="_x0000_i1065" type="#_x0000_t75" style="width:36pt;height:20.25pt" o:ole="">
-                  <v:imagedata r:id="rId16" o:title=""/>
-                </v:shape>
-                <w:control r:id="rId20" w:name="CheckBox13" w:shapeid="_x0000_i1065"/>
-              </w:object>
+              <w:drawing>
+                <wp:inline distT="0" distB="0" distL="0" distR="0">
+                  <wp:extent cx="457200" cy="257175"/>
+                  <wp:effectExtent l="0" t="0" r="0" b="0"/>
+                  <wp:docPr id="100006" name="Picture 100006"/>
+                  <wp:cNvGraphicFramePr>
+                    <a:graphicFrameLocks xmlns:a="http://schemas.openxmlformats.org/drawingml/2006/main" noChangeAspect="1"/>
+                  </wp:cNvGraphicFramePr>
+                  <a:graphic xmlns:a="http://schemas.openxmlformats.org/drawingml/2006/main">
+                    <a:graphicData uri="http://schemas.openxmlformats.org/drawingml/2006/picture">
+                      <pic:pic xmlns:pic="http://schemas.openxmlformats.org/drawingml/2006/picture">
+                        <pic:nvPicPr>
+                          <pic:cNvPr id="100006" name="image100006"/>
+                          <pic:cNvPicPr/>
+                        </pic:nvPicPr>
+                        <pic:blipFill>
+                          <a:blip r:embed="rId37"/>
+                          <a:stretch>
+                            <a:fillRect/>
+                          </a:stretch>
+                        </pic:blipFill>
+                        <pic:spPr>
+                          <a:xfrm>
+                            <a:off x="0" y="0"/>
+                            <a:ext cx="457200" cy="257175"/>
+                          </a:xfrm>
+                          <a:prstGeom prst="rect">
+                            <a:avLst/>
+                          </a:prstGeom>
+                        </pic:spPr>
+                      </pic:pic>
+                    </a:graphicData>
+                  </a:graphic>
+                </wp:inline>
+              </w:drawing>
             </w:r>
           </w:p>
         </w:tc>
@@ -3902,23 +4796,57 @@
               <w:bottom w:val="single" w:sz="3" w:space="0" w:color="000000"/>
               <w:right w:val="single" w:sz="3" w:space="0" w:color="000000"/>
             </w:tcBorders>
-            <w:vAlign w:val="center"/>
-          </w:tcPr>
-          <w:p>
-            <w:pPr>
-              <w:pStyle w:val="a3"/>
-              <w:wordWrap/>
+            <w:tcMar>
+              <w:top w:w="28" w:type="dxa"/>
+              <w:left w:w="102" w:type="dxa"/>
+              <w:bottom w:w="28" w:type="dxa"/>
+              <w:right w:w="102" w:type="dxa"/>
+            </w:tcMar>
+            <w:vAlign w:val="center"/>
+          </w:tcPr>
+          <w:p>
+            <w:pPr>
+              <w:pStyle w:val="a3"/>
               <w:spacing w:line="240" w:lineRule="auto"/>
               <w:ind w:right="388"/>
               <w:jc w:val="right"/>
             </w:pPr>
             <w:r>
-              <w:object w:dxaOrig="1440" w:dyaOrig="1440" w14:anchorId="1FB582CE">
-                <v:shape id="_x0000_i1067" type="#_x0000_t75" style="width:36pt;height:20.25pt" o:ole="">
-                  <v:imagedata r:id="rId18" o:title=""/>
-                </v:shape>
-                <w:control r:id="rId21" w:name="CheckBox112" w:shapeid="_x0000_i1067"/>
-              </w:object>
+              <w:drawing>
+                <wp:inline distT="0" distB="0" distL="0" distR="0">
+                  <wp:extent cx="457200" cy="257175"/>
+                  <wp:effectExtent l="0" t="0" r="0" b="0"/>
+                  <wp:docPr id="100007" name="Picture 100007"/>
+                  <wp:cNvGraphicFramePr>
+                    <a:graphicFrameLocks xmlns:a="http://schemas.openxmlformats.org/drawingml/2006/main" noChangeAspect="1"/>
+                  </wp:cNvGraphicFramePr>
+                  <a:graphic xmlns:a="http://schemas.openxmlformats.org/drawingml/2006/main">
+                    <a:graphicData uri="http://schemas.openxmlformats.org/drawingml/2006/picture">
+                      <pic:pic xmlns:pic="http://schemas.openxmlformats.org/drawingml/2006/picture">
+                        <pic:nvPicPr>
+                          <pic:cNvPr id="100007" name="image100007"/>
+                          <pic:cNvPicPr/>
+                        </pic:nvPicPr>
+                        <pic:blipFill>
+                          <a:blip r:embed="rId38"/>
+                          <a:stretch>
+                            <a:fillRect/>
+                          </a:stretch>
+                        </pic:blipFill>
+                        <pic:spPr>
+                          <a:xfrm>
+                            <a:off x="0" y="0"/>
+                            <a:ext cx="457200" cy="257175"/>
+                          </a:xfrm>
+                          <a:prstGeom prst="rect">
+                            <a:avLst/>
+                          </a:prstGeom>
+                        </pic:spPr>
+                      </pic:pic>
+                    </a:graphicData>
+                  </a:graphic>
+                </wp:inline>
+              </w:drawing>
             </w:r>
           </w:p>
         </w:tc>
@@ -3931,6 +4859,12 @@
               <w:bottom w:val="single" w:sz="3" w:space="0" w:color="000000"/>
               <w:right w:val="single" w:sz="3" w:space="0" w:color="000000"/>
             </w:tcBorders>
+            <w:tcMar>
+              <w:top w:w="28" w:type="dxa"/>
+              <w:left w:w="102" w:type="dxa"/>
+              <w:bottom w:w="28" w:type="dxa"/>
+              <w:right w:w="102" w:type="dxa"/>
+            </w:tcMar>
             <w:vAlign w:val="center"/>
           </w:tcPr>
           <w:p>
@@ -3958,7 +4892,13 @@
               <w:bottom w:val="single" w:sz="3" w:space="0" w:color="000000"/>
               <w:right w:val="single" w:sz="3" w:space="0" w:color="000000"/>
             </w:tcBorders>
-            <w:shd w:val="clear" w:color="auto" w:fill="FFFFFF"/>
+            <w:shd w:val="clear" w:fill="FFFFFF"/>
+            <w:tcMar>
+              <w:top w:w="28" w:type="dxa"/>
+              <w:left w:w="102" w:type="dxa"/>
+              <w:bottom w:w="28" w:type="dxa"/>
+              <w:right w:w="102" w:type="dxa"/>
+            </w:tcMar>
             <w:vAlign w:val="center"/>
           </w:tcPr>
           <w:p>
@@ -3981,6 +4921,12 @@
               <w:bottom w:val="single" w:sz="3" w:space="0" w:color="000000"/>
               <w:right w:val="single" w:sz="3" w:space="0" w:color="000000"/>
             </w:tcBorders>
+            <w:tcMar>
+              <w:top w:w="28" w:type="dxa"/>
+              <w:left w:w="102" w:type="dxa"/>
+              <w:bottom w:w="28" w:type="dxa"/>
+              <w:right w:w="102" w:type="dxa"/>
+            </w:tcMar>
             <w:vAlign w:val="center"/>
           </w:tcPr>
           <w:p>
@@ -4003,23 +4949,57 @@
               <w:bottom w:val="single" w:sz="3" w:space="0" w:color="000000"/>
               <w:right w:val="single" w:sz="3" w:space="0" w:color="000000"/>
             </w:tcBorders>
-            <w:vAlign w:val="center"/>
-          </w:tcPr>
-          <w:p>
-            <w:pPr>
-              <w:pStyle w:val="a3"/>
-              <w:wordWrap/>
+            <w:tcMar>
+              <w:top w:w="28" w:type="dxa"/>
+              <w:left w:w="102" w:type="dxa"/>
+              <w:bottom w:w="28" w:type="dxa"/>
+              <w:right w:w="102" w:type="dxa"/>
+            </w:tcMar>
+            <w:vAlign w:val="center"/>
+          </w:tcPr>
+          <w:p>
+            <w:pPr>
+              <w:pStyle w:val="a3"/>
               <w:spacing w:line="240" w:lineRule="auto"/>
               <w:ind w:right="388"/>
               <w:jc w:val="right"/>
             </w:pPr>
             <w:r>
-              <w:object w:dxaOrig="1440" w:dyaOrig="1440" w14:anchorId="7468A2E9">
-                <v:shape id="_x0000_i1069" type="#_x0000_t75" style="width:36pt;height:20.25pt" o:ole="">
-                  <v:imagedata r:id="rId16" o:title=""/>
-                </v:shape>
-                <w:control r:id="rId22" w:name="CheckBox14" w:shapeid="_x0000_i1069"/>
-              </w:object>
+              <w:drawing>
+                <wp:inline distT="0" distB="0" distL="0" distR="0">
+                  <wp:extent cx="457200" cy="257175"/>
+                  <wp:effectExtent l="0" t="0" r="0" b="0"/>
+                  <wp:docPr id="100008" name="Picture 100008"/>
+                  <wp:cNvGraphicFramePr>
+                    <a:graphicFrameLocks xmlns:a="http://schemas.openxmlformats.org/drawingml/2006/main" noChangeAspect="1"/>
+                  </wp:cNvGraphicFramePr>
+                  <a:graphic xmlns:a="http://schemas.openxmlformats.org/drawingml/2006/main">
+                    <a:graphicData uri="http://schemas.openxmlformats.org/drawingml/2006/picture">
+                      <pic:pic xmlns:pic="http://schemas.openxmlformats.org/drawingml/2006/picture">
+                        <pic:nvPicPr>
+                          <pic:cNvPr id="100008" name="image100008"/>
+                          <pic:cNvPicPr/>
+                        </pic:nvPicPr>
+                        <pic:blipFill>
+                          <a:blip r:embed="rId39"/>
+                          <a:stretch>
+                            <a:fillRect/>
+                          </a:stretch>
+                        </pic:blipFill>
+                        <pic:spPr>
+                          <a:xfrm>
+                            <a:off x="0" y="0"/>
+                            <a:ext cx="457200" cy="257175"/>
+                          </a:xfrm>
+                          <a:prstGeom prst="rect">
+                            <a:avLst/>
+                          </a:prstGeom>
+                        </pic:spPr>
+                      </pic:pic>
+                    </a:graphicData>
+                  </a:graphic>
+                </wp:inline>
+              </w:drawing>
             </w:r>
           </w:p>
         </w:tc>
@@ -4032,23 +5012,57 @@
               <w:bottom w:val="single" w:sz="3" w:space="0" w:color="000000"/>
               <w:right w:val="single" w:sz="3" w:space="0" w:color="000000"/>
             </w:tcBorders>
-            <w:vAlign w:val="center"/>
-          </w:tcPr>
-          <w:p>
-            <w:pPr>
-              <w:pStyle w:val="a3"/>
-              <w:wordWrap/>
+            <w:tcMar>
+              <w:top w:w="28" w:type="dxa"/>
+              <w:left w:w="102" w:type="dxa"/>
+              <w:bottom w:w="28" w:type="dxa"/>
+              <w:right w:w="102" w:type="dxa"/>
+            </w:tcMar>
+            <w:vAlign w:val="center"/>
+          </w:tcPr>
+          <w:p>
+            <w:pPr>
+              <w:pStyle w:val="a3"/>
               <w:spacing w:line="240" w:lineRule="auto"/>
               <w:ind w:right="388"/>
               <w:jc w:val="right"/>
             </w:pPr>
             <w:r>
-              <w:object w:dxaOrig="1440" w:dyaOrig="1440" w14:anchorId="6A4E21BE">
-                <v:shape id="_x0000_i1071" type="#_x0000_t75" style="width:36pt;height:20.25pt" o:ole="">
-                  <v:imagedata r:id="rId18" o:title=""/>
-                </v:shape>
-                <w:control r:id="rId23" w:name="CheckBox113" w:shapeid="_x0000_i1071"/>
-              </w:object>
+              <w:drawing>
+                <wp:inline distT="0" distB="0" distL="0" distR="0">
+                  <wp:extent cx="457200" cy="257175"/>
+                  <wp:effectExtent l="0" t="0" r="0" b="0"/>
+                  <wp:docPr id="100009" name="Picture 100009"/>
+                  <wp:cNvGraphicFramePr>
+                    <a:graphicFrameLocks xmlns:a="http://schemas.openxmlformats.org/drawingml/2006/main" noChangeAspect="1"/>
+                  </wp:cNvGraphicFramePr>
+                  <a:graphic xmlns:a="http://schemas.openxmlformats.org/drawingml/2006/main">
+                    <a:graphicData uri="http://schemas.openxmlformats.org/drawingml/2006/picture">
+                      <pic:pic xmlns:pic="http://schemas.openxmlformats.org/drawingml/2006/picture">
+                        <pic:nvPicPr>
+                          <pic:cNvPr id="100009" name="image100009"/>
+                          <pic:cNvPicPr/>
+                        </pic:nvPicPr>
+                        <pic:blipFill>
+                          <a:blip r:embed="rId40"/>
+                          <a:stretch>
+                            <a:fillRect/>
+                          </a:stretch>
+                        </pic:blipFill>
+                        <pic:spPr>
+                          <a:xfrm>
+                            <a:off x="0" y="0"/>
+                            <a:ext cx="457200" cy="257175"/>
+                          </a:xfrm>
+                          <a:prstGeom prst="rect">
+                            <a:avLst/>
+                          </a:prstGeom>
+                        </pic:spPr>
+                      </pic:pic>
+                    </a:graphicData>
+                  </a:graphic>
+                </wp:inline>
+              </w:drawing>
             </w:r>
           </w:p>
         </w:tc>
@@ -4061,6 +5075,12 @@
               <w:bottom w:val="single" w:sz="3" w:space="0" w:color="000000"/>
               <w:right w:val="single" w:sz="3" w:space="0" w:color="000000"/>
             </w:tcBorders>
+            <w:tcMar>
+              <w:top w:w="28" w:type="dxa"/>
+              <w:left w:w="102" w:type="dxa"/>
+              <w:bottom w:w="28" w:type="dxa"/>
+              <w:right w:w="102" w:type="dxa"/>
+            </w:tcMar>
             <w:vAlign w:val="center"/>
           </w:tcPr>
           <w:p>
@@ -4088,7 +5108,13 @@
               <w:bottom w:val="single" w:sz="3" w:space="0" w:color="000000"/>
               <w:right w:val="single" w:sz="3" w:space="0" w:color="000000"/>
             </w:tcBorders>
-            <w:shd w:val="clear" w:color="auto" w:fill="FFFFFF"/>
+            <w:shd w:val="clear" w:fill="FFFFFF"/>
+            <w:tcMar>
+              <w:top w:w="28" w:type="dxa"/>
+              <w:left w:w="102" w:type="dxa"/>
+              <w:bottom w:w="28" w:type="dxa"/>
+              <w:right w:w="102" w:type="dxa"/>
+            </w:tcMar>
             <w:vAlign w:val="center"/>
           </w:tcPr>
           <w:p>
@@ -4111,6 +5137,12 @@
               <w:bottom w:val="single" w:sz="3" w:space="0" w:color="000000"/>
               <w:right w:val="single" w:sz="3" w:space="0" w:color="000000"/>
             </w:tcBorders>
+            <w:tcMar>
+              <w:top w:w="28" w:type="dxa"/>
+              <w:left w:w="102" w:type="dxa"/>
+              <w:bottom w:w="28" w:type="dxa"/>
+              <w:right w:w="102" w:type="dxa"/>
+            </w:tcMar>
             <w:vAlign w:val="center"/>
           </w:tcPr>
           <w:p>
@@ -4133,23 +5165,57 @@
               <w:bottom w:val="single" w:sz="3" w:space="0" w:color="000000"/>
               <w:right w:val="single" w:sz="3" w:space="0" w:color="000000"/>
             </w:tcBorders>
-            <w:vAlign w:val="center"/>
-          </w:tcPr>
-          <w:p>
-            <w:pPr>
-              <w:pStyle w:val="a3"/>
-              <w:wordWrap/>
+            <w:tcMar>
+              <w:top w:w="28" w:type="dxa"/>
+              <w:left w:w="102" w:type="dxa"/>
+              <w:bottom w:w="28" w:type="dxa"/>
+              <w:right w:w="102" w:type="dxa"/>
+            </w:tcMar>
+            <w:vAlign w:val="center"/>
+          </w:tcPr>
+          <w:p>
+            <w:pPr>
+              <w:pStyle w:val="a3"/>
               <w:spacing w:line="240" w:lineRule="auto"/>
               <w:ind w:right="388"/>
               <w:jc w:val="right"/>
             </w:pPr>
             <w:r>
-              <w:object w:dxaOrig="1440" w:dyaOrig="1440" w14:anchorId="7805DF2F">
-                <v:shape id="_x0000_i1073" type="#_x0000_t75" style="width:36pt;height:20.25pt" o:ole="">
-                  <v:imagedata r:id="rId16" o:title=""/>
-                </v:shape>
-                <w:control r:id="rId24" w:name="CheckBox15" w:shapeid="_x0000_i1073"/>
-              </w:object>
+              <w:drawing>
+                <wp:inline distT="0" distB="0" distL="0" distR="0">
+                  <wp:extent cx="457200" cy="257175"/>
+                  <wp:effectExtent l="0" t="0" r="0" b="0"/>
+                  <wp:docPr id="100010" name="Picture 100010"/>
+                  <wp:cNvGraphicFramePr>
+                    <a:graphicFrameLocks xmlns:a="http://schemas.openxmlformats.org/drawingml/2006/main" noChangeAspect="1"/>
+                  </wp:cNvGraphicFramePr>
+                  <a:graphic xmlns:a="http://schemas.openxmlformats.org/drawingml/2006/main">
+                    <a:graphicData uri="http://schemas.openxmlformats.org/drawingml/2006/picture">
+                      <pic:pic xmlns:pic="http://schemas.openxmlformats.org/drawingml/2006/picture">
+                        <pic:nvPicPr>
+                          <pic:cNvPr id="100010" name="image100010"/>
+                          <pic:cNvPicPr/>
+                        </pic:nvPicPr>
+                        <pic:blipFill>
+                          <a:blip r:embed="rId41"/>
+                          <a:stretch>
+                            <a:fillRect/>
+                          </a:stretch>
+                        </pic:blipFill>
+                        <pic:spPr>
+                          <a:xfrm>
+                            <a:off x="0" y="0"/>
+                            <a:ext cx="457200" cy="257175"/>
+                          </a:xfrm>
+                          <a:prstGeom prst="rect">
+                            <a:avLst/>
+                          </a:prstGeom>
+                        </pic:spPr>
+                      </pic:pic>
+                    </a:graphicData>
+                  </a:graphic>
+                </wp:inline>
+              </w:drawing>
             </w:r>
           </w:p>
         </w:tc>
@@ -4162,23 +5228,57 @@
               <w:bottom w:val="single" w:sz="3" w:space="0" w:color="000000"/>
               <w:right w:val="single" w:sz="3" w:space="0" w:color="000000"/>
             </w:tcBorders>
-            <w:vAlign w:val="center"/>
-          </w:tcPr>
-          <w:p>
-            <w:pPr>
-              <w:pStyle w:val="a3"/>
-              <w:wordWrap/>
+            <w:tcMar>
+              <w:top w:w="28" w:type="dxa"/>
+              <w:left w:w="102" w:type="dxa"/>
+              <w:bottom w:w="28" w:type="dxa"/>
+              <w:right w:w="102" w:type="dxa"/>
+            </w:tcMar>
+            <w:vAlign w:val="center"/>
+          </w:tcPr>
+          <w:p>
+            <w:pPr>
+              <w:pStyle w:val="a3"/>
               <w:spacing w:line="240" w:lineRule="auto"/>
               <w:ind w:right="388"/>
               <w:jc w:val="right"/>
             </w:pPr>
             <w:r>
-              <w:object w:dxaOrig="1440" w:dyaOrig="1440" w14:anchorId="56AA698F">
-                <v:shape id="_x0000_i1075" type="#_x0000_t75" style="width:36pt;height:20.25pt" o:ole="">
-                  <v:imagedata r:id="rId18" o:title=""/>
-                </v:shape>
-                <w:control r:id="rId25" w:name="CheckBox114" w:shapeid="_x0000_i1075"/>
-              </w:object>
+              <w:drawing>
+                <wp:inline distT="0" distB="0" distL="0" distR="0">
+                  <wp:extent cx="457200" cy="257175"/>
+                  <wp:effectExtent l="0" t="0" r="0" b="0"/>
+                  <wp:docPr id="100011" name="Picture 100011"/>
+                  <wp:cNvGraphicFramePr>
+                    <a:graphicFrameLocks xmlns:a="http://schemas.openxmlformats.org/drawingml/2006/main" noChangeAspect="1"/>
+                  </wp:cNvGraphicFramePr>
+                  <a:graphic xmlns:a="http://schemas.openxmlformats.org/drawingml/2006/main">
+                    <a:graphicData uri="http://schemas.openxmlformats.org/drawingml/2006/picture">
+                      <pic:pic xmlns:pic="http://schemas.openxmlformats.org/drawingml/2006/picture">
+                        <pic:nvPicPr>
+                          <pic:cNvPr id="100011" name="image100011"/>
+                          <pic:cNvPicPr/>
+                        </pic:nvPicPr>
+                        <pic:blipFill>
+                          <a:blip r:embed="rId42"/>
+                          <a:stretch>
+                            <a:fillRect/>
+                          </a:stretch>
+                        </pic:blipFill>
+                        <pic:spPr>
+                          <a:xfrm>
+                            <a:off x="0" y="0"/>
+                            <a:ext cx="457200" cy="257175"/>
+                          </a:xfrm>
+                          <a:prstGeom prst="rect">
+                            <a:avLst/>
+                          </a:prstGeom>
+                        </pic:spPr>
+                      </pic:pic>
+                    </a:graphicData>
+                  </a:graphic>
+                </wp:inline>
+              </w:drawing>
             </w:r>
           </w:p>
         </w:tc>
@@ -4191,6 +5291,12 @@
               <w:bottom w:val="single" w:sz="3" w:space="0" w:color="000000"/>
               <w:right w:val="single" w:sz="3" w:space="0" w:color="000000"/>
             </w:tcBorders>
+            <w:tcMar>
+              <w:top w:w="28" w:type="dxa"/>
+              <w:left w:w="102" w:type="dxa"/>
+              <w:bottom w:w="28" w:type="dxa"/>
+              <w:right w:w="102" w:type="dxa"/>
+            </w:tcMar>
             <w:vAlign w:val="center"/>
           </w:tcPr>
           <w:p>
@@ -4218,7 +5324,13 @@
               <w:bottom w:val="single" w:sz="3" w:space="0" w:color="000000"/>
               <w:right w:val="single" w:sz="3" w:space="0" w:color="000000"/>
             </w:tcBorders>
-            <w:shd w:val="clear" w:color="auto" w:fill="FFFFFF"/>
+            <w:shd w:val="clear" w:fill="FFFFFF"/>
+            <w:tcMar>
+              <w:top w:w="28" w:type="dxa"/>
+              <w:left w:w="102" w:type="dxa"/>
+              <w:bottom w:w="28" w:type="dxa"/>
+              <w:right w:w="102" w:type="dxa"/>
+            </w:tcMar>
             <w:vAlign w:val="center"/>
           </w:tcPr>
           <w:p>
@@ -4241,6 +5353,12 @@
               <w:bottom w:val="single" w:sz="3" w:space="0" w:color="000000"/>
               <w:right w:val="single" w:sz="3" w:space="0" w:color="000000"/>
             </w:tcBorders>
+            <w:tcMar>
+              <w:top w:w="28" w:type="dxa"/>
+              <w:left w:w="102" w:type="dxa"/>
+              <w:bottom w:w="28" w:type="dxa"/>
+              <w:right w:w="102" w:type="dxa"/>
+            </w:tcMar>
             <w:vAlign w:val="center"/>
           </w:tcPr>
           <w:p>
@@ -4263,23 +5381,57 @@
               <w:bottom w:val="single" w:sz="3" w:space="0" w:color="000000"/>
               <w:right w:val="single" w:sz="3" w:space="0" w:color="000000"/>
             </w:tcBorders>
-            <w:vAlign w:val="center"/>
-          </w:tcPr>
-          <w:p>
-            <w:pPr>
-              <w:pStyle w:val="a3"/>
-              <w:wordWrap/>
+            <w:tcMar>
+              <w:top w:w="28" w:type="dxa"/>
+              <w:left w:w="102" w:type="dxa"/>
+              <w:bottom w:w="28" w:type="dxa"/>
+              <w:right w:w="102" w:type="dxa"/>
+            </w:tcMar>
+            <w:vAlign w:val="center"/>
+          </w:tcPr>
+          <w:p>
+            <w:pPr>
+              <w:pStyle w:val="a3"/>
               <w:spacing w:line="240" w:lineRule="auto"/>
               <w:ind w:right="388"/>
               <w:jc w:val="right"/>
             </w:pPr>
             <w:r>
-              <w:object w:dxaOrig="1440" w:dyaOrig="1440" w14:anchorId="17EF5B25">
-                <v:shape id="_x0000_i1077" type="#_x0000_t75" style="width:36pt;height:20.25pt" o:ole="">
-                  <v:imagedata r:id="rId16" o:title=""/>
-                </v:shape>
-                <w:control r:id="rId26" w:name="CheckBox16" w:shapeid="_x0000_i1077"/>
-              </w:object>
+              <w:drawing>
+                <wp:inline distT="0" distB="0" distL="0" distR="0">
+                  <wp:extent cx="457200" cy="257175"/>
+                  <wp:effectExtent l="0" t="0" r="0" b="0"/>
+                  <wp:docPr id="100012" name="Picture 100012"/>
+                  <wp:cNvGraphicFramePr>
+                    <a:graphicFrameLocks xmlns:a="http://schemas.openxmlformats.org/drawingml/2006/main" noChangeAspect="1"/>
+                  </wp:cNvGraphicFramePr>
+                  <a:graphic xmlns:a="http://schemas.openxmlformats.org/drawingml/2006/main">
+                    <a:graphicData uri="http://schemas.openxmlformats.org/drawingml/2006/picture">
+                      <pic:pic xmlns:pic="http://schemas.openxmlformats.org/drawingml/2006/picture">
+                        <pic:nvPicPr>
+                          <pic:cNvPr id="100012" name="image100012"/>
+                          <pic:cNvPicPr/>
+                        </pic:nvPicPr>
+                        <pic:blipFill>
+                          <a:blip r:embed="rId43"/>
+                          <a:stretch>
+                            <a:fillRect/>
+                          </a:stretch>
+                        </pic:blipFill>
+                        <pic:spPr>
+                          <a:xfrm>
+                            <a:off x="0" y="0"/>
+                            <a:ext cx="457200" cy="257175"/>
+                          </a:xfrm>
+                          <a:prstGeom prst="rect">
+                            <a:avLst/>
+                          </a:prstGeom>
+                        </pic:spPr>
+                      </pic:pic>
+                    </a:graphicData>
+                  </a:graphic>
+                </wp:inline>
+              </w:drawing>
             </w:r>
           </w:p>
         </w:tc>
@@ -4292,23 +5444,57 @@
               <w:bottom w:val="single" w:sz="3" w:space="0" w:color="000000"/>
               <w:right w:val="single" w:sz="3" w:space="0" w:color="000000"/>
             </w:tcBorders>
-            <w:vAlign w:val="center"/>
-          </w:tcPr>
-          <w:p>
-            <w:pPr>
-              <w:pStyle w:val="a3"/>
-              <w:wordWrap/>
+            <w:tcMar>
+              <w:top w:w="28" w:type="dxa"/>
+              <w:left w:w="102" w:type="dxa"/>
+              <w:bottom w:w="28" w:type="dxa"/>
+              <w:right w:w="102" w:type="dxa"/>
+            </w:tcMar>
+            <w:vAlign w:val="center"/>
+          </w:tcPr>
+          <w:p>
+            <w:pPr>
+              <w:pStyle w:val="a3"/>
               <w:spacing w:line="240" w:lineRule="auto"/>
               <w:ind w:right="388"/>
               <w:jc w:val="right"/>
             </w:pPr>
             <w:r>
-              <w:object w:dxaOrig="1440" w:dyaOrig="1440" w14:anchorId="1A477879">
-                <v:shape id="_x0000_i1079" type="#_x0000_t75" style="width:36pt;height:20.25pt" o:ole="">
-                  <v:imagedata r:id="rId18" o:title=""/>
-                </v:shape>
-                <w:control r:id="rId27" w:name="CheckBox115" w:shapeid="_x0000_i1079"/>
-              </w:object>
+              <w:drawing>
+                <wp:inline distT="0" distB="0" distL="0" distR="0">
+                  <wp:extent cx="457200" cy="257175"/>
+                  <wp:effectExtent l="0" t="0" r="0" b="0"/>
+                  <wp:docPr id="100013" name="Picture 100013"/>
+                  <wp:cNvGraphicFramePr>
+                    <a:graphicFrameLocks xmlns:a="http://schemas.openxmlformats.org/drawingml/2006/main" noChangeAspect="1"/>
+                  </wp:cNvGraphicFramePr>
+                  <a:graphic xmlns:a="http://schemas.openxmlformats.org/drawingml/2006/main">
+                    <a:graphicData uri="http://schemas.openxmlformats.org/drawingml/2006/picture">
+                      <pic:pic xmlns:pic="http://schemas.openxmlformats.org/drawingml/2006/picture">
+                        <pic:nvPicPr>
+                          <pic:cNvPr id="100013" name="image100013"/>
+                          <pic:cNvPicPr/>
+                        </pic:nvPicPr>
+                        <pic:blipFill>
+                          <a:blip r:embed="rId44"/>
+                          <a:stretch>
+                            <a:fillRect/>
+                          </a:stretch>
+                        </pic:blipFill>
+                        <pic:spPr>
+                          <a:xfrm>
+                            <a:off x="0" y="0"/>
+                            <a:ext cx="457200" cy="257175"/>
+                          </a:xfrm>
+                          <a:prstGeom prst="rect">
+                            <a:avLst/>
+                          </a:prstGeom>
+                        </pic:spPr>
+                      </pic:pic>
+                    </a:graphicData>
+                  </a:graphic>
+                </wp:inline>
+              </w:drawing>
             </w:r>
           </w:p>
         </w:tc>
@@ -4321,6 +5507,12 @@
               <w:bottom w:val="single" w:sz="3" w:space="0" w:color="000000"/>
               <w:right w:val="single" w:sz="3" w:space="0" w:color="000000"/>
             </w:tcBorders>
+            <w:tcMar>
+              <w:top w:w="28" w:type="dxa"/>
+              <w:left w:w="102" w:type="dxa"/>
+              <w:bottom w:w="28" w:type="dxa"/>
+              <w:right w:w="102" w:type="dxa"/>
+            </w:tcMar>
             <w:vAlign w:val="center"/>
           </w:tcPr>
           <w:p>
@@ -4349,13 +5541,20 @@
               <w:bottom w:val="single" w:sz="3" w:space="0" w:color="000000"/>
               <w:right w:val="single" w:sz="3" w:space="0" w:color="000000"/>
             </w:tcBorders>
-            <w:shd w:val="clear" w:color="auto" w:fill="FFFFFF"/>
-            <w:vAlign w:val="center"/>
-          </w:tcPr>
-          <w:p>
-            <w:pPr>
-              <w:pStyle w:val="a3"/>
-              <w:spacing w:line="240" w:lineRule="auto"/>
+            <w:shd w:val="clear" w:fill="FFFFFF"/>
+            <w:tcMar>
+              <w:top w:w="28" w:type="dxa"/>
+              <w:left w:w="102" w:type="dxa"/>
+              <w:bottom w:w="28" w:type="dxa"/>
+              <w:right w:w="102" w:type="dxa"/>
+            </w:tcMar>
+            <w:vAlign w:val="center"/>
+          </w:tcPr>
+          <w:p>
+            <w:pPr>
+              <w:pStyle w:val="a3"/>
+              <w:spacing w:line="240" w:lineRule="auto"/>
+              <w:jc w:val="both"/>
               <w:rPr>
                 <w:sz w:val="18"/>
                 <w:szCs w:val="20"/>
@@ -4363,8 +5562,9 @@
             </w:pPr>
             <w:r>
               <w:rPr>
-                <w:rFonts w:ascii="맑은 고딕"/>
+                <w:rFonts w:ascii="맑은 고딕" w:hAnsi="맑은 고딕" w:eastAsia="함초롬바탕" w:cs="맑은 고딕" w:hAnsiTheme="minorHAnsi" w:csTheme="minorBidi"/>
                 <w:color w:val="0000FF"/>
+                <w:kern w:val="2"/>
                 <w:sz w:val="22"/>
                 <w:szCs w:val="20"/>
               </w:rPr>
@@ -4372,8 +5572,9 @@
             </w:r>
             <w:r>
               <w:rPr>
-                <w:rFonts w:ascii="맑은 고딕" w:eastAsia="맑은 고딕"/>
+                <w:rFonts w:ascii="맑은 고딕" w:hAnsi="맑은 고딕" w:eastAsia="맑은 고딕" w:cs="맑은 고딕" w:hAnsiTheme="minorHAnsi" w:csTheme="minorBidi"/>
                 <w:color w:val="0000FF"/>
+                <w:kern w:val="2"/>
                 <w:sz w:val="22"/>
                 <w:szCs w:val="20"/>
               </w:rPr>
@@ -4384,6 +5585,7 @@
             <w:pPr>
               <w:pStyle w:val="a3"/>
               <w:spacing w:line="192" w:lineRule="auto"/>
+              <w:jc w:val="both"/>
               <w:rPr>
                 <w:rFonts w:ascii="맑은 고딕" w:eastAsia="맑은 고딕"/>
                 <w:sz w:val="26"/>
@@ -4392,62 +5594,70 @@
             </w:pPr>
             <w:r>
               <w:rPr>
-                <w:rFonts w:ascii="맑은 고딕"/>
+                <w:rFonts w:ascii="맑은 고딕" w:hAnsi="맑은 고딕" w:eastAsia="함초롬바탕" w:cs="맑은 고딕" w:hAnsiTheme="minorHAnsi" w:csTheme="minorBidi"/>
+                <w:color w:val="000000"/>
                 <w:spacing w:val="2"/>
+                <w:kern w:val="2"/>
                 <w:sz w:val="26"/>
                 <w:szCs w:val="26"/>
               </w:rPr>
               <w:t xml:space="preserve">  </w:t>
             </w:r>
-            <w:proofErr w:type="spellStart"/>
-            <w:r>
-              <w:rPr>
-                <w:rFonts w:ascii="맑은 고딕" w:eastAsia="맑은 고딕" w:hint="eastAsia"/>
+            <w:r>
+              <w:rPr>
+                <w:rFonts w:ascii="맑은 고딕" w:hAnsi="맑은 고딕" w:eastAsia="맑은 고딕" w:cs="맑은 고딕" w:hAnsiTheme="minorHAnsi" w:csTheme="minorBidi"/>
+                <w:color w:val="000000"/>
+                <w:kern w:val="2"/>
                 <w:sz w:val="26"/>
                 <w:szCs w:val="26"/>
               </w:rPr>
               <w:t>해커톤</w:t>
             </w:r>
-            <w:proofErr w:type="spellEnd"/>
-            <w:r>
-              <w:rPr>
-                <w:rFonts w:ascii="맑은 고딕" w:eastAsia="맑은 고딕" w:hint="eastAsia"/>
+            <w:r>
+              <w:rPr>
+                <w:rFonts w:ascii="맑은 고딕" w:hAnsi="맑은 고딕" w:eastAsia="맑은 고딕" w:cs="맑은 고딕" w:hAnsiTheme="minorHAnsi" w:csTheme="minorBidi"/>
+                <w:color w:val="000000"/>
+                <w:kern w:val="2"/>
                 <w:sz w:val="26"/>
                 <w:szCs w:val="26"/>
               </w:rPr>
               <w:t xml:space="preserve"> 참가자는 고용노동부가 주최하고 한국기술교육대학교 </w:t>
             </w:r>
-            <w:proofErr w:type="spellStart"/>
-            <w:r>
-              <w:rPr>
-                <w:rFonts w:ascii="맑은 고딕" w:eastAsia="맑은 고딕" w:hint="eastAsia"/>
+            <w:r>
+              <w:rPr>
+                <w:rFonts w:ascii="맑은 고딕" w:hAnsi="맑은 고딕" w:eastAsia="맑은 고딕" w:cs="맑은 고딕" w:hAnsiTheme="minorHAnsi" w:csTheme="minorBidi"/>
+                <w:color w:val="000000"/>
+                <w:kern w:val="2"/>
                 <w:sz w:val="26"/>
                 <w:szCs w:val="26"/>
               </w:rPr>
               <w:t>직업능력심사평가원이</w:t>
             </w:r>
-            <w:proofErr w:type="spellEnd"/>
-            <w:r>
-              <w:rPr>
-                <w:rFonts w:ascii="맑은 고딕" w:eastAsia="맑은 고딕" w:hint="eastAsia"/>
+            <w:r>
+              <w:rPr>
+                <w:rFonts w:ascii="맑은 고딕" w:hAnsi="맑은 고딕" w:eastAsia="맑은 고딕" w:cs="맑은 고딕" w:hAnsiTheme="minorHAnsi" w:csTheme="minorBidi"/>
+                <w:color w:val="000000"/>
+                <w:kern w:val="2"/>
                 <w:sz w:val="26"/>
                 <w:szCs w:val="26"/>
               </w:rPr>
               <w:t xml:space="preserve"> 주관하여 추진하는 『2026년 제8회 K-디지털 트레이닝 </w:t>
             </w:r>
-            <w:proofErr w:type="spellStart"/>
-            <w:r>
-              <w:rPr>
-                <w:rFonts w:ascii="맑은 고딕" w:eastAsia="맑은 고딕" w:hint="eastAsia"/>
+            <w:r>
+              <w:rPr>
+                <w:rFonts w:ascii="맑은 고딕" w:hAnsi="맑은 고딕" w:eastAsia="맑은 고딕" w:cs="맑은 고딕" w:hAnsiTheme="minorHAnsi" w:csTheme="minorBidi"/>
+                <w:color w:val="000000"/>
+                <w:kern w:val="2"/>
                 <w:sz w:val="26"/>
                 <w:szCs w:val="26"/>
               </w:rPr>
               <w:t>해커톤</w:t>
             </w:r>
-            <w:proofErr w:type="spellEnd"/>
-            <w:r>
-              <w:rPr>
-                <w:rFonts w:ascii="맑은 고딕" w:eastAsia="맑은 고딕" w:hint="eastAsia"/>
+            <w:r>
+              <w:rPr>
+                <w:rFonts w:ascii="맑은 고딕" w:hAnsi="맑은 고딕" w:eastAsia="맑은 고딕" w:cs="맑은 고딕" w:hAnsiTheme="minorHAnsi" w:csTheme="minorBidi"/>
+                <w:color w:val="000000"/>
+                <w:kern w:val="2"/>
                 <w:sz w:val="26"/>
                 <w:szCs w:val="26"/>
               </w:rPr>
@@ -4458,6 +5668,7 @@
             <w:pPr>
               <w:pStyle w:val="a3"/>
               <w:spacing w:line="192" w:lineRule="auto"/>
+              <w:jc w:val="both"/>
               <w:rPr>
                 <w:rFonts w:ascii="맑은 고딕" w:eastAsia="맑은 고딕"/>
                 <w:sz w:val="26"/>
@@ -4469,6 +5680,7 @@
             <w:pPr>
               <w:pStyle w:val="a3"/>
               <w:spacing w:line="192" w:lineRule="auto"/>
+              <w:jc w:val="both"/>
               <w:rPr>
                 <w:rFonts w:ascii="맑은 고딕" w:eastAsia="맑은 고딕"/>
                 <w:sz w:val="26"/>
@@ -4477,359 +5689,432 @@
             </w:pPr>
             <w:r>
               <w:rPr>
+                <w:rFonts w:ascii="맑은 고딕" w:hAnsi="맑은 고딕" w:eastAsia="맑은 고딕" w:cs="맑은 고딕" w:hAnsiTheme="minorHAnsi" w:csTheme="minorBidi"/>
+                <w:color w:val="000000"/>
+                <w:kern w:val="2"/>
+                <w:sz w:val="26"/>
+                <w:szCs w:val="26"/>
+              </w:rPr>
+              <w:t xml:space="preserve">1. </w:t>
+            </w:r>
+            <w:r>
+              <w:rPr>
+                <w:rFonts w:ascii="맑은 고딕" w:hAnsi="맑은 고딕" w:eastAsia="맑은 고딕" w:cs="맑은 고딕" w:hAnsiTheme="minorHAnsi" w:csTheme="minorBidi"/>
+                <w:color w:val="000000"/>
+                <w:kern w:val="2"/>
+                <w:sz w:val="26"/>
+                <w:szCs w:val="26"/>
+              </w:rPr>
+              <w:t>해커톤에</w:t>
+            </w:r>
+            <w:r>
+              <w:rPr>
+                <w:rFonts w:ascii="맑은 고딕" w:hAnsi="맑은 고딕" w:eastAsia="맑은 고딕" w:cs="맑은 고딕" w:hAnsiTheme="minorHAnsi" w:csTheme="minorBidi"/>
+                <w:color w:val="000000"/>
+                <w:kern w:val="2"/>
+                <w:sz w:val="26"/>
+                <w:szCs w:val="26"/>
+              </w:rPr>
+              <w:t xml:space="preserve"> 출품된 응모작의 저작권은 참가자에게 있으며</w:t>
+            </w:r>
+            <w:r>
+              <w:rPr>
+                <w:rFonts w:ascii="맑은 고딕" w:hAnsi="맑은 고딕" w:eastAsia="맑은 고딕" w:cs="맑은 고딕" w:hAnsiTheme="minorHAnsi" w:csTheme="minorBidi"/>
+                <w:color w:val="000000"/>
+                <w:kern w:val="2"/>
+                <w:sz w:val="26"/>
+                <w:szCs w:val="26"/>
+              </w:rPr>
+              <w:t xml:space="preserve">, </w:t>
+            </w:r>
+            <w:r>
+              <w:rPr>
+                <w:rFonts w:ascii="맑은 고딕" w:hAnsi="맑은 고딕" w:eastAsia="맑은 고딕" w:cs="맑은 고딕" w:hAnsiTheme="minorHAnsi" w:csTheme="minorBidi"/>
+                <w:color w:val="000000"/>
+                <w:kern w:val="2"/>
+                <w:sz w:val="26"/>
+                <w:szCs w:val="26"/>
+              </w:rPr>
+              <w:t>주최 및 주관기관은 홍보 및 사업화 등의 목적으로 출품자료를 발표</w:t>
+            </w:r>
+            <w:r>
+              <w:rPr>
+                <w:rFonts w:ascii="맑은 고딕" w:hAnsi="맑은 고딕" w:eastAsia="맑은 고딕" w:cs="맑은 고딕" w:hAnsiTheme="minorHAnsi" w:csTheme="minorBidi"/>
+                <w:color w:val="000000"/>
+                <w:kern w:val="2"/>
+                <w:sz w:val="26"/>
+                <w:szCs w:val="26"/>
+              </w:rPr>
+              <w:t xml:space="preserve">, </w:t>
+            </w:r>
+            <w:r>
+              <w:rPr>
+                <w:rFonts w:ascii="맑은 고딕" w:hAnsi="맑은 고딕" w:eastAsia="맑은 고딕" w:cs="맑은 고딕" w:hAnsiTheme="minorHAnsi" w:csTheme="minorBidi"/>
+                <w:color w:val="000000"/>
+                <w:kern w:val="2"/>
+                <w:sz w:val="26"/>
+                <w:szCs w:val="26"/>
+              </w:rPr>
+              <w:t>게시</w:t>
+            </w:r>
+            <w:r>
+              <w:rPr>
+                <w:rFonts w:ascii="맑은 고딕" w:hAnsi="맑은 고딕" w:eastAsia="맑은 고딕" w:cs="맑은 고딕" w:hAnsiTheme="minorHAnsi" w:csTheme="minorBidi"/>
+                <w:color w:val="000000"/>
+                <w:kern w:val="2"/>
+                <w:sz w:val="26"/>
+                <w:szCs w:val="26"/>
+              </w:rPr>
+              <w:t xml:space="preserve">, </w:t>
+            </w:r>
+            <w:r>
+              <w:rPr>
+                <w:rFonts w:ascii="맑은 고딕" w:hAnsi="맑은 고딕" w:eastAsia="맑은 고딕" w:cs="맑은 고딕" w:hAnsiTheme="minorHAnsi" w:csTheme="minorBidi"/>
+                <w:color w:val="000000"/>
+                <w:kern w:val="2"/>
+                <w:sz w:val="26"/>
+                <w:szCs w:val="26"/>
+              </w:rPr>
+              <w:t>전시할 수 있다</w:t>
+            </w:r>
+            <w:r>
+              <w:rPr>
+                <w:rFonts w:ascii="맑은 고딕" w:hAnsi="맑은 고딕" w:eastAsia="맑은 고딕" w:cs="맑은 고딕" w:hAnsiTheme="minorHAnsi" w:csTheme="minorBidi"/>
+                <w:color w:val="000000"/>
+                <w:kern w:val="2"/>
+                <w:sz w:val="26"/>
+                <w:szCs w:val="26"/>
+              </w:rPr>
+              <w:t>.</w:t>
+            </w:r>
+          </w:p>
+          <w:p>
+            <w:pPr>
+              <w:pStyle w:val="a3"/>
+              <w:spacing w:line="192" w:lineRule="auto"/>
+              <w:jc w:val="both"/>
+              <w:rPr>
                 <w:rFonts w:ascii="맑은 고딕" w:eastAsia="맑은 고딕"/>
                 <w:sz w:val="26"/>
                 <w:szCs w:val="26"/>
               </w:rPr>
-              <w:t xml:space="preserve">1. </w:t>
-            </w:r>
-            <w:proofErr w:type="spellStart"/>
-            <w:r>
-              <w:rPr>
-                <w:rFonts w:ascii="맑은 고딕" w:eastAsia="맑은 고딕" w:hint="eastAsia"/>
-                <w:sz w:val="26"/>
-                <w:szCs w:val="26"/>
-              </w:rPr>
-              <w:t>해커톤에</w:t>
-            </w:r>
-            <w:proofErr w:type="spellEnd"/>
-            <w:r>
-              <w:rPr>
-                <w:rFonts w:ascii="맑은 고딕" w:eastAsia="맑은 고딕" w:hint="eastAsia"/>
-                <w:sz w:val="26"/>
-                <w:szCs w:val="26"/>
-              </w:rPr>
-              <w:t xml:space="preserve"> 출품된 응모작의 저작권은 참가자에게 있으며</w:t>
-            </w:r>
-            <w:r>
+            </w:pPr>
+          </w:p>
+          <w:p>
+            <w:pPr>
+              <w:pStyle w:val="a3"/>
+              <w:spacing w:line="192" w:lineRule="auto"/>
+              <w:jc w:val="both"/>
               <w:rPr>
                 <w:rFonts w:ascii="맑은 고딕" w:eastAsia="맑은 고딕"/>
                 <w:sz w:val="26"/>
                 <w:szCs w:val="26"/>
               </w:rPr>
-              <w:t xml:space="preserve">, </w:t>
-            </w:r>
-            <w:r>
-              <w:rPr>
-                <w:rFonts w:ascii="맑은 고딕" w:eastAsia="맑은 고딕" w:hint="eastAsia"/>
+            </w:pPr>
+            <w:r>
+              <w:rPr>
+                <w:rFonts w:ascii="맑은 고딕" w:hAnsi="맑은 고딕" w:eastAsia="맑은 고딕" w:cs="맑은 고딕" w:hAnsiTheme="minorHAnsi" w:csTheme="minorBidi"/>
+                <w:color w:val="000000"/>
+                <w:kern w:val="2"/>
                 <w:sz w:val="26"/>
                 <w:szCs w:val="26"/>
               </w:rPr>
-              <w:t>주최 및 주관기관은 홍보 및 사업화 등의 목적으로 출품자료를 발표</w:t>
-            </w:r>
-            <w:r>
+              <w:t xml:space="preserve">2. </w:t>
+            </w:r>
+            <w:r>
+              <w:rPr>
+                <w:rFonts w:ascii="맑은 고딕" w:hAnsi="맑은 고딕" w:eastAsia="맑은 고딕" w:cs="맑은 고딕" w:hAnsiTheme="minorHAnsi" w:csTheme="minorBidi"/>
+                <w:color w:val="000000"/>
+                <w:kern w:val="2"/>
+                <w:sz w:val="26"/>
+                <w:szCs w:val="26"/>
+              </w:rPr>
+              <w:t xml:space="preserve">주최 및 주관기관이 수상작에 대한 </w:t>
+            </w:r>
+            <w:r>
+              <w:rPr>
+                <w:rFonts w:ascii="맑은 고딕" w:hAnsi="맑은 고딕" w:eastAsia="맑은 고딕" w:cs="맑은 고딕" w:hAnsiTheme="minorHAnsi" w:csTheme="minorBidi"/>
+                <w:color w:val="000000"/>
+                <w:kern w:val="2"/>
+                <w:sz w:val="26"/>
+                <w:szCs w:val="26"/>
+              </w:rPr>
+              <w:t>2</w:t>
+            </w:r>
+            <w:r>
+              <w:rPr>
+                <w:rFonts w:ascii="맑은 고딕" w:hAnsi="맑은 고딕" w:eastAsia="맑은 고딕" w:cs="맑은 고딕" w:hAnsiTheme="minorHAnsi" w:csTheme="minorBidi"/>
+                <w:color w:val="000000"/>
+                <w:kern w:val="2"/>
+                <w:sz w:val="26"/>
+                <w:szCs w:val="26"/>
+              </w:rPr>
+              <w:t>차 저작물을 창작하는 경우 당선자의 허락을 받아야 한다</w:t>
+            </w:r>
+            <w:r>
+              <w:rPr>
+                <w:rFonts w:ascii="맑은 고딕" w:hAnsi="맑은 고딕" w:eastAsia="맑은 고딕" w:cs="맑은 고딕" w:hAnsiTheme="minorHAnsi" w:csTheme="minorBidi"/>
+                <w:color w:val="000000"/>
+                <w:kern w:val="2"/>
+                <w:sz w:val="26"/>
+                <w:szCs w:val="26"/>
+              </w:rPr>
+              <w:t>.</w:t>
+            </w:r>
+          </w:p>
+          <w:p>
+            <w:pPr>
+              <w:pStyle w:val="a3"/>
+              <w:spacing w:line="192" w:lineRule="auto"/>
+              <w:jc w:val="both"/>
               <w:rPr>
                 <w:rFonts w:ascii="맑은 고딕" w:eastAsia="맑은 고딕"/>
                 <w:sz w:val="26"/>
                 <w:szCs w:val="26"/>
               </w:rPr>
-              <w:t xml:space="preserve">, </w:t>
-            </w:r>
-            <w:r>
-              <w:rPr>
-                <w:rFonts w:ascii="맑은 고딕" w:eastAsia="맑은 고딕" w:hint="eastAsia"/>
-                <w:sz w:val="26"/>
-                <w:szCs w:val="26"/>
-              </w:rPr>
-              <w:t>게시</w:t>
-            </w:r>
-            <w:r>
+            </w:pPr>
+          </w:p>
+          <w:p>
+            <w:pPr>
+              <w:pStyle w:val="a3"/>
+              <w:spacing w:line="192" w:lineRule="auto"/>
+              <w:jc w:val="both"/>
               <w:rPr>
                 <w:rFonts w:ascii="맑은 고딕" w:eastAsia="맑은 고딕"/>
                 <w:sz w:val="26"/>
                 <w:szCs w:val="26"/>
               </w:rPr>
-              <w:t xml:space="preserve">, </w:t>
-            </w:r>
-            <w:r>
-              <w:rPr>
-                <w:rFonts w:ascii="맑은 고딕" w:eastAsia="맑은 고딕" w:hint="eastAsia"/>
+            </w:pPr>
+            <w:r>
+              <w:rPr>
+                <w:rFonts w:ascii="맑은 고딕" w:hAnsi="맑은 고딕" w:eastAsia="맑은 고딕" w:cs="맑은 고딕" w:hAnsiTheme="minorHAnsi" w:csTheme="minorBidi"/>
+                <w:color w:val="000000"/>
+                <w:kern w:val="2"/>
                 <w:sz w:val="26"/>
                 <w:szCs w:val="26"/>
               </w:rPr>
-              <w:t>전시할 수 있다</w:t>
-            </w:r>
-            <w:r>
+              <w:t xml:space="preserve">3. </w:t>
+            </w:r>
+            <w:r>
+              <w:rPr>
+                <w:rFonts w:ascii="맑은 고딕" w:hAnsi="맑은 고딕" w:eastAsia="맑은 고딕" w:cs="맑은 고딕" w:hAnsiTheme="minorHAnsi" w:csTheme="minorBidi"/>
+                <w:color w:val="000000"/>
+                <w:kern w:val="2"/>
+                <w:sz w:val="26"/>
+                <w:szCs w:val="26"/>
+              </w:rPr>
+              <w:t>참가자는 응모작이 제</w:t>
+            </w:r>
+            <w:r>
+              <w:rPr>
+                <w:rFonts w:ascii="맑은 고딕" w:hAnsi="맑은 고딕" w:eastAsia="맑은 고딕" w:cs="맑은 고딕" w:hAnsiTheme="minorHAnsi" w:csTheme="minorBidi"/>
+                <w:color w:val="000000"/>
+                <w:kern w:val="2"/>
+                <w:sz w:val="26"/>
+                <w:szCs w:val="26"/>
+              </w:rPr>
+              <w:t>3</w:t>
+            </w:r>
+            <w:r>
+              <w:rPr>
+                <w:rFonts w:ascii="맑은 고딕" w:hAnsi="맑은 고딕" w:eastAsia="맑은 고딕" w:cs="맑은 고딕" w:hAnsiTheme="minorHAnsi" w:csTheme="minorBidi"/>
+                <w:color w:val="000000"/>
+                <w:kern w:val="2"/>
+                <w:sz w:val="26"/>
+                <w:szCs w:val="26"/>
+              </w:rPr>
+              <w:t>자의 저작권을 침해하지 않도록 주의하여야 한다</w:t>
+            </w:r>
+            <w:r>
+              <w:rPr>
+                <w:rFonts w:ascii="맑은 고딕" w:hAnsi="맑은 고딕" w:eastAsia="맑은 고딕" w:cs="맑은 고딕" w:hAnsiTheme="minorHAnsi" w:csTheme="minorBidi"/>
+                <w:color w:val="000000"/>
+                <w:kern w:val="2"/>
+                <w:sz w:val="26"/>
+                <w:szCs w:val="26"/>
+              </w:rPr>
+              <w:t xml:space="preserve">. </w:t>
+            </w:r>
+            <w:r>
+              <w:rPr>
+                <w:rFonts w:ascii="맑은 고딕" w:hAnsi="맑은 고딕" w:eastAsia="맑은 고딕" w:cs="맑은 고딕" w:hAnsiTheme="minorHAnsi" w:csTheme="minorBidi"/>
+                <w:color w:val="000000"/>
+                <w:kern w:val="2"/>
+                <w:sz w:val="26"/>
+                <w:szCs w:val="26"/>
+              </w:rPr>
+              <w:t>응모작에 대한 저작권 관련 분쟁이 발생한 경우 그 책임은 모두 참가자에게 있으며 대회 참여가 중단될 수 있다</w:t>
+            </w:r>
+            <w:r>
+              <w:rPr>
+                <w:rFonts w:ascii="맑은 고딕" w:hAnsi="맑은 고딕" w:eastAsia="맑은 고딕" w:cs="맑은 고딕" w:hAnsiTheme="minorHAnsi" w:csTheme="minorBidi"/>
+                <w:color w:val="000000"/>
+                <w:kern w:val="2"/>
+                <w:sz w:val="26"/>
+                <w:szCs w:val="26"/>
+              </w:rPr>
+              <w:t>.</w:t>
+            </w:r>
+          </w:p>
+          <w:p>
+            <w:pPr>
+              <w:pStyle w:val="a3"/>
+              <w:spacing w:line="192" w:lineRule="auto"/>
+              <w:jc w:val="both"/>
               <w:rPr>
                 <w:rFonts w:ascii="맑은 고딕" w:eastAsia="맑은 고딕"/>
                 <w:sz w:val="26"/>
                 <w:szCs w:val="26"/>
               </w:rPr>
-              <w:t>.</w:t>
-            </w:r>
+            </w:pPr>
           </w:p>
           <w:p>
             <w:pPr>
               <w:pStyle w:val="a3"/>
               <w:spacing w:line="192" w:lineRule="auto"/>
+              <w:jc w:val="both"/>
               <w:rPr>
                 <w:rFonts w:ascii="맑은 고딕" w:eastAsia="맑은 고딕"/>
                 <w:sz w:val="26"/>
                 <w:szCs w:val="26"/>
               </w:rPr>
             </w:pPr>
-          </w:p>
-          <w:p>
-            <w:pPr>
-              <w:pStyle w:val="a3"/>
-              <w:spacing w:line="192" w:lineRule="auto"/>
-              <w:rPr>
-                <w:rFonts w:ascii="맑은 고딕" w:eastAsia="맑은 고딕"/>
+            <w:r>
+              <w:rPr>
+                <w:rFonts w:ascii="맑은 고딕" w:hAnsi="맑은 고딕" w:eastAsia="맑은 고딕" w:cs="맑은 고딕" w:hAnsiTheme="minorHAnsi" w:csTheme="minorBidi"/>
+                <w:color w:val="000000"/>
+                <w:kern w:val="2"/>
                 <w:sz w:val="26"/>
                 <w:szCs w:val="26"/>
               </w:rPr>
-            </w:pPr>
-            <w:r>
-              <w:rPr>
-                <w:rFonts w:ascii="맑은 고딕" w:eastAsia="맑은 고딕"/>
+              <w:t xml:space="preserve">4. </w:t>
+            </w:r>
+            <w:r>
+              <w:rPr>
+                <w:rFonts w:ascii="맑은 고딕" w:hAnsi="맑은 고딕" w:eastAsia="맑은 고딕" w:cs="맑은 고딕" w:hAnsiTheme="minorHAnsi" w:csTheme="minorBidi"/>
+                <w:color w:val="000000"/>
+                <w:kern w:val="2"/>
                 <w:sz w:val="26"/>
                 <w:szCs w:val="26"/>
               </w:rPr>
-              <w:t xml:space="preserve">2. </w:t>
-            </w:r>
-            <w:r>
-              <w:rPr>
-                <w:rFonts w:ascii="맑은 고딕" w:eastAsia="맑은 고딕" w:hint="eastAsia"/>
+              <w:t>당선작이 타인의 저작권을 침해한 사실이 발각되거나 아이디어 표절</w:t>
+            </w:r>
+            <w:r>
+              <w:rPr>
+                <w:rFonts w:ascii="맑은 고딕" w:hAnsi="맑은 고딕" w:eastAsia="맑은 고딕" w:cs="맑은 고딕" w:hAnsiTheme="minorHAnsi" w:csTheme="minorBidi"/>
+                <w:color w:val="000000"/>
+                <w:kern w:val="2"/>
                 <w:sz w:val="26"/>
                 <w:szCs w:val="26"/>
               </w:rPr>
-              <w:t xml:space="preserve">주최 및 주관기관이 수상작에 대한 </w:t>
-            </w:r>
-            <w:r>
-              <w:rPr>
-                <w:rFonts w:ascii="맑은 고딕" w:eastAsia="맑은 고딕"/>
+              <w:t>·</w:t>
+            </w:r>
+            <w:r>
+              <w:rPr>
+                <w:rFonts w:ascii="맑은 고딕" w:hAnsi="맑은 고딕" w:eastAsia="맑은 고딕" w:cs="맑은 고딕" w:hAnsiTheme="minorHAnsi" w:csTheme="minorBidi"/>
+                <w:color w:val="000000"/>
+                <w:kern w:val="2"/>
                 <w:sz w:val="26"/>
                 <w:szCs w:val="26"/>
               </w:rPr>
-              <w:t>2</w:t>
-            </w:r>
-            <w:r>
-              <w:rPr>
-                <w:rFonts w:ascii="맑은 고딕" w:eastAsia="맑은 고딕" w:hint="eastAsia"/>
+              <w:t>도용 등</w:t>
+            </w:r>
+            <w:r>
+              <w:rPr>
+                <w:rFonts w:ascii="맑은 고딕" w:hAnsi="맑은 고딕" w:eastAsia="맑은 고딕" w:cs="맑은 고딕" w:hAnsiTheme="minorHAnsi" w:csTheme="minorBidi"/>
+                <w:color w:val="000000"/>
+                <w:kern w:val="2"/>
                 <w:sz w:val="26"/>
                 <w:szCs w:val="26"/>
               </w:rPr>
-              <w:t>차 저작물을 창작하는 경우 당선자의 허락을 받아야 한다</w:t>
-            </w:r>
-            <w:r>
-              <w:rPr>
-                <w:rFonts w:ascii="맑은 고딕" w:eastAsia="맑은 고딕"/>
+              <w:t xml:space="preserve"> </w:t>
+            </w:r>
+            <w:r>
+              <w:rPr>
+                <w:rFonts w:ascii="맑은 고딕" w:hAnsi="맑은 고딕" w:eastAsia="맑은 고딕" w:cs="맑은 고딕" w:hAnsiTheme="minorHAnsi" w:csTheme="minorBidi"/>
+                <w:color w:val="000000"/>
+                <w:kern w:val="2"/>
                 <w:sz w:val="26"/>
                 <w:szCs w:val="26"/>
               </w:rPr>
-              <w:t>.</w:t>
-            </w:r>
-          </w:p>
-          <w:p>
-            <w:pPr>
-              <w:pStyle w:val="a3"/>
-              <w:spacing w:line="192" w:lineRule="auto"/>
-              <w:rPr>
-                <w:rFonts w:ascii="맑은 고딕" w:eastAsia="맑은 고딕"/>
+              <w:t xml:space="preserve">기타 부정한 방법으로 </w:t>
+            </w:r>
+            <w:r>
+              <w:rPr>
+                <w:rFonts w:ascii="맑은 고딕" w:hAnsi="맑은 고딕" w:eastAsia="맑은 고딕" w:cs="맑은 고딕" w:hAnsiTheme="minorHAnsi" w:csTheme="minorBidi"/>
+                <w:color w:val="000000"/>
+                <w:kern w:val="2"/>
                 <w:sz w:val="26"/>
                 <w:szCs w:val="26"/>
               </w:rPr>
-            </w:pPr>
-          </w:p>
-          <w:p>
-            <w:pPr>
-              <w:pStyle w:val="a3"/>
-              <w:spacing w:line="192" w:lineRule="auto"/>
-              <w:rPr>
-                <w:rFonts w:ascii="맑은 고딕" w:eastAsia="맑은 고딕"/>
+              <w:t>당선됐음이</w:t>
+            </w:r>
+            <w:r>
+              <w:rPr>
+                <w:rFonts w:ascii="맑은 고딕" w:hAnsi="맑은 고딕" w:eastAsia="맑은 고딕" w:cs="맑은 고딕" w:hAnsiTheme="minorHAnsi" w:csTheme="minorBidi"/>
+                <w:color w:val="000000"/>
+                <w:kern w:val="2"/>
                 <w:sz w:val="26"/>
                 <w:szCs w:val="26"/>
               </w:rPr>
-            </w:pPr>
-            <w:r>
-              <w:rPr>
-                <w:rFonts w:ascii="맑은 고딕" w:eastAsia="맑은 고딕"/>
+              <w:t xml:space="preserve"> 확인된 경우</w:t>
+            </w:r>
+            <w:r>
+              <w:rPr>
+                <w:rFonts w:ascii="맑은 고딕" w:hAnsi="맑은 고딕" w:eastAsia="맑은 고딕" w:cs="맑은 고딕" w:hAnsiTheme="minorHAnsi" w:csTheme="minorBidi"/>
+                <w:color w:val="000000"/>
+                <w:kern w:val="2"/>
                 <w:sz w:val="26"/>
                 <w:szCs w:val="26"/>
               </w:rPr>
-              <w:t xml:space="preserve">3. </w:t>
-            </w:r>
-            <w:r>
-              <w:rPr>
-                <w:rFonts w:ascii="맑은 고딕" w:eastAsia="맑은 고딕" w:hint="eastAsia"/>
+              <w:t xml:space="preserve">, </w:t>
+            </w:r>
+            <w:r>
+              <w:rPr>
+                <w:rFonts w:ascii="맑은 고딕" w:hAnsi="맑은 고딕" w:eastAsia="맑은 고딕" w:cs="맑은 고딕" w:hAnsiTheme="minorHAnsi" w:csTheme="minorBidi"/>
+                <w:color w:val="000000"/>
+                <w:kern w:val="2"/>
                 <w:sz w:val="26"/>
                 <w:szCs w:val="26"/>
               </w:rPr>
-              <w:t>참가자는 응모작이 제</w:t>
-            </w:r>
-            <w:r>
-              <w:rPr>
-                <w:rFonts w:ascii="맑은 고딕" w:eastAsia="맑은 고딕"/>
+              <w:t>주관처는 수상을 취소할 수 있으며 해당 당선자는</w:t>
+            </w:r>
+            <w:r>
+              <w:rPr>
+                <w:rFonts w:ascii="맑은 고딕" w:hAnsi="맑은 고딕" w:eastAsia="맑은 고딕" w:cs="맑은 고딕" w:hAnsiTheme="minorHAnsi" w:csTheme="minorBidi"/>
+                <w:color w:val="000000"/>
+                <w:kern w:val="2"/>
                 <w:sz w:val="26"/>
                 <w:szCs w:val="26"/>
               </w:rPr>
-              <w:t>3</w:t>
-            </w:r>
-            <w:r>
-              <w:rPr>
-                <w:rFonts w:ascii="맑은 고딕" w:eastAsia="맑은 고딕" w:hint="eastAsia"/>
+              <w:t xml:space="preserve"> </w:t>
+            </w:r>
+            <w:r>
+              <w:rPr>
+                <w:rFonts w:ascii="맑은 고딕" w:hAnsi="맑은 고딕" w:eastAsia="맑은 고딕" w:cs="맑은 고딕" w:hAnsiTheme="minorHAnsi" w:csTheme="minorBidi"/>
+                <w:color w:val="000000"/>
+                <w:kern w:val="2"/>
                 <w:sz w:val="26"/>
                 <w:szCs w:val="26"/>
               </w:rPr>
-              <w:t>자의 저작권을 침해하지 않도록 주의하여야 한다</w:t>
-            </w:r>
-            <w:r>
-              <w:rPr>
-                <w:rFonts w:ascii="맑은 고딕" w:eastAsia="맑은 고딕"/>
+              <w:t>상장 및 상금을 반환하여야 한다</w:t>
+            </w:r>
+            <w:r>
+              <w:rPr>
+                <w:rFonts w:ascii="맑은 고딕" w:hAnsi="맑은 고딕" w:eastAsia="맑은 고딕" w:cs="맑은 고딕" w:hAnsiTheme="minorHAnsi" w:csTheme="minorBidi"/>
+                <w:color w:val="000000"/>
+                <w:kern w:val="2"/>
                 <w:sz w:val="26"/>
                 <w:szCs w:val="26"/>
               </w:rPr>
-              <w:t xml:space="preserve">. </w:t>
-            </w:r>
-            <w:r>
-              <w:rPr>
-                <w:rFonts w:ascii="맑은 고딕" w:eastAsia="맑은 고딕" w:hint="eastAsia"/>
-                <w:sz w:val="26"/>
-                <w:szCs w:val="26"/>
-              </w:rPr>
-              <w:t>응모작에 대한 저작권 관련 분쟁이 발생한 경우 그 책임은 모두 참가자에게 있으며 대회 참여가 중단될 수 있다</w:t>
-            </w:r>
-            <w:r>
-              <w:rPr>
-                <w:rFonts w:ascii="맑은 고딕" w:eastAsia="맑은 고딕"/>
-                <w:sz w:val="26"/>
-                <w:szCs w:val="26"/>
-              </w:rPr>
               <w:t>.</w:t>
             </w:r>
           </w:p>
           <w:p>
             <w:pPr>
               <w:pStyle w:val="a3"/>
-              <w:spacing w:line="192" w:lineRule="auto"/>
-              <w:rPr>
-                <w:rFonts w:ascii="맑은 고딕" w:eastAsia="맑은 고딕"/>
-                <w:sz w:val="26"/>
-                <w:szCs w:val="26"/>
-              </w:rPr>
-            </w:pPr>
-          </w:p>
-          <w:p>
-            <w:pPr>
-              <w:pStyle w:val="a3"/>
-              <w:spacing w:line="192" w:lineRule="auto"/>
-              <w:rPr>
-                <w:rFonts w:ascii="맑은 고딕" w:eastAsia="맑은 고딕"/>
-                <w:sz w:val="26"/>
-                <w:szCs w:val="26"/>
-              </w:rPr>
-            </w:pPr>
-            <w:r>
-              <w:rPr>
-                <w:rFonts w:ascii="맑은 고딕" w:eastAsia="맑은 고딕"/>
-                <w:sz w:val="26"/>
-                <w:szCs w:val="26"/>
-              </w:rPr>
-              <w:t xml:space="preserve">4. </w:t>
-            </w:r>
-            <w:r>
-              <w:rPr>
-                <w:rFonts w:ascii="맑은 고딕" w:eastAsia="맑은 고딕" w:hint="eastAsia"/>
-                <w:sz w:val="26"/>
-                <w:szCs w:val="26"/>
-              </w:rPr>
-              <w:t>당선작이 타인의 저작권을 침해한 사실이 발각되거나 아이디어 표절</w:t>
-            </w:r>
-            <w:r>
-              <w:rPr>
-                <w:rFonts w:ascii="맑은 고딕" w:eastAsia="맑은 고딕"/>
-                <w:sz w:val="26"/>
-                <w:szCs w:val="26"/>
-              </w:rPr>
-              <w:t>·</w:t>
-            </w:r>
-            <w:r>
-              <w:rPr>
-                <w:rFonts w:ascii="맑은 고딕" w:eastAsia="맑은 고딕" w:hint="eastAsia"/>
-                <w:sz w:val="26"/>
-                <w:szCs w:val="26"/>
-              </w:rPr>
-              <w:t>도용 등</w:t>
-            </w:r>
-            <w:r>
-              <w:rPr>
-                <w:rFonts w:ascii="맑은 고딕" w:eastAsia="맑은 고딕"/>
-                <w:sz w:val="26"/>
-                <w:szCs w:val="26"/>
-              </w:rPr>
-              <w:t xml:space="preserve"> </w:t>
-            </w:r>
-            <w:r>
-              <w:rPr>
-                <w:rFonts w:ascii="맑은 고딕" w:eastAsia="맑은 고딕" w:hint="eastAsia"/>
-                <w:sz w:val="26"/>
-                <w:szCs w:val="26"/>
-              </w:rPr>
-              <w:t xml:space="preserve">기타 부정한 방법으로 </w:t>
-            </w:r>
-            <w:proofErr w:type="spellStart"/>
-            <w:r>
-              <w:rPr>
-                <w:rFonts w:ascii="맑은 고딕" w:eastAsia="맑은 고딕" w:hint="eastAsia"/>
-                <w:sz w:val="26"/>
-                <w:szCs w:val="26"/>
-              </w:rPr>
-              <w:t>당선됐음이</w:t>
-            </w:r>
-            <w:proofErr w:type="spellEnd"/>
-            <w:r>
-              <w:rPr>
-                <w:rFonts w:ascii="맑은 고딕" w:eastAsia="맑은 고딕" w:hint="eastAsia"/>
-                <w:sz w:val="26"/>
-                <w:szCs w:val="26"/>
-              </w:rPr>
-              <w:t xml:space="preserve"> 확인된 경우</w:t>
-            </w:r>
-            <w:r>
-              <w:rPr>
-                <w:rFonts w:ascii="맑은 고딕" w:eastAsia="맑은 고딕"/>
-                <w:sz w:val="26"/>
-                <w:szCs w:val="26"/>
-              </w:rPr>
-              <w:t xml:space="preserve">, </w:t>
-            </w:r>
-            <w:r>
-              <w:rPr>
-                <w:rFonts w:ascii="맑은 고딕" w:eastAsia="맑은 고딕" w:hint="eastAsia"/>
-                <w:sz w:val="26"/>
-                <w:szCs w:val="26"/>
-              </w:rPr>
-              <w:t>주관처는 수상을 취소할 수 있으며 해당 당선자는</w:t>
-            </w:r>
-            <w:r>
-              <w:rPr>
-                <w:rFonts w:ascii="맑은 고딕" w:eastAsia="맑은 고딕"/>
-                <w:sz w:val="26"/>
-                <w:szCs w:val="26"/>
-              </w:rPr>
-              <w:t xml:space="preserve"> </w:t>
-            </w:r>
-            <w:r>
-              <w:rPr>
-                <w:rFonts w:ascii="맑은 고딕" w:eastAsia="맑은 고딕" w:hint="eastAsia"/>
-                <w:sz w:val="26"/>
-                <w:szCs w:val="26"/>
-              </w:rPr>
-              <w:t>상장 및 상금을 반환하여야 한다</w:t>
-            </w:r>
-            <w:r>
-              <w:rPr>
-                <w:rFonts w:ascii="맑은 고딕" w:eastAsia="맑은 고딕"/>
-                <w:sz w:val="26"/>
-                <w:szCs w:val="26"/>
-              </w:rPr>
-              <w:t>.</w:t>
-            </w:r>
-          </w:p>
-          <w:p>
-            <w:pPr>
-              <w:pStyle w:val="a3"/>
-              <w:spacing w:line="240" w:lineRule="auto"/>
+              <w:spacing w:line="240" w:lineRule="auto"/>
+              <w:jc w:val="both"/>
               <w:rPr>
                 <w:rFonts w:ascii="맑은 고딕" w:eastAsia="맑은 고딕"/>
                 <w:sz w:val="22"/>
@@ -4840,7 +6125,6 @@
           <w:p>
             <w:pPr>
               <w:pStyle w:val="a3"/>
-              <w:wordWrap/>
               <w:spacing w:line="240" w:lineRule="auto"/>
               <w:jc w:val="right"/>
               <w:rPr>
@@ -4850,7 +6134,9 @@
             </w:pPr>
             <w:r>
               <w:rPr>
-                <w:rFonts w:ascii="맑은 고딕" w:eastAsia="맑은 고딕"/>
+                <w:rFonts w:ascii="맑은 고딕" w:hAnsi="맑은 고딕" w:eastAsia="맑은 고딕" w:cs="맑은 고딕" w:hAnsiTheme="minorHAnsi" w:csTheme="minorBidi"/>
+                <w:color w:val="000000"/>
+                <w:kern w:val="2"/>
                 <w:sz w:val="26"/>
                 <w:szCs w:val="26"/>
               </w:rPr>
@@ -4858,7 +6144,9 @@
             </w:r>
             <w:r>
               <w:rPr>
-                <w:rFonts w:ascii="맑은 고딕" w:eastAsia="맑은 고딕" w:hint="eastAsia"/>
+                <w:rFonts w:ascii="맑은 고딕" w:hAnsi="맑은 고딕" w:eastAsia="맑은 고딕" w:cs="맑은 고딕" w:hAnsiTheme="minorHAnsi" w:csTheme="minorBidi"/>
+                <w:color w:val="000000"/>
+                <w:kern w:val="2"/>
                 <w:sz w:val="26"/>
                 <w:szCs w:val="26"/>
               </w:rPr>
@@ -4866,17 +6154,20 @@
             </w:r>
             <w:r>
               <w:rPr>
-                <w:rFonts w:ascii="맑은 고딕" w:eastAsia="맑은 고딕"/>
+                <w:rFonts w:ascii="맑은 고딕" w:hAnsi="맑은 고딕" w:eastAsia="맑은 고딕" w:cs="맑은 고딕" w:hAnsiTheme="minorHAnsi" w:csTheme="minorBidi"/>
+                <w:color w:val="000000"/>
+                <w:kern w:val="2"/>
                 <w:sz w:val="26"/>
                 <w:szCs w:val="26"/>
               </w:rPr>
-              <w:t>년     월     일</w:t>
-            </w:r>
-          </w:p>
-          <w:p>
-            <w:pPr>
-              <w:pStyle w:val="a3"/>
-              <w:spacing w:line="240" w:lineRule="auto"/>
+              <w:t xml:space="preserve">년     월     일</w:t>
+            </w:r>
+          </w:p>
+          <w:p>
+            <w:pPr>
+              <w:pStyle w:val="a3"/>
+              <w:spacing w:line="240" w:lineRule="auto"/>
+              <w:jc w:val="both"/>
               <w:rPr>
                 <w:rFonts w:ascii="맑은 고딕" w:eastAsia="맑은 고딕"/>
                 <w:sz w:val="22"/>
@@ -4887,7 +6178,6 @@
           <w:p>
             <w:pPr>
               <w:pStyle w:val="a3"/>
-              <w:wordWrap/>
               <w:spacing w:line="240" w:lineRule="auto"/>
               <w:jc w:val="right"/>
               <w:rPr>
@@ -4897,28 +6187,35 @@
             </w:pPr>
             <w:r>
               <w:rPr>
-                <w:rFonts w:ascii="맑은 고딕" w:eastAsia="맑은 고딕"/>
+                <w:rFonts w:ascii="맑은 고딕" w:hAnsi="맑은 고딕" w:eastAsia="맑은 고딕" w:cs="맑은 고딕" w:hAnsiTheme="minorHAnsi" w:csTheme="minorBidi"/>
                 <w:b/>
+                <w:bCs/>
+                <w:color w:val="000000"/>
+                <w:kern w:val="2"/>
                 <w:sz w:val="34"/>
                 <w:szCs w:val="34"/>
               </w:rPr>
               <w:t xml:space="preserve">한국기술교육대학교 </w:t>
             </w:r>
-            <w:proofErr w:type="spellStart"/>
-            <w:r>
-              <w:rPr>
-                <w:rFonts w:ascii="맑은 고딕" w:eastAsia="맑은 고딕"/>
+            <w:r>
+              <w:rPr>
+                <w:rFonts w:ascii="맑은 고딕" w:hAnsi="맑은 고딕" w:eastAsia="맑은 고딕" w:cs="맑은 고딕" w:hAnsiTheme="minorHAnsi" w:csTheme="minorBidi"/>
                 <w:b/>
+                <w:bCs/>
+                <w:color w:val="000000"/>
+                <w:kern w:val="2"/>
                 <w:sz w:val="34"/>
                 <w:szCs w:val="34"/>
               </w:rPr>
               <w:t>직업능력심사평가원장</w:t>
             </w:r>
-            <w:proofErr w:type="spellEnd"/>
-            <w:r>
-              <w:rPr>
-                <w:rFonts w:ascii="맑은 고딕" w:eastAsia="맑은 고딕"/>
+            <w:r>
+              <w:rPr>
+                <w:rFonts w:ascii="맑은 고딕" w:hAnsi="맑은 고딕" w:eastAsia="맑은 고딕" w:cs="맑은 고딕" w:hAnsiTheme="minorHAnsi" w:csTheme="minorBidi"/>
                 <w:b/>
+                <w:bCs/>
+                <w:color w:val="000000"/>
+                <w:kern w:val="2"/>
                 <w:sz w:val="34"/>
                 <w:szCs w:val="34"/>
               </w:rPr>
@@ -4931,6 +6228,7 @@
     <w:p>
       <w:pPr>
         <w:pStyle w:val="a3"/>
+        <w:jc w:val="both"/>
       </w:pPr>
     </w:p>
     <w:sectPr>
@@ -4940,7 +6238,6 @@
       </w:endnotePr>
       <w:pgSz w:w="11906" w:h="16838"/>
       <w:pgMar w:top="1190" w:right="1134" w:bottom="1190" w:left="1134" w:header="624" w:footer="567" w:gutter="0"/>
-      <w:cols w:space="0"/>
     </w:sectPr>
   </w:body>
 </w:document>
@@ -4997,7 +6294,7 @@
 </file>
 
 <file path=word/header1.xml><?xml version="1.0" encoding="utf-8"?>
-<w:hdr xmlns:wpc="http://schemas.microsoft.com/office/word/2010/wordprocessingCanvas" xmlns:cx="http://schemas.microsoft.com/office/drawing/2014/chartex" xmlns:cx1="http://schemas.microsoft.com/office/drawing/2015/9/8/chartex" xmlns:cx2="http://schemas.microsoft.com/office/drawing/2015/10/21/chartex" xmlns:cx3="http://schemas.microsoft.com/office/drawing/2016/5/9/chartex" xmlns:cx4="http://schemas.microsoft.com/office/drawing/2016/5/10/chartex" xmlns:cx5="http://schemas.microsoft.com/office/drawing/2016/5/11/chartex" xmlns:cx6="http://schemas.microsoft.com/office/drawing/2016/5/12/chartex" xmlns:cx7="http://schemas.microsoft.com/office/drawing/2016/5/13/chartex" xmlns:cx8="http://schemas.microsoft.com/office/drawing/2016/5/14/chartex" xmlns:mc="http://schemas.openxmlformats.org/markup-compatibility/2006" xmlns:aink="http://schemas.microsoft.com/office/drawing/2016/ink" xmlns:am3d="http://schemas.microsoft.com/office/drawing/2017/model3d" xmlns:o="urn:schemas-microsoft-com:office:office" xmlns:oel="http://schemas.microsoft.com/office/2019/extlst" xmlns:r="http://schemas.openxmlformats.org/officeDocument/2006/relationships" xmlns:m="http://schemas.openxmlformats.org/officeDocument/2006/math" xmlns:v="urn:schemas-microsoft-com:vml" xmlns:wp14="http://schemas.microsoft.com/office/word/2010/wordprocessingDrawing" xmlns:wp="http://schemas.openxmlformats.org/drawingml/2006/wordprocessingDrawing" xmlns:w10="urn:schemas-microsoft-com:office:word" xmlns:w="http://schemas.openxmlformats.org/wordprocessingml/2006/main" xmlns:w14="http://schemas.microsoft.com/office/word/2010/wordml" xmlns:w15="http://schemas.microsoft.com/office/word/2012/wordml" xmlns:w16cex="http://schemas.microsoft.com/office/word/2018/wordml/cex" xmlns:w16cid="http://schemas.microsoft.com/office/word/2016/wordml/cid" xmlns:w16="http://schemas.microsoft.com/office/word/2018/wordml" xmlns:w16du="http://schemas.microsoft.com/office/word/2023/wordml/word16du" xmlns:w16sdtdh="http://schemas.microsoft.com/office/word/2020/wordml/sdtdatahash" xmlns:w16sdtfl="http://schemas.microsoft.com/office/word/2024/wordml/sdtformatlock" xmlns:w16se="http://schemas.microsoft.com/office/word/2015/wordml/symex" xmlns:wpg="http://schemas.microsoft.com/office/word/2010/wordprocessingGroup" xmlns:wpi="http://schemas.microsoft.com/office/word/2010/wordprocessingInk" xmlns:wne="http://schemas.microsoft.com/office/word/2006/wordml" xmlns:wps="http://schemas.microsoft.com/office/word/2010/wordprocessingShape" mc:Ignorable="w14 w15 w16se w16cid w16 w16cex w16sdtdh w16sdtfl w16du wp14">
+<w:hdr xmlns:wpc="http://schemas.microsoft.com/office/word/2010/wordprocessingCanvas" xmlns:mc="http://schemas.openxmlformats.org/markup-compatibility/2006" xmlns:o="urn:schemas-microsoft-com:office:office" xmlns:r="http://schemas.openxmlformats.org/officeDocument/2006/relationships" xmlns:m="http://schemas.openxmlformats.org/officeDocument/2006/math" xmlns:v="urn:schemas-microsoft-com:vml" xmlns:wp14="http://schemas.microsoft.com/office/word/2010/wordprocessingDrawing" xmlns:wp="http://schemas.openxmlformats.org/drawingml/2006/wordprocessingDrawing" xmlns:w10="urn:schemas-microsoft-com:office:word" xmlns:w="http://schemas.openxmlformats.org/wordprocessingml/2006/main" xmlns:w14="http://schemas.microsoft.com/office/word/2010/wordml" xmlns:w15="http://schemas.microsoft.com/office/word/2012/wordml" xmlns:w16se="http://schemas.microsoft.com/office/word/2015/wordml/symex" xmlns:w16cid="http://schemas.microsoft.com/office/word/2016/wordml/cid" xmlns:w16="http://schemas.microsoft.com/office/word/2018/wordml" xmlns:w16cex="http://schemas.microsoft.com/office/word/2018/wordml/cex" xmlns:w16sdtdh="http://schemas.microsoft.com/office/word/2020/wordml/sdtdatahash" xmlns:wne="http://schemas.microsoft.com/office/word/2006/wordml" xmlns:wpg="http://schemas.microsoft.com/office/word/2010/wordprocessingGroup" xmlns:wps="http://schemas.microsoft.com/office/word/2010/wordprocessingShape">
   <w:p>
     <w:pPr>
       <w:pStyle w:val="a3"/>
